--- a/Documents/2021-rag.docx
+++ b/Documents/2021-rag.docx
@@ -4,30 +4,6 @@
   <w:body>
     <w:p>
       <w:pPr>
-        <w:pStyle w:val="Heading1"/>
-        <w:pBdr>
-          <w:top w:space="0" w:sz="0" w:val="nil"/>
-          <w:left w:space="0" w:sz="0" w:val="nil"/>
-          <w:bottom w:space="0" w:sz="0" w:val="nil"/>
-          <w:right w:space="0" w:sz="0" w:val="nil"/>
-          <w:between w:space="0" w:sz="0" w:val="nil"/>
-        </w:pBdr>
-        <w:shd w:fill="auto" w:val="clear"/>
-        <w:spacing w:before="0" w:line="275.9999942779541" w:lineRule="auto"/>
-        <w:rPr>
-          <w:rFonts w:ascii="Google Sans" w:cs="Google Sans" w:eastAsia="Google Sans" w:hAnsi="Google Sans"/>
-        </w:rPr>
-      </w:pPr>
-      <w:r>
-        <w:rPr>
-          <w:rFonts w:ascii="Google Sans" w:cs="Google Sans" w:eastAsia="Google Sans" w:hAnsi="Google Sans"/>
-          <w:rtl w:val="0"/>
-        </w:rPr>
-        <w:t xml:space="preserve">Estrazione Cronologica delle Anomalie del Sistema Intralogistico</w:t>
-      </w:r>
-    </w:p>
-    <w:p>
-      <w:pPr>
         <w:numPr>
           <w:ilvl w:val="0"/>
           <w:numId w:val="1"/>
@@ -414,7 +390,7 @@
       <w:pPr>
         <w:numPr>
           <w:ilvl w:val="1"/>
-          <w:numId w:val="46"/>
+          <w:numId w:val="45"/>
         </w:numPr>
         <w:pBdr>
           <w:top w:space="0" w:sz="0" w:val="nil"/>
@@ -442,6 +418,147 @@
           <w:rtl w:val="0"/>
         </w:rPr>
         <w:t xml:space="preserve"> WAMAS / Routing</w:t>
+      </w:r>
+    </w:p>
+    <w:p>
+      <w:pPr>
+        <w:numPr>
+          <w:ilvl w:val="1"/>
+          <w:numId w:val="45"/>
+        </w:numPr>
+        <w:pBdr>
+          <w:top w:space="0" w:sz="0" w:val="nil"/>
+          <w:left w:space="0" w:sz="0" w:val="nil"/>
+          <w:bottom w:space="0" w:sz="0" w:val="nil"/>
+          <w:right w:space="0" w:sz="0" w:val="nil"/>
+          <w:between w:space="0" w:sz="0" w:val="nil"/>
+        </w:pBdr>
+        <w:shd w:fill="auto" w:val="clear"/>
+        <w:spacing w:line="275.9999942779541" w:lineRule="auto"/>
+        <w:ind w:left="1200" w:hanging="360"/>
+      </w:pPr>
+      <w:r>
+        <w:rPr>
+          <w:rFonts w:ascii="Google Sans" w:cs="Google Sans" w:eastAsia="Google Sans" w:hAnsi="Google Sans"/>
+          <w:b w:val="1"/>
+          <w:bCs w:val="1"/>
+          <w:rtl w:val="0"/>
+        </w:rPr>
+        <w:t xml:space="preserve">Descrizione del Problema:</w:t>
+      </w:r>
+      <w:r>
+        <w:rPr>
+          <w:rFonts w:ascii="Google Sans" w:cs="Google Sans" w:eastAsia="Google Sans" w:hAnsi="Google Sans"/>
+          <w:rtl w:val="0"/>
+        </w:rPr>
+        <w:t xml:space="preserve"> I pallet svuotati e dichiarati come "F" (Foiled - fasciati) venivano illogicamente reimmessi e catapultati nel flusso produttivo vitale, anziché essere parcheggiati nella stasi di polmone della zona Buffer (S46).</w:t>
+      </w:r>
+    </w:p>
+    <w:p>
+      <w:pPr>
+        <w:numPr>
+          <w:ilvl w:val="1"/>
+          <w:numId w:val="45"/>
+        </w:numPr>
+        <w:pBdr>
+          <w:top w:space="0" w:sz="0" w:val="nil"/>
+          <w:left w:space="0" w:sz="0" w:val="nil"/>
+          <w:bottom w:space="0" w:sz="0" w:val="nil"/>
+          <w:right w:space="0" w:sz="0" w:val="nil"/>
+          <w:between w:space="0" w:sz="0" w:val="nil"/>
+        </w:pBdr>
+        <w:shd w:fill="auto" w:val="clear"/>
+        <w:spacing w:line="275.9999942779541" w:lineRule="auto"/>
+        <w:ind w:left="1200" w:hanging="360"/>
+      </w:pPr>
+      <w:r>
+        <w:rPr>
+          <w:rFonts w:ascii="Google Sans" w:cs="Google Sans" w:eastAsia="Google Sans" w:hAnsi="Google Sans"/>
+          <w:b w:val="1"/>
+          <w:bCs w:val="1"/>
+          <w:rtl w:val="0"/>
+        </w:rPr>
+        <w:t xml:space="preserve">Causa Radice:</w:t>
+      </w:r>
+      <w:r>
+        <w:rPr>
+          <w:rFonts w:ascii="Google Sans" w:cs="Google Sans" w:eastAsia="Google Sans" w:hAnsi="Google Sans"/>
+          <w:rtl w:val="0"/>
+        </w:rPr>
+        <w:t xml:space="preserve"> Un bug di regressione nel codice (segnalato come Issue JIRA D122): la sub-routine azionata dal pulsante "release source LU" non eseguiva il filtraggio corretto sulle entità prive di stock se queste erano diverse dal tipo standard "D", lasciandole vagare nel sistema.</w:t>
+      </w:r>
+    </w:p>
+    <w:p>
+      <w:pPr>
+        <w:numPr>
+          <w:ilvl w:val="1"/>
+          <w:numId w:val="45"/>
+        </w:numPr>
+        <w:pBdr>
+          <w:top w:space="0" w:sz="0" w:val="nil"/>
+          <w:left w:space="0" w:sz="0" w:val="nil"/>
+          <w:bottom w:space="0" w:sz="0" w:val="nil"/>
+          <w:right w:space="0" w:sz="0" w:val="nil"/>
+          <w:between w:space="0" w:sz="0" w:val="nil"/>
+        </w:pBdr>
+        <w:shd w:fill="auto" w:val="clear"/>
+        <w:spacing w:line="275.9999942779541" w:lineRule="auto"/>
+        <w:ind w:left="1200" w:hanging="360"/>
+      </w:pPr>
+      <w:r>
+        <w:rPr>
+          <w:rFonts w:ascii="Google Sans" w:cs="Google Sans" w:eastAsia="Google Sans" w:hAnsi="Google Sans"/>
+          <w:b w:val="1"/>
+          <w:bCs w:val="1"/>
+          <w:rtl w:val="0"/>
+        </w:rPr>
+        <w:t xml:space="preserve">Soluzione o Workaround:</w:t>
+      </w:r>
+      <w:r>
+        <w:rPr>
+          <w:rFonts w:ascii="Google Sans" w:cs="Google Sans" w:eastAsia="Google Sans" w:hAnsi="Google Sans"/>
+          <w:rtl w:val="0"/>
+        </w:rPr>
+        <w:t xml:space="preserve"> In attesa del rilascio di una patch software, è stato istituito l'obbligo temporaneo per gli operatori di spuntare esplicitamente un flag "pallet realmente vuoto" prima della validazione a sistema.</w:t>
+      </w:r>
+      <w:r>
+        <w:rPr>
+          <w:rtl w:val="0"/>
+        </w:rPr>
+      </w:r>
+    </w:p>
+    <w:p>
+      <w:pPr>
+        <w:numPr>
+          <w:ilvl w:val="0"/>
+          <w:numId w:val="1"/>
+        </w:numPr>
+        <w:pBdr>
+          <w:top w:space="0" w:sz="0" w:val="nil"/>
+          <w:left w:space="0" w:sz="0" w:val="nil"/>
+          <w:bottom w:space="0" w:sz="0" w:val="nil"/>
+          <w:right w:space="0" w:sz="0" w:val="nil"/>
+          <w:between w:space="0" w:sz="0" w:val="nil"/>
+        </w:pBdr>
+        <w:shd w:fill="auto" w:val="clear"/>
+        <w:spacing w:line="275.9999942779541" w:lineRule="auto"/>
+        <w:ind w:left="600" w:hanging="360"/>
+      </w:pPr>
+      <w:r>
+        <w:rPr>
+          <w:rFonts w:ascii="Google Sans" w:cs="Google Sans" w:eastAsia="Google Sans" w:hAnsi="Google Sans"/>
+          <w:b w:val="1"/>
+          <w:bCs w:val="1"/>
+          <w:rtl w:val="0"/>
+        </w:rPr>
+        <w:t xml:space="preserve">Data:</w:t>
+      </w:r>
+      <w:r>
+        <w:rPr>
+          <w:rFonts w:ascii="Google Sans" w:cs="Google Sans" w:eastAsia="Google Sans" w:hAnsi="Google Sans"/>
+          <w:rtl w:val="0"/>
+        </w:rPr>
+        <w:t xml:space="preserve"> 25/06/21</w:t>
       </w:r>
     </w:p>
     <w:p>
@@ -468,14 +585,14 @@
           <w:bCs w:val="1"/>
           <w:rtl w:val="0"/>
         </w:rPr>
-        <w:t xml:space="preserve">Descrizione del Problema:</w:t>
-      </w:r>
-      <w:r>
-        <w:rPr>
-          <w:rFonts w:ascii="Google Sans" w:cs="Google Sans" w:eastAsia="Google Sans" w:hAnsi="Google Sans"/>
-          <w:rtl w:val="0"/>
-        </w:rPr>
-        <w:t xml:space="preserve"> I pallet svuotati e dichiarati come "F" (Foiled - fasciati) venivano illogicamente reimmessi e catapultati nel flusso produttivo vitale, anziché essere parcheggiati nella stasi di polmone della zona Buffer (S46).</w:t>
+        <w:t xml:space="preserve">Sottosistema:</w:t>
+      </w:r>
+      <w:r>
+        <w:rPr>
+          <w:rFonts w:ascii="Google Sans" w:cs="Google Sans" w:eastAsia="Google Sans" w:hAnsi="Google Sans"/>
+          <w:rtl w:val="0"/>
+        </w:rPr>
+        <w:t xml:space="preserve"> Transelevatori (Cranes 1-8)</w:t>
       </w:r>
     </w:p>
     <w:p>
@@ -502,14 +619,14 @@
           <w:bCs w:val="1"/>
           <w:rtl w:val="0"/>
         </w:rPr>
-        <w:t xml:space="preserve">Causa Radice:</w:t>
-      </w:r>
-      <w:r>
-        <w:rPr>
-          <w:rFonts w:ascii="Google Sans" w:cs="Google Sans" w:eastAsia="Google Sans" w:hAnsi="Google Sans"/>
-          <w:rtl w:val="0"/>
-        </w:rPr>
-        <w:t xml:space="preserve"> Un bug di regressione nel codice (segnalato come Issue JIRA D122): la sub-routine azionata dal pulsante "release source LU" non eseguiva il filtraggio corretto sulle entità prive di stock se queste erano diverse dal tipo standard "D", lasciandole vagare nel sistema.</w:t>
+        <w:t xml:space="preserve">Descrizione del Problema:</w:t>
+      </w:r>
+      <w:r>
+        <w:rPr>
+          <w:rFonts w:ascii="Google Sans" w:cs="Google Sans" w:eastAsia="Google Sans" w:hAnsi="Google Sans"/>
+          <w:rtl w:val="0"/>
+        </w:rPr>
+        <w:t xml:space="preserve"> Arresto d'emergenza brutale e simultaneo per ben otto transelevatori dell'High Bay Warehouse. Alla ripartenza, la Crane 1 ha fallito i break-test automatici a bordo, costringendo il WMS a limitarne permanentemente la velocità operativa al 70%.</w:t>
       </w:r>
     </w:p>
     <w:p>
@@ -536,6 +653,40 @@
           <w:bCs w:val="1"/>
           <w:rtl w:val="0"/>
         </w:rPr>
+        <w:t xml:space="preserve">Causa Radice:</w:t>
+      </w:r>
+      <w:r>
+        <w:rPr>
+          <w:rFonts w:ascii="Google Sans" w:cs="Google Sans" w:eastAsia="Google Sans" w:hAnsi="Google Sans"/>
+          <w:rtl w:val="0"/>
+        </w:rPr>
+        <w:t xml:space="preserve"> Un buco di tensione rapidissimo (perdita di fase esterna sulla rete 3L+N+PE). La transitorietà del calo ha impedito al sistema di cogenerazione navale (backup) di ingaggiarsi in tempo, facendo scattare i relè di autoprotezione dei delicati inverter delle gru, desincronizzando al contempo i complessi encoder ottici di posizione.</w:t>
+      </w:r>
+    </w:p>
+    <w:p>
+      <w:pPr>
+        <w:numPr>
+          <w:ilvl w:val="1"/>
+          <w:numId w:val="46"/>
+        </w:numPr>
+        <w:pBdr>
+          <w:top w:space="0" w:sz="0" w:val="nil"/>
+          <w:left w:space="0" w:sz="0" w:val="nil"/>
+          <w:bottom w:space="0" w:sz="0" w:val="nil"/>
+          <w:right w:space="0" w:sz="0" w:val="nil"/>
+          <w:between w:space="0" w:sz="0" w:val="nil"/>
+        </w:pBdr>
+        <w:shd w:fill="auto" w:val="clear"/>
+        <w:spacing w:line="275.9999942779541" w:lineRule="auto"/>
+        <w:ind w:left="1200" w:hanging="360"/>
+      </w:pPr>
+      <w:r>
+        <w:rPr>
+          <w:rFonts w:ascii="Google Sans" w:cs="Google Sans" w:eastAsia="Google Sans" w:hAnsi="Google Sans"/>
+          <w:b w:val="1"/>
+          <w:bCs w:val="1"/>
+          <w:rtl w:val="0"/>
+        </w:rPr>
         <w:t xml:space="preserve">Soluzione o Workaround:</w:t>
       </w:r>
       <w:r>
@@ -543,7 +694,7 @@
           <w:rFonts w:ascii="Google Sans" w:cs="Google Sans" w:eastAsia="Google Sans" w:hAnsi="Google Sans"/>
           <w:rtl w:val="0"/>
         </w:rPr>
-        <w:t xml:space="preserve"> In attesa del rilascio di una patch software, è stato istituito l'obbligo temporaneo per gli operatori di spuntare esplicitamente un flag "pallet realmente vuoto" prima della validazione a sistema.</w:t>
+        <w:t xml:space="preserve"> Spegnimento profondo di tutte le macchine, accensione a freddo e completamento manuale della "routine di ascensione" per ripristinare le tarature e forzare il superamento del test dei freni.</w:t>
       </w:r>
       <w:r>
         <w:rPr>
@@ -582,7 +733,7 @@
           <w:rFonts w:ascii="Google Sans" w:cs="Google Sans" w:eastAsia="Google Sans" w:hAnsi="Google Sans"/>
           <w:rtl w:val="0"/>
         </w:rPr>
-        <w:t xml:space="preserve"> 25/06/21</w:t>
+        <w:t xml:space="preserve"> 28/06/21</w:t>
       </w:r>
     </w:p>
     <w:p>
@@ -616,7 +767,7 @@
           <w:rFonts w:ascii="Google Sans" w:cs="Google Sans" w:eastAsia="Google Sans" w:hAnsi="Google Sans"/>
           <w:rtl w:val="0"/>
         </w:rPr>
-        <w:t xml:space="preserve"> Transelevatori (Cranes 1-8)</w:t>
+        <w:t xml:space="preserve"> Logica / Convogliatori (CTOP)</w:t>
       </w:r>
     </w:p>
     <w:p>
@@ -650,7 +801,7 @@
           <w:rFonts w:ascii="Google Sans" w:cs="Google Sans" w:eastAsia="Google Sans" w:hAnsi="Google Sans"/>
           <w:rtl w:val="0"/>
         </w:rPr>
-        <w:t xml:space="preserve"> Arresto d'emergenza brutale e simultaneo per ben otto transelevatori dell'High Bay Warehouse. Alla ripartenza, la Crane 1 ha fallito i break-test automatici a bordo, costringendo il WMS a limitarne permanentemente la velocità operativa al 70%.</w:t>
+        <w:t xml:space="preserve"> Un ordine di trasporto si è bloccato al 55%. WAMAS considerava il pallet 59982589 giunto sulla catenaria CU044, ma fisicamente l'oggetto era bloccato in salita sul sollevatore precedente (CU043). Si tratta del fenomeno delle "occupazioni fantasma", nocivo per l'Overall Equipment Effectiveness (OEE).</w:t>
       </w:r>
     </w:p>
     <w:p>
@@ -684,7 +835,23 @@
           <w:rFonts w:ascii="Google Sans" w:cs="Google Sans" w:eastAsia="Google Sans" w:hAnsi="Google Sans"/>
           <w:rtl w:val="0"/>
         </w:rPr>
-        <w:t xml:space="preserve"> Un buco di tensione rapidissimo (perdita di fase esterna sulla rete 3L+N+PE). La transitorietà del calo ha impedito al sistema di cogenerazione navale (backup) di ingaggiarsi in tempo, facendo scattare i relè di autoprotezione dei delicati inverter delle gru, desincronizzando al contempo i complessi encoder ottici di posizione.</w:t>
+        <w:t xml:space="preserve"> Un micro-blocco meccanico del convogliatore, non letto come errore dal PLC, ha ingannato il WMS, che ha promosso l'avanzamento logico del task senza la conferma del trigger fisico di arrivo. Assenza di un meccanismo di </w:t>
+      </w:r>
+      <w:r>
+        <w:rPr>
+          <w:rFonts w:ascii="Google Sans" w:cs="Google Sans" w:eastAsia="Google Sans" w:hAnsi="Google Sans"/>
+          <w:i w:val="1"/>
+          <w:iCs w:val="1"/>
+          <w:rtl w:val="0"/>
+        </w:rPr>
+        <w:t xml:space="preserve">rollback</w:t>
+      </w:r>
+      <w:r>
+        <w:rPr>
+          <w:rFonts w:ascii="Google Sans" w:cs="Google Sans" w:eastAsia="Google Sans" w:hAnsi="Google Sans"/>
+          <w:rtl w:val="0"/>
+        </w:rPr>
+        <w:t xml:space="preserve"> robusto tra WAMAS e MFS.</w:t>
       </w:r>
     </w:p>
     <w:p>
@@ -718,7 +885,7 @@
           <w:rFonts w:ascii="Google Sans" w:cs="Google Sans" w:eastAsia="Google Sans" w:hAnsi="Google Sans"/>
           <w:rtl w:val="0"/>
         </w:rPr>
-        <w:t xml:space="preserve"> Spegnimento profondo di tutte le macchine, accensione a freddo e completamento manuale della "routine di ascensione" per ripristinare le tarature e forzare il superamento del test dei freni.</w:t>
+        <w:t xml:space="preserve"> Intervento invasivo in interfaccia di basso livello CTOP: soppressione della falsa traccia sul sollevatore CU043, forzatura dell'occupazione logica su CU044 in posizione 1, e reset dell'ordine nella maschera MF200.</w:t>
       </w:r>
       <w:r>
         <w:rPr>
@@ -757,7 +924,7 @@
           <w:rFonts w:ascii="Google Sans" w:cs="Google Sans" w:eastAsia="Google Sans" w:hAnsi="Google Sans"/>
           <w:rtl w:val="0"/>
         </w:rPr>
-        <w:t xml:space="preserve"> 28/06/21</w:t>
+        <w:t xml:space="preserve"> 29/06/21</w:t>
       </w:r>
     </w:p>
     <w:p>
@@ -791,7 +958,7 @@
           <w:rFonts w:ascii="Google Sans" w:cs="Google Sans" w:eastAsia="Google Sans" w:hAnsi="Google Sans"/>
           <w:rtl w:val="0"/>
         </w:rPr>
-        <w:t xml:space="preserve"> Logica / Convogliatori (CTOP)</w:t>
+        <w:t xml:space="preserve"> Destacker D / WAMAS</w:t>
       </w:r>
     </w:p>
     <w:p>
@@ -825,7 +992,7 @@
           <w:rFonts w:ascii="Google Sans" w:cs="Google Sans" w:eastAsia="Google Sans" w:hAnsi="Google Sans"/>
           <w:rtl w:val="0"/>
         </w:rPr>
-        <w:t xml:space="preserve"> Un ordine di trasporto si è bloccato al 55%. WAMAS considerava il pallet 59982589 giunto sulla catenaria CU044, ma fisicamente l'oggetto era bloccato in salita sul sollevatore precedente (CU043). Si tratta del fenomeno delle "occupazioni fantasma", nocivo per l'Overall Equipment Effectiveness (OEE).</w:t>
+        <w:t xml:space="preserve"> La macchina destacker (sfogliatrice di pallet) andava in blocco di autotutela. Fisicamente era del tutto priva di pallet, ma il database WAMAS segnalava una capienza colma, riportando due "pallet logici" residenti al suo interno.</w:t>
       </w:r>
     </w:p>
     <w:p>
@@ -859,23 +1026,7 @@
           <w:rFonts w:ascii="Google Sans" w:cs="Google Sans" w:eastAsia="Google Sans" w:hAnsi="Google Sans"/>
           <w:rtl w:val="0"/>
         </w:rPr>
-        <w:t xml:space="preserve"> Un micro-blocco meccanico del convogliatore, non letto come errore dal PLC, ha ingannato il WMS, che ha promosso l'avanzamento logico del task senza la conferma del trigger fisico di arrivo. Assenza di un meccanismo di </w:t>
-      </w:r>
-      <w:r>
-        <w:rPr>
-          <w:rFonts w:ascii="Google Sans" w:cs="Google Sans" w:eastAsia="Google Sans" w:hAnsi="Google Sans"/>
-          <w:i w:val="1"/>
-          <w:iCs w:val="1"/>
-          <w:rtl w:val="0"/>
-        </w:rPr>
-        <w:t xml:space="preserve">rollback</w:t>
-      </w:r>
-      <w:r>
-        <w:rPr>
-          <w:rFonts w:ascii="Google Sans" w:cs="Google Sans" w:eastAsia="Google Sans" w:hAnsi="Google Sans"/>
-          <w:rtl w:val="0"/>
-        </w:rPr>
-        <w:t xml:space="preserve"> robusto tra WAMAS e MFS.</w:t>
+        <w:t xml:space="preserve"> Disallineamento creato da un utente che ha prelevato fisicamente le unità UDC con un mezzo senza effettuare la dichiarazione di scarico sul terminale WMS, rendendo l'occupazione nel database obsoleta ("fantasma").</w:t>
       </w:r>
     </w:p>
     <w:p>
@@ -909,7 +1060,7 @@
           <w:rFonts w:ascii="Google Sans" w:cs="Google Sans" w:eastAsia="Google Sans" w:hAnsi="Google Sans"/>
           <w:rtl w:val="0"/>
         </w:rPr>
-        <w:t xml:space="preserve"> Intervento invasivo in interfaccia di basso livello CTOP: soppressione della falsa traccia sul sollevatore CU043, forzatura dell'occupazione logica su CU044 in posizione 1, e reset dell'ordine nella maschera MF200.</w:t>
+        <w:t xml:space="preserve"> Cancellazione manuale (abbattimento) degli ID logici dei due pallet nell'interfaccia WMS e contemporaneo "flush" (pulizia/spurgo) della memoria cache volatile del controller PLC locale.</w:t>
       </w:r>
       <w:r>
         <w:rPr>
@@ -948,7 +1099,7 @@
           <w:rFonts w:ascii="Google Sans" w:cs="Google Sans" w:eastAsia="Google Sans" w:hAnsi="Google Sans"/>
           <w:rtl w:val="0"/>
         </w:rPr>
-        <w:t xml:space="preserve"> 29/06/21</w:t>
+        <w:t xml:space="preserve"> 30/06/21</w:t>
       </w:r>
     </w:p>
     <w:p>
@@ -982,7 +1133,7 @@
           <w:rFonts w:ascii="Google Sans" w:cs="Google Sans" w:eastAsia="Google Sans" w:hAnsi="Google Sans"/>
           <w:rtl w:val="0"/>
         </w:rPr>
-        <w:t xml:space="preserve"> Destacker D / WAMAS</w:t>
+        <w:t xml:space="preserve"> AGV (ART) / Interfaccia Fisica</w:t>
       </w:r>
     </w:p>
     <w:p>
@@ -1016,7 +1167,7 @@
           <w:rFonts w:ascii="Google Sans" w:cs="Google Sans" w:eastAsia="Google Sans" w:hAnsi="Google Sans"/>
           <w:rtl w:val="0"/>
         </w:rPr>
-        <w:t xml:space="preserve"> La macchina destacker (sfogliatrice di pallet) andava in blocco di autotutela. Fisicamente era del tutto priva di pallet, ma il database WAMAS segnalava una capienza colma, riportando due "pallet logici" residenti al suo interno.</w:t>
+        <w:t xml:space="preserve"> Nelle stazioni di presa (es. convogliatore CU375), i pallet di tipo D venivano regolarmente agganciati in modo scorretto, cadendo o venendo trascinati rovinosamente fuori dai rulli dalle forche dei veicoli robotizzati ART.</w:t>
       </w:r>
     </w:p>
     <w:p>
@@ -1050,7 +1201,7 @@
           <w:rFonts w:ascii="Google Sans" w:cs="Google Sans" w:eastAsia="Google Sans" w:hAnsi="Google Sans"/>
           <w:rtl w:val="0"/>
         </w:rPr>
-        <w:t xml:space="preserve"> Disallineamento creato da un utente che ha prelevato fisicamente le unità UDC con un mezzo senza effettuare la dichiarazione di scarico sul terminale WMS, rendendo l'occupazione nel database obsoleta ("fantasma").</w:t>
+        <w:t xml:space="preserve"> Incompatibilità geometrica non considerata nel design: la base d'appoggio inferiore del pallet D è estremamente stretta. Le forche metalliche dell'ART, scendendo, urtavano contro le strutture in legno. L'assenza di tolleranze software più elastiche in WAMAS trasformava la variazione millimetrica in un fallimento macroscopico.</w:t>
       </w:r>
     </w:p>
     <w:p>
@@ -1084,7 +1235,7 @@
           <w:rFonts w:ascii="Google Sans" w:cs="Google Sans" w:eastAsia="Google Sans" w:hAnsi="Google Sans"/>
           <w:rtl w:val="0"/>
         </w:rPr>
-        <w:t xml:space="preserve"> Cancellazione manuale (abbattimento) degli ID logici dei due pallet nell'interfaccia WMS e contemporaneo "flush" (pulizia/spurgo) della memoria cache volatile del controller PLC locale.</w:t>
+        <w:t xml:space="preserve"> Modifica meccanica distruttiva (lavoro di flex/taglio): abbassamento e rimozione parziale della piastra frontale metallica dei convogliatori per concedere maggior margine d'escursione in discesa alle forche.</w:t>
       </w:r>
       <w:r>
         <w:rPr>
@@ -1123,7 +1274,7 @@
           <w:rFonts w:ascii="Google Sans" w:cs="Google Sans" w:eastAsia="Google Sans" w:hAnsi="Google Sans"/>
           <w:rtl w:val="0"/>
         </w:rPr>
-        <w:t xml:space="preserve"> 30/06/21</w:t>
+        <w:t xml:space="preserve"> 01/07/21</w:t>
       </w:r>
     </w:p>
     <w:p>
@@ -1157,7 +1308,7 @@
           <w:rFonts w:ascii="Google Sans" w:cs="Google Sans" w:eastAsia="Google Sans" w:hAnsi="Google Sans"/>
           <w:rtl w:val="0"/>
         </w:rPr>
-        <w:t xml:space="preserve"> AGV (ART) / Interfaccia Fisica</w:t>
+        <w:t xml:space="preserve"> Transelevatore 1 e 5</w:t>
       </w:r>
     </w:p>
     <w:p>
@@ -1191,7 +1342,7 @@
           <w:rFonts w:ascii="Google Sans" w:cs="Google Sans" w:eastAsia="Google Sans" w:hAnsi="Google Sans"/>
           <w:rtl w:val="0"/>
         </w:rPr>
-        <w:t xml:space="preserve"> Nelle stazioni di presa (es. convogliatore CU375), i pallet di tipo D venivano regolarmente agganciati in modo scorretto, cadendo o venendo trascinati rovinosamente fuori dai rulli dalle forche dei veicoli robotizzati ART.</w:t>
+        <w:t xml:space="preserve"> Sulle baie di prelievo CU193 e CU182, le gru andavano ciclicamente in eccezione con errore "Alignment timeout", bloccando il traffico e rifiutando categoricamente la presa dei carichi.</w:t>
       </w:r>
     </w:p>
     <w:p>
@@ -1225,7 +1376,7 @@
           <w:rFonts w:ascii="Google Sans" w:cs="Google Sans" w:eastAsia="Google Sans" w:hAnsi="Google Sans"/>
           <w:rtl w:val="0"/>
         </w:rPr>
-        <w:t xml:space="preserve"> Incompatibilità geometrica non considerata nel design: la base d'appoggio inferiore del pallet D è estremamente stretta. Le forche metalliche dell'ART, scendendo, urtavano contro le strutture in legno. L'assenza di tolleranze software più elastiche in WAMAS trasformava la variazione millimetrica in un fallimento macroscopico.</w:t>
+        <w:t xml:space="preserve"> Disallineamento fisico micrometrico: il pallet in legno di tipo B non andava a oscurare al millimetro il fascio della fotocellula, oppure non arrivava a toccare l'aletta gialla del fermo meccanico di battuta.</w:t>
       </w:r>
     </w:p>
     <w:p>
@@ -1259,7 +1410,7 @@
           <w:rFonts w:ascii="Google Sans" w:cs="Google Sans" w:eastAsia="Google Sans" w:hAnsi="Google Sans"/>
           <w:rtl w:val="0"/>
         </w:rPr>
-        <w:t xml:space="preserve"> Modifica meccanica distruttiva (lavoro di flex/taglio): abbassamento e rimozione parziale della piastra frontale metallica dei convogliatori per concedere maggior margine d'escursione in discesa alle forche.</w:t>
+        <w:t xml:space="preserve"> Vari tentativi di reset sul pannello di controllo a terra (Pult) abbinati a spinte manuali del pallet sulle catenarie di frazioni di centimetro per forzare il rilevamento del sensore.</w:t>
       </w:r>
       <w:r>
         <w:rPr>
@@ -1332,7 +1483,7 @@
           <w:rFonts w:ascii="Google Sans" w:cs="Google Sans" w:eastAsia="Google Sans" w:hAnsi="Google Sans"/>
           <w:rtl w:val="0"/>
         </w:rPr>
-        <w:t xml:space="preserve"> Transelevatore 1 e 5</w:t>
+        <w:t xml:space="preserve"> Transelevatore 5 / WAMAS</w:t>
       </w:r>
     </w:p>
     <w:p>
@@ -1366,7 +1517,7 @@
           <w:rFonts w:ascii="Google Sans" w:cs="Google Sans" w:eastAsia="Google Sans" w:hAnsi="Google Sans"/>
           <w:rtl w:val="0"/>
         </w:rPr>
-        <w:t xml:space="preserve"> Sulle baie di prelievo CU193 e CU182, le gru andavano ciclicamente in eccezione con errore "Alignment timeout", bloccando il traffico e rifiutando categoricamente la presa dei carichi.</w:t>
+        <w:t xml:space="preserve"> Il pallet 59849859 è scomparso improvvisamente dal database di stoccaggio (scaffali) e si è materializzato logicamente sul convogliatore CU182, benché fosse fisicamente introvabile.</w:t>
       </w:r>
     </w:p>
     <w:p>
@@ -1400,7 +1551,7 @@
           <w:rFonts w:ascii="Google Sans" w:cs="Google Sans" w:eastAsia="Google Sans" w:hAnsi="Google Sans"/>
           <w:rtl w:val="0"/>
         </w:rPr>
-        <w:t xml:space="preserve"> Disallineamento fisico micrometrico: il pallet in legno di tipo B non andava a oscurare al millimetro il fascio della fotocellula, oppure non arrivava a toccare l'aletta gialla del fermo meccanico di battuta.</w:t>
+        <w:t xml:space="preserve"> Il convogliatore non ha emesso il segnale di "avvenuta ricezione" (handshake mancato). Per evitare il blocco della gru, WAMAS ha applicato un failover automatico, riassegnando l'oggetto d'ufficio alla locazione presunta d'uscita.</w:t>
       </w:r>
     </w:p>
     <w:p>
@@ -1434,7 +1585,7 @@
           <w:rFonts w:ascii="Google Sans" w:cs="Google Sans" w:eastAsia="Google Sans" w:hAnsi="Google Sans"/>
           <w:rtl w:val="0"/>
         </w:rPr>
-        <w:t xml:space="preserve"> Vari tentativi di reset sul pannello di controllo a terra (Pult) abbinati a spinte manuali del pallet sulle catenarie di frazioni di centimetro per forzare il rilevamento del sensore.</w:t>
+        <w:t xml:space="preserve"> Ricerca fisica a vista del pallet nell'impianto, seguita dalla rimozione del blocco software (rack lock) applicato per cautela sulla cella vuota, e successivo riposizionamento nel DB.</w:t>
       </w:r>
       <w:r>
         <w:rPr>
@@ -1507,7 +1658,7 @@
           <w:rFonts w:ascii="Google Sans" w:cs="Google Sans" w:eastAsia="Google Sans" w:hAnsi="Google Sans"/>
           <w:rtl w:val="0"/>
         </w:rPr>
-        <w:t xml:space="preserve"> Transelevatore 5 / WAMAS</w:t>
+        <w:t xml:space="preserve"> WAMAS / Modulo Qualità</w:t>
       </w:r>
     </w:p>
     <w:p>
@@ -1541,7 +1692,7 @@
           <w:rFonts w:ascii="Google Sans" w:cs="Google Sans" w:eastAsia="Google Sans" w:hAnsi="Google Sans"/>
           <w:rtl w:val="0"/>
         </w:rPr>
-        <w:t xml:space="preserve"> Il pallet 59849859 è scomparso improvvisamente dal database di stoccaggio (scaffali) e si è materializzato logicamente sul convogliatore CU182, benché fosse fisicamente introvabile.</w:t>
+        <w:t xml:space="preserve"> Il grande ordine di prelievo OBD0000212476 falliva sistematicamente il lancio, restando intrappolato in un loop permanente con dicitura "wait for picking approval", paralizzando la spedizione.</w:t>
       </w:r>
     </w:p>
     <w:p>
@@ -1575,7 +1726,7 @@
           <w:rFonts w:ascii="Google Sans" w:cs="Google Sans" w:eastAsia="Google Sans" w:hAnsi="Google Sans"/>
           <w:rtl w:val="0"/>
         </w:rPr>
-        <w:t xml:space="preserve"> Il convogliatore non ha emesso il segnale di "avvenuta ricezione" (handshake mancato). Per evitare il blocco della gru, WAMAS ha applicato un failover automatico, riassegnando l'oggetto d'ufficio alla locazione presunta d'uscita.</w:t>
+        <w:t xml:space="preserve"> Le unità di carico in legno (pallet) associate a tale ordine presentavano un "flag logico di anomalia qualitativa" (errori pendenti irrisolti). L'algoritmo impedisce la chiusura finché tali unità risiedono in zone non robotizzate o non sanate.</w:t>
       </w:r>
     </w:p>
     <w:p>
@@ -1609,7 +1760,7 @@
           <w:rFonts w:ascii="Google Sans" w:cs="Google Sans" w:eastAsia="Google Sans" w:hAnsi="Google Sans"/>
           <w:rtl w:val="0"/>
         </w:rPr>
-        <w:t xml:space="preserve"> Ricerca fisica a vista del pallet nell'impianto, seguita dalla rimozione del blocco software (rack lock) applicato per cautela sulla cella vuota, e successivo riposizionamento nel DB.</w:t>
+        <w:t xml:space="preserve"> Utilizzo dell'interfaccia WAMAS SM023 per rimuovere manualmente i flag invalidanti d'errore e forzare il trasferimento logico delle unità in area abilitata ("resolving errors"), sbloccando così l'avanzamento.</w:t>
       </w:r>
       <w:r>
         <w:rPr>
@@ -1648,7 +1799,7 @@
           <w:rFonts w:ascii="Google Sans" w:cs="Google Sans" w:eastAsia="Google Sans" w:hAnsi="Google Sans"/>
           <w:rtl w:val="0"/>
         </w:rPr>
-        <w:t xml:space="preserve"> 01/07/21</w:t>
+        <w:t xml:space="preserve"> 02/07/21</w:t>
       </w:r>
     </w:p>
     <w:p>
@@ -1682,7 +1833,7 @@
           <w:rFonts w:ascii="Google Sans" w:cs="Google Sans" w:eastAsia="Google Sans" w:hAnsi="Google Sans"/>
           <w:rtl w:val="0"/>
         </w:rPr>
-        <w:t xml:space="preserve"> WAMAS / Modulo Qualità</w:t>
+        <w:t xml:space="preserve"> WAMAS / Logica di Posizionamento</w:t>
       </w:r>
     </w:p>
     <w:p>
@@ -1716,7 +1867,7 @@
           <w:rFonts w:ascii="Google Sans" w:cs="Google Sans" w:eastAsia="Google Sans" w:hAnsi="Google Sans"/>
           <w:rtl w:val="0"/>
         </w:rPr>
-        <w:t xml:space="preserve"> Il grande ordine di prelievo OBD0000212476 falliva sistematicamente il lancio, restando intrappolato in un loop permanente con dicitura "wait for picking approval", paralizzando la spedizione.</w:t>
+        <w:t xml:space="preserve"> Grave divergenza di tracking: il pallet 71270947 sostava fisicamente e tranquillamente nell'area di ispezione IG (convogliatore CU012), ma i due software gestionali (WAMAS e Lighthouse) indicavano coordinate incompatibili e bloccanti.</w:t>
       </w:r>
     </w:p>
     <w:p>
@@ -1750,7 +1901,7 @@
           <w:rFonts w:ascii="Google Sans" w:cs="Google Sans" w:eastAsia="Google Sans" w:hAnsi="Google Sans"/>
           <w:rtl w:val="0"/>
         </w:rPr>
-        <w:t xml:space="preserve"> Le unità di carico in legno (pallet) associate a tale ordine presentavano un "flag logico di anomalia qualitativa" (errori pendenti irrisolti). L'algoritmo impedisce la chiusura finché tali unità risiedono in zone non robotizzate o non sanate.</w:t>
+        <w:t xml:space="preserve"> Errore umano pregresso. Un utente ha eseguito un riposizionamento manuale a sistema (rebooking) errato; il WMS rimaneva così in attesa perpetua del transito del pallet su convogliatori fisicamente distanti dalla sua reale posizione.</w:t>
       </w:r>
     </w:p>
     <w:p>
@@ -1784,7 +1935,7 @@
           <w:rFonts w:ascii="Google Sans" w:cs="Google Sans" w:eastAsia="Google Sans" w:hAnsi="Google Sans"/>
           <w:rtl w:val="0"/>
         </w:rPr>
-        <w:t xml:space="preserve"> Utilizzo dell'interfaccia WAMAS SM023 per rimuovere manualmente i flag invalidanti d'errore e forzare il trasferimento logico delle unità in area abilitata ("resolving errors"), sbloccando così l'avanzamento.</w:t>
+        <w:t xml:space="preserve"> Aggiornamento certosino della locazione reale tramite il dialogo MF014, cancellazione del vecchio Transport Order in MF266, refresh forzato da database e reset del comando.</w:t>
       </w:r>
       <w:r>
         <w:rPr>
@@ -1823,7 +1974,7 @@
           <w:rFonts w:ascii="Google Sans" w:cs="Google Sans" w:eastAsia="Google Sans" w:hAnsi="Google Sans"/>
           <w:rtl w:val="0"/>
         </w:rPr>
-        <w:t xml:space="preserve"> 02/07/21</w:t>
+        <w:t xml:space="preserve"> 05/07/21</w:t>
       </w:r>
     </w:p>
     <w:p>
@@ -1857,7 +2008,7 @@
           <w:rFonts w:ascii="Google Sans" w:cs="Google Sans" w:eastAsia="Google Sans" w:hAnsi="Google Sans"/>
           <w:rtl w:val="0"/>
         </w:rPr>
-        <w:t xml:space="preserve"> WAMAS / Logica di Posizionamento</w:t>
+        <w:t xml:space="preserve"> Monorotaia Elettrificata (EMS) / Hardware</w:t>
       </w:r>
     </w:p>
     <w:p>
@@ -1891,7 +2042,7 @@
           <w:rFonts w:ascii="Google Sans" w:cs="Google Sans" w:eastAsia="Google Sans" w:hAnsi="Google Sans"/>
           <w:rtl w:val="0"/>
         </w:rPr>
-        <w:t xml:space="preserve"> Grave divergenza di tracking: il pallet 71270947 sostava fisicamente e tranquillamente nell'area di ispezione IG (convogliatore CU012), ma i due software gestionali (WAMAS e Lighthouse) indicavano coordinate incompatibili e bloccanti.</w:t>
+        <w:t xml:space="preserve"> Il carrello aereo EMS 7 si è inchiodato lungo la monorotaia restituendo il messaggio "ER112 - Errore tramite la rotaia 6", provocando un effetto domino che ha posto l'intero anello aereo in stato "Offline", bloccando il magazzino.</w:t>
       </w:r>
     </w:p>
     <w:p>
@@ -1925,7 +2076,7 @@
           <w:rFonts w:ascii="Google Sans" w:cs="Google Sans" w:eastAsia="Google Sans" w:hAnsi="Google Sans"/>
           <w:rtl w:val="0"/>
         </w:rPr>
-        <w:t xml:space="preserve"> Errore umano pregresso. Un utente ha eseguito un riposizionamento manuale a sistema (rebooking) errato; il WMS rimaneva così in attesa perpetua del transito del pallet su convogliatori fisicamente distanti dalla sua reale posizione.</w:t>
+        <w:t xml:space="preserve"> Danno strutturale grave. La tranciatura fisica e il totale scollegamento del cavo in rame che invia il segnale vitale "Ping" (E-Stop) dal pattino di contatto (conductor rail gripper) alla navetta. Mancando il battito di presenza, i freni a ganascia si sono attivati automaticamente per emergenza.</w:t>
       </w:r>
     </w:p>
     <w:p>
@@ -1959,7 +2110,7 @@
           <w:rFonts w:ascii="Google Sans" w:cs="Google Sans" w:eastAsia="Google Sans" w:hAnsi="Google Sans"/>
           <w:rtl w:val="0"/>
         </w:rPr>
-        <w:t xml:space="preserve"> Aggiornamento certosino della locazione reale tramite il dialogo MF014, cancellazione del vecchio Transport Order in MF266, refresh forzato da database e reset del comando.</w:t>
+        <w:t xml:space="preserve"> Intervento in quota ad alto rischio dei manutentori che hanno decablato, sostituito e crimpato nuovi connettori per ripristinare il circuito di telemetria e sbloccare l'anello.</w:t>
       </w:r>
       <w:r>
         <w:rPr>
@@ -1998,7 +2149,7 @@
           <w:rFonts w:ascii="Google Sans" w:cs="Google Sans" w:eastAsia="Google Sans" w:hAnsi="Google Sans"/>
           <w:rtl w:val="0"/>
         </w:rPr>
-        <w:t xml:space="preserve"> 05/07/21</w:t>
+        <w:t xml:space="preserve"> 07/07/21</w:t>
       </w:r>
     </w:p>
     <w:p>
@@ -2032,7 +2183,7 @@
           <w:rFonts w:ascii="Google Sans" w:cs="Google Sans" w:eastAsia="Google Sans" w:hAnsi="Google Sans"/>
           <w:rtl w:val="0"/>
         </w:rPr>
-        <w:t xml:space="preserve"> Monorotaia Elettrificata (EMS) / Hardware</w:t>
+        <w:t xml:space="preserve"> Logica / Baie Picking</w:t>
       </w:r>
     </w:p>
     <w:p>
@@ -2066,7 +2217,7 @@
           <w:rFonts w:ascii="Google Sans" w:cs="Google Sans" w:eastAsia="Google Sans" w:hAnsi="Google Sans"/>
           <w:rtl w:val="0"/>
         </w:rPr>
-        <w:t xml:space="preserve"> Il carrello aereo EMS 7 si è inchiodato lungo la monorotaia restituendo il messaggio "ER112 - Errore tramite la rotaia 6", provocando un effetto domino che ha posto l'intero anello aereo in stato "Offline", bloccando il magazzino.</w:t>
+        <w:t xml:space="preserve"> La Baia 3, completamente circondata da locazioni colme di merce pronta per il prelievo, rifiutava di erogare attività, esponendo l'avviso "WAIT FOR EMPTY MASTER" in un blocco totale.</w:t>
       </w:r>
     </w:p>
     <w:p>
@@ -2100,7 +2251,7 @@
           <w:rFonts w:ascii="Google Sans" w:cs="Google Sans" w:eastAsia="Google Sans" w:hAnsi="Google Sans"/>
           <w:rtl w:val="0"/>
         </w:rPr>
-        <w:t xml:space="preserve"> Danno strutturale grave. La tranciatura fisica e il totale scollegamento del cavo in rame che invia il segnale vitale "Ping" (E-Stop) dal pattino di contatto (conductor rail gripper) alla navetta. Mancando il battito di presenza, i freni a ganascia si sono attivati automaticamente per emergenza.</w:t>
+        <w:t xml:space="preserve"> Disastro procedurale generato in back-office. Un utente amministrativo d'ufficio ha finalizzato e chiuso forzatamente il Transport Order di un'unità temporanea (TEMP 5207) mentre questa viaggiava ancora viva nell'area automatizzata attiva, corrompendo le code di smistamento della baia.</w:t>
       </w:r>
     </w:p>
     <w:p>
@@ -2134,7 +2285,7 @@
           <w:rFonts w:ascii="Google Sans" w:cs="Google Sans" w:eastAsia="Google Sans" w:hAnsi="Google Sans"/>
           <w:rtl w:val="0"/>
         </w:rPr>
-        <w:t xml:space="preserve"> Intervento in quota ad alto rischio dei manutentori che hanno decablato, sostituito e crimpato nuovi connettori per ripristinare il circuito di telemetria e sbloccare l'anello.</w:t>
+        <w:t xml:space="preserve"> Rimozione fisica a mano del grande pallet intruso, esilio logico della sua matricola verso il "Lost &amp; Found", pulizia del record pendente da MF266 e ripristino ottico dei sensori.</w:t>
       </w:r>
       <w:r>
         <w:rPr>
@@ -2207,7 +2358,7 @@
           <w:rFonts w:ascii="Google Sans" w:cs="Google Sans" w:eastAsia="Google Sans" w:hAnsi="Google Sans"/>
           <w:rtl w:val="0"/>
         </w:rPr>
-        <w:t xml:space="preserve"> Logica / Baie Picking</w:t>
+        <w:t xml:space="preserve"> Logica Convogliatori</w:t>
       </w:r>
     </w:p>
     <w:p>
@@ -2241,7 +2392,7 @@
           <w:rFonts w:ascii="Google Sans" w:cs="Google Sans" w:eastAsia="Google Sans" w:hAnsi="Google Sans"/>
           <w:rtl w:val="0"/>
         </w:rPr>
-        <w:t xml:space="preserve"> La Baia 3, completamente circondata da locazioni colme di merce pronta per il prelievo, rifiutava di erogare attività, esponendo l'avviso "WAIT FOR EMPTY MASTER" in un blocco totale.</w:t>
+        <w:t xml:space="preserve"> Un pallet ingombrante di tipo H, rimosso d'imperio dai nastri verso terra, continuava a mantenere la propria impronta logica attiva e in movimento nel database ("TEMP 5207"), inibendo l'avanzamento dei pallet reali che sopraggiungevano.</w:t>
       </w:r>
     </w:p>
     <w:p>
@@ -2275,7 +2426,7 @@
           <w:rFonts w:ascii="Google Sans" w:cs="Google Sans" w:eastAsia="Google Sans" w:hAnsi="Google Sans"/>
           <w:rtl w:val="0"/>
         </w:rPr>
-        <w:t xml:space="preserve"> Disastro procedurale generato in back-office. Un utente amministrativo d'ufficio ha finalizzato e chiuso forzatamente il Transport Order di un'unità temporanea (TEMP 5207) mentre questa viaggiava ancora viva nell'area automatizzata attiva, corrompendo le code di smistamento della baia.</w:t>
+        <w:t xml:space="preserve"> Infrazione delle procedure: chiusura manuale a terminale di un ordine di ingresso senza il reale passaggio fisico sui controlli e senza informare il Material Flow System (MFS).</w:t>
       </w:r>
     </w:p>
     <w:p>
@@ -2309,7 +2460,7 @@
           <w:rFonts w:ascii="Google Sans" w:cs="Google Sans" w:eastAsia="Google Sans" w:hAnsi="Google Sans"/>
           <w:rtl w:val="0"/>
         </w:rPr>
-        <w:t xml:space="preserve"> Rimozione fisica a mano del grande pallet intruso, esilio logico della sua matricola verso il "Lost &amp; Found", pulizia del record pendente da MF266 e ripristino ottico dei sensori.</w:t>
+        <w:t xml:space="preserve"> Spostamento dell'ID "fantasma" nell'area Lost and Found, soppressione dal menu MF266 e pulizia dei sensori impazziti del nastro.</w:t>
       </w:r>
       <w:r>
         <w:rPr>
@@ -2348,14 +2499,14 @@
           <w:rFonts w:ascii="Google Sans" w:cs="Google Sans" w:eastAsia="Google Sans" w:hAnsi="Google Sans"/>
           <w:rtl w:val="0"/>
         </w:rPr>
-        <w:t xml:space="preserve"> 07/07/21</w:t>
+        <w:t xml:space="preserve"> 08/07/21</w:t>
       </w:r>
     </w:p>
     <w:p>
       <w:pPr>
         <w:numPr>
           <w:ilvl w:val="1"/>
-          <w:numId w:val="57"/>
+          <w:numId w:val="2"/>
         </w:numPr>
         <w:pBdr>
           <w:top w:space="0" w:sz="0" w:val="nil"/>
@@ -2382,14 +2533,14 @@
           <w:rFonts w:ascii="Google Sans" w:cs="Google Sans" w:eastAsia="Google Sans" w:hAnsi="Google Sans"/>
           <w:rtl w:val="0"/>
         </w:rPr>
-        <w:t xml:space="preserve"> Logica Convogliatori</w:t>
+        <w:t xml:space="preserve"> AGV / Layout Spaziale</w:t>
       </w:r>
     </w:p>
     <w:p>
       <w:pPr>
         <w:numPr>
           <w:ilvl w:val="1"/>
-          <w:numId w:val="57"/>
+          <w:numId w:val="2"/>
         </w:numPr>
         <w:pBdr>
           <w:top w:space="0" w:sz="0" w:val="nil"/>
@@ -2416,14 +2567,14 @@
           <w:rFonts w:ascii="Google Sans" w:cs="Google Sans" w:eastAsia="Google Sans" w:hAnsi="Google Sans"/>
           <w:rtl w:val="0"/>
         </w:rPr>
-        <w:t xml:space="preserve"> Un pallet ingombrante di tipo H, rimosso d'imperio dai nastri verso terra, continuava a mantenere la propria impronta logica attiva e in movimento nel database ("TEMP 5207"), inibendo l'avanzamento dei pallet reali che sopraggiungevano.</w:t>
+        <w:t xml:space="preserve"> L'AGV 01 si è congelato esattemente in corrispondenza dell'uscita del cruciale snodo rotatorio "Wunderwuzzi" per oltre 30 minuti, tappando il deflusso di tutto l'impianto e generando una coda colossale.</w:t>
       </w:r>
     </w:p>
     <w:p>
       <w:pPr>
         <w:numPr>
           <w:ilvl w:val="1"/>
-          <w:numId w:val="57"/>
+          <w:numId w:val="2"/>
         </w:numPr>
         <w:pBdr>
           <w:top w:space="0" w:sz="0" w:val="nil"/>
@@ -2450,14 +2601,14 @@
           <w:rFonts w:ascii="Google Sans" w:cs="Google Sans" w:eastAsia="Google Sans" w:hAnsi="Google Sans"/>
           <w:rtl w:val="0"/>
         </w:rPr>
-        <w:t xml:space="preserve"> Infrazione delle procedure: chiusura manuale a terminale di un ordine di ingresso senza il reale passaggio fisico sui controlli e senza informare il Material Flow System (MFS).</w:t>
+        <w:t xml:space="preserve"> Leggero disallineamento fisico del materiale sul pallet trasportato. Uscendo dalle tolleranze millimetriche, il materiale ha intersecato i fasci laser di sicurezza perimetrali dell'AGV, causando l'arresto irrevocabile.</w:t>
       </w:r>
     </w:p>
     <w:p>
       <w:pPr>
         <w:numPr>
           <w:ilvl w:val="1"/>
-          <w:numId w:val="57"/>
+          <w:numId w:val="2"/>
         </w:numPr>
         <w:pBdr>
           <w:top w:space="0" w:sz="0" w:val="nil"/>
@@ -2484,7 +2635,7 @@
           <w:rFonts w:ascii="Google Sans" w:cs="Google Sans" w:eastAsia="Google Sans" w:hAnsi="Google Sans"/>
           <w:rtl w:val="0"/>
         </w:rPr>
-        <w:t xml:space="preserve"> Spostamento dell'ID "fantasma" nell'area Lost and Found, soppressione dal menu MF266 e pulizia dei sensori impazziti del nastro.</w:t>
+        <w:t xml:space="preserve"> Operatori a terra hanno dovuto spingere e ricompattare la merce sul pallet per liberare la visuale dei sensori ottici, per poi effettuare un reset a bordo macchina.</w:t>
       </w:r>
       <w:r>
         <w:rPr>
@@ -2523,14 +2674,14 @@
           <w:rFonts w:ascii="Google Sans" w:cs="Google Sans" w:eastAsia="Google Sans" w:hAnsi="Google Sans"/>
           <w:rtl w:val="0"/>
         </w:rPr>
-        <w:t xml:space="preserve"> 08/07/21</w:t>
+        <w:t xml:space="preserve"> 09/07/21</w:t>
       </w:r>
     </w:p>
     <w:p>
       <w:pPr>
         <w:numPr>
           <w:ilvl w:val="1"/>
-          <w:numId w:val="2"/>
+          <w:numId w:val="3"/>
         </w:numPr>
         <w:pBdr>
           <w:top w:space="0" w:sz="0" w:val="nil"/>
@@ -2557,14 +2708,14 @@
           <w:rFonts w:ascii="Google Sans" w:cs="Google Sans" w:eastAsia="Google Sans" w:hAnsi="Google Sans"/>
           <w:rtl w:val="0"/>
         </w:rPr>
-        <w:t xml:space="preserve"> AGV / Layout Spaziale</w:t>
+        <w:t xml:space="preserve"> Transelevatore 10 (SRM)</w:t>
       </w:r>
     </w:p>
     <w:p>
       <w:pPr>
         <w:numPr>
           <w:ilvl w:val="1"/>
-          <w:numId w:val="2"/>
+          <w:numId w:val="3"/>
         </w:numPr>
         <w:pBdr>
           <w:top w:space="0" w:sz="0" w:val="nil"/>
@@ -2591,14 +2742,14 @@
           <w:rFonts w:ascii="Google Sans" w:cs="Google Sans" w:eastAsia="Google Sans" w:hAnsi="Google Sans"/>
           <w:rtl w:val="0"/>
         </w:rPr>
-        <w:t xml:space="preserve"> L'AGV 01 si è congelato esattemente in corrispondenza dell'uscita del cruciale snodo rotatorio "Wunderwuzzi" per oltre 30 minuti, tappando il deflusso di tutto l'impianto e generando una coda colossale.</w:t>
+        <w:t xml:space="preserve"> Sfiorato disastro in quota. La gru ha impattato con violenza contro il pallet durante l'inserimento nella scaffalatura (rack). Il carico si è inclinato paurosamente, rischiando di precipitare lungo la corsia.</w:t>
       </w:r>
     </w:p>
     <w:p>
       <w:pPr>
         <w:numPr>
           <w:ilvl w:val="1"/>
-          <w:numId w:val="2"/>
+          <w:numId w:val="3"/>
         </w:numPr>
         <w:pBdr>
           <w:top w:space="0" w:sz="0" w:val="nil"/>
@@ -2625,14 +2776,14 @@
           <w:rFonts w:ascii="Google Sans" w:cs="Google Sans" w:eastAsia="Google Sans" w:hAnsi="Google Sans"/>
           <w:rtl w:val="0"/>
         </w:rPr>
-        <w:t xml:space="preserve"> Leggero disallineamento fisico del materiale sul pallet trasportato. Uscendo dalle tolleranze millimetriche, il materiale ha intersecato i fasci laser di sicurezza perimetrali dell'AGV, causando l'arresto irrevocabile.</w:t>
+        <w:t xml:space="preserve"> Alterazione volumetrica fraudolenta. L'aggiunta non dichiarata di materiale extra sulla UDC ne aveva alterato l'altezza reale. Il WMS, fidandosi ciecamente del Master Data anagrafico che dichiarava un'altezza standard, ha comandato l'affondo schiantando il carico contro la traversa superiore del vano.</w:t>
       </w:r>
     </w:p>
     <w:p>
       <w:pPr>
         <w:numPr>
           <w:ilvl w:val="1"/>
-          <w:numId w:val="2"/>
+          <w:numId w:val="3"/>
         </w:numPr>
         <w:pBdr>
           <w:top w:space="0" w:sz="0" w:val="nil"/>
@@ -2659,7 +2810,7 @@
           <w:rFonts w:ascii="Google Sans" w:cs="Google Sans" w:eastAsia="Google Sans" w:hAnsi="Google Sans"/>
           <w:rtl w:val="0"/>
         </w:rPr>
-        <w:t xml:space="preserve"> Operatori a terra hanno dovuto spingere e ricompattare la merce sul pallet per liberare la visuale dei sensori ottici, per poi effettuare un reset a bordo macchina.</w:t>
+        <w:t xml:space="preserve"> Premuto il fungo di emergenza. È stata attivata una squadra specializzata munita di imbracature per rimuovere fisicamente e in sicurezza il pesante carico pericolante e ripristinare i bracci della gru.</w:t>
       </w:r>
       <w:r>
         <w:rPr>
@@ -2698,14 +2849,14 @@
           <w:rFonts w:ascii="Google Sans" w:cs="Google Sans" w:eastAsia="Google Sans" w:hAnsi="Google Sans"/>
           <w:rtl w:val="0"/>
         </w:rPr>
-        <w:t xml:space="preserve"> 09/07/21</w:t>
+        <w:t xml:space="preserve"> 12/07/21</w:t>
       </w:r>
     </w:p>
     <w:p>
       <w:pPr>
         <w:numPr>
           <w:ilvl w:val="1"/>
-          <w:numId w:val="3"/>
+          <w:numId w:val="4"/>
         </w:numPr>
         <w:pBdr>
           <w:top w:space="0" w:sz="0" w:val="nil"/>
@@ -2732,14 +2883,14 @@
           <w:rFonts w:ascii="Google Sans" w:cs="Google Sans" w:eastAsia="Google Sans" w:hAnsi="Google Sans"/>
           <w:rtl w:val="0"/>
         </w:rPr>
-        <w:t xml:space="preserve"> Transelevatore 10 (SRM)</w:t>
+        <w:t xml:space="preserve"> Monorotaia Elettrificata (EMS) / WMS</w:t>
       </w:r>
     </w:p>
     <w:p>
       <w:pPr>
         <w:numPr>
           <w:ilvl w:val="1"/>
-          <w:numId w:val="3"/>
+          <w:numId w:val="4"/>
         </w:numPr>
         <w:pBdr>
           <w:top w:space="0" w:sz="0" w:val="nil"/>
@@ -2766,14 +2917,14 @@
           <w:rFonts w:ascii="Google Sans" w:cs="Google Sans" w:eastAsia="Google Sans" w:hAnsi="Google Sans"/>
           <w:rtl w:val="0"/>
         </w:rPr>
-        <w:t xml:space="preserve"> Sfiorato disastro in quota. La gru ha impattato con violenza contro il pallet durante l'inserimento nella scaffalatura (rack). Il carico si è inclinato paurosamente, rischiando di precipitare lungo la corsia.</w:t>
+        <w:t xml:space="preserve"> La veloce navetta aerea EMS 12 lampeggiava ferma; il display a bordo indicava "Stato del carico non plausibile", sebbene il gancio apparisse totalmente sguarnito da qualsiasi carico visibile.</w:t>
       </w:r>
     </w:p>
     <w:p>
       <w:pPr>
         <w:numPr>
           <w:ilvl w:val="1"/>
-          <w:numId w:val="3"/>
+          <w:numId w:val="4"/>
         </w:numPr>
         <w:pBdr>
           <w:top w:space="0" w:sz="0" w:val="nil"/>
@@ -2800,14 +2951,14 @@
           <w:rFonts w:ascii="Google Sans" w:cs="Google Sans" w:eastAsia="Google Sans" w:hAnsi="Google Sans"/>
           <w:rtl w:val="0"/>
         </w:rPr>
-        <w:t xml:space="preserve"> Alterazione volumetrica fraudolenta. L'aggiunta non dichiarata di materiale extra sulla UDC ne aveva alterato l'altezza reale. Il WMS, fidandosi ciecamente del Master Data anagrafico che dichiarava un'altezza standard, ha comandato l'affondo schiantando il carico contro la traversa superiore del vano.</w:t>
+        <w:t xml:space="preserve"> Mancato handshake. In un ciclo precedente si è persa la conferma di scarico in rete. Il WMS ha mantenuto "appesa" in memoria una falsa occupazione logica, convincendo l'EMS di possedere un pallet che era già stato posato da tempo.</w:t>
       </w:r>
     </w:p>
     <w:p>
       <w:pPr>
         <w:numPr>
           <w:ilvl w:val="1"/>
-          <w:numId w:val="3"/>
+          <w:numId w:val="4"/>
         </w:numPr>
         <w:pBdr>
           <w:top w:space="0" w:sz="0" w:val="nil"/>
@@ -2834,7 +2985,7 @@
           <w:rFonts w:ascii="Google Sans" w:cs="Google Sans" w:eastAsia="Google Sans" w:hAnsi="Google Sans"/>
           <w:rtl w:val="0"/>
         </w:rPr>
-        <w:t xml:space="preserve"> Premuto il fungo di emergenza. È stata attivata una squadra specializzata munita di imbracature per rimuovere fisicamente e in sicurezza il pesante carico pericolante e ripristinare i bracci della gru.</w:t>
+        <w:t xml:space="preserve"> Permessi di alto livello necessari per riscrivere forzatamente lo stato in WMS, riprenotando l'impronta del pallet sul vicino nastro CU056 e rigenerando da zero il Transport Order.</w:t>
       </w:r>
       <w:r>
         <w:rPr>
@@ -2873,14 +3024,14 @@
           <w:rFonts w:ascii="Google Sans" w:cs="Google Sans" w:eastAsia="Google Sans" w:hAnsi="Google Sans"/>
           <w:rtl w:val="0"/>
         </w:rPr>
-        <w:t xml:space="preserve"> 12/07/21</w:t>
+        <w:t xml:space="preserve"> 13/07/21</w:t>
       </w:r>
     </w:p>
     <w:p>
       <w:pPr>
         <w:numPr>
           <w:ilvl w:val="1"/>
-          <w:numId w:val="4"/>
+          <w:numId w:val="5"/>
         </w:numPr>
         <w:pBdr>
           <w:top w:space="0" w:sz="0" w:val="nil"/>
@@ -2907,14 +3058,14 @@
           <w:rFonts w:ascii="Google Sans" w:cs="Google Sans" w:eastAsia="Google Sans" w:hAnsi="Google Sans"/>
           <w:rtl w:val="0"/>
         </w:rPr>
-        <w:t xml:space="preserve"> Monorotaia Elettrificata (EMS) / WMS</w:t>
+        <w:t xml:space="preserve"> Logica WAMAS / CTOP</w:t>
       </w:r>
     </w:p>
     <w:p>
       <w:pPr>
         <w:numPr>
           <w:ilvl w:val="1"/>
-          <w:numId w:val="4"/>
+          <w:numId w:val="5"/>
         </w:numPr>
         <w:pBdr>
           <w:top w:space="0" w:sz="0" w:val="nil"/>
@@ -2941,14 +3092,14 @@
           <w:rFonts w:ascii="Google Sans" w:cs="Google Sans" w:eastAsia="Google Sans" w:hAnsi="Google Sans"/>
           <w:rtl w:val="0"/>
         </w:rPr>
-        <w:t xml:space="preserve"> La veloce navetta aerea EMS 12 lampeggiava ferma; il display a bordo indicava "Stato del carico non plausibile", sebbene il gancio apparisse totalmente sguarnito da qualsiasi carico visibile.</w:t>
+        <w:t xml:space="preserve"> I cruscotti di controllo suonavano allarme di ostruzione sulla linea CU071 indicando la presenza di ben due pallet consecutivi, ma recandosi sul posto, la rulliera metallica risultava totalmente vuota.</w:t>
       </w:r>
     </w:p>
     <w:p>
       <w:pPr>
         <w:numPr>
           <w:ilvl w:val="1"/>
-          <w:numId w:val="4"/>
+          <w:numId w:val="5"/>
         </w:numPr>
         <w:pBdr>
           <w:top w:space="0" w:sz="0" w:val="nil"/>
@@ -2975,14 +3126,14 @@
           <w:rFonts w:ascii="Google Sans" w:cs="Google Sans" w:eastAsia="Google Sans" w:hAnsi="Google Sans"/>
           <w:rtl w:val="0"/>
         </w:rPr>
-        <w:t xml:space="preserve"> Mancato handshake. In un ciclo precedente si è persa la conferma di scarico in rete. Il WMS ha mantenuto "appesa" in memoria una falsa occupazione logica, convincendo l'EMS di possedere un pallet che era già stato posato da tempo.</w:t>
+        <w:t xml:space="preserve"> Uso maldestro dell'applicazione CTOP nei giorni precedenti per estrarre colli difettosi, generando entità logiche fittizie scordate poi nella memoria RAM di sistema senza mai annullarle.</w:t>
       </w:r>
     </w:p>
     <w:p>
       <w:pPr>
         <w:numPr>
           <w:ilvl w:val="1"/>
-          <w:numId w:val="4"/>
+          <w:numId w:val="5"/>
         </w:numPr>
         <w:pBdr>
           <w:top w:space="0" w:sz="0" w:val="nil"/>
@@ -3009,7 +3160,7 @@
           <w:rFonts w:ascii="Google Sans" w:cs="Google Sans" w:eastAsia="Google Sans" w:hAnsi="Google Sans"/>
           <w:rtl w:val="0"/>
         </w:rPr>
-        <w:t xml:space="preserve"> Permessi di alto livello necessari per riscrivere forzatamente lo stato in WMS, riprenotando l'impronta del pallet sul vicino nastro CU056 e rigenerando da zero il Transport Order.</w:t>
+        <w:t xml:space="preserve"> Invio di command script per effettuare un trasloco teleguidato dei pallet fantasma dritti nell'area di discarico MAV S02, seguito da bonifica dei tabulati WMS e reset profondo del quadro.</w:t>
       </w:r>
       <w:r>
         <w:rPr>
@@ -3055,7 +3206,7 @@
       <w:pPr>
         <w:numPr>
           <w:ilvl w:val="1"/>
-          <w:numId w:val="5"/>
+          <w:numId w:val="6"/>
         </w:numPr>
         <w:pBdr>
           <w:top w:space="0" w:sz="0" w:val="nil"/>
@@ -3082,14 +3233,14 @@
           <w:rFonts w:ascii="Google Sans" w:cs="Google Sans" w:eastAsia="Google Sans" w:hAnsi="Google Sans"/>
           <w:rtl w:val="0"/>
         </w:rPr>
-        <w:t xml:space="preserve"> Logica WAMAS / CTOP</w:t>
+        <w:t xml:space="preserve"> Routing / Baie di Prelievo</w:t>
       </w:r>
     </w:p>
     <w:p>
       <w:pPr>
         <w:numPr>
           <w:ilvl w:val="1"/>
-          <w:numId w:val="5"/>
+          <w:numId w:val="6"/>
         </w:numPr>
         <w:pBdr>
           <w:top w:space="0" w:sz="0" w:val="nil"/>
@@ -3116,14 +3267,14 @@
           <w:rFonts w:ascii="Google Sans" w:cs="Google Sans" w:eastAsia="Google Sans" w:hAnsi="Google Sans"/>
           <w:rtl w:val="0"/>
         </w:rPr>
-        <w:t xml:space="preserve"> I cruscotti di controllo suonavano allarme di ostruzione sulla linea CU071 indicando la presenza di ben due pallet consecutivi, ma recandosi sul posto, la rulliera metallica risultava totalmente vuota.</w:t>
+        <w:t xml:space="preserve"> Fenomeno di Loop Infinito letale alla Baia 7: la navetta posava il bancale e il sistema, prima ancora che l'operatore potesse agire, emetteva in frazioni di secondo un ordine di espulsione automatica per rimandarlo al buffer S46, rendendo la lavorazione impossibile.</w:t>
       </w:r>
     </w:p>
     <w:p>
       <w:pPr>
         <w:numPr>
           <w:ilvl w:val="1"/>
-          <w:numId w:val="5"/>
+          <w:numId w:val="6"/>
         </w:numPr>
         <w:pBdr>
           <w:top w:space="0" w:sz="0" w:val="nil"/>
@@ -3150,14 +3301,14 @@
           <w:rFonts w:ascii="Google Sans" w:cs="Google Sans" w:eastAsia="Google Sans" w:hAnsi="Google Sans"/>
           <w:rtl w:val="0"/>
         </w:rPr>
-        <w:t xml:space="preserve"> Uso maldestro dell'applicazione CTOP nei giorni precedenti per estrarre colli difettosi, generando entità logiche fittizie scordate poi nella memoria RAM di sistema senza mai annullarle.</w:t>
+        <w:t xml:space="preserve"> Prima del loop, un operatore aveva cancellato arbitrariamente un TPO di prelievo spaventato dal messaggio "am not empty". Il WMS, ricevendo un'istruzione monca e temendo che la postazione fosse ingombra, ha innescato una routine ciclica e compulsiva di svuotamento d'emergenza.</w:t>
       </w:r>
     </w:p>
     <w:p>
       <w:pPr>
         <w:numPr>
           <w:ilvl w:val="1"/>
-          <w:numId w:val="5"/>
+          <w:numId w:val="6"/>
         </w:numPr>
         <w:pBdr>
           <w:top w:space="0" w:sz="0" w:val="nil"/>
@@ -3184,7 +3335,7 @@
           <w:rFonts w:ascii="Google Sans" w:cs="Google Sans" w:eastAsia="Google Sans" w:hAnsi="Google Sans"/>
           <w:rtl w:val="0"/>
         </w:rPr>
-        <w:t xml:space="preserve"> Invio di command script per effettuare un trasloco teleguidato dei pallet fantasma dritti nell'area di discarico MAV S02, seguito da bonifica dei tabulati WMS e reset profondo del quadro.</w:t>
+        <w:t xml:space="preserve"> Alterazione remota e profonda dei meta-dati del database legati al pallet rigettato, combinata a un reset violento e forzato applicato globalmente sul buffer S46 per cancellare l'istruzione impazzita.</w:t>
       </w:r>
       <w:r>
         <w:rPr>
@@ -3223,14 +3374,14 @@
           <w:rFonts w:ascii="Google Sans" w:cs="Google Sans" w:eastAsia="Google Sans" w:hAnsi="Google Sans"/>
           <w:rtl w:val="0"/>
         </w:rPr>
-        <w:t xml:space="preserve"> 13/07/21</w:t>
+        <w:t xml:space="preserve"> 14/07/21</w:t>
       </w:r>
     </w:p>
     <w:p>
       <w:pPr>
         <w:numPr>
           <w:ilvl w:val="1"/>
-          <w:numId w:val="6"/>
+          <w:numId w:val="7"/>
         </w:numPr>
         <w:pBdr>
           <w:top w:space="0" w:sz="0" w:val="nil"/>
@@ -3257,14 +3408,14 @@
           <w:rFonts w:ascii="Google Sans" w:cs="Google Sans" w:eastAsia="Google Sans" w:hAnsi="Google Sans"/>
           <w:rtl w:val="0"/>
         </w:rPr>
-        <w:t xml:space="preserve"> Routing / Baie di Prelievo</w:t>
+        <w:t xml:space="preserve"> AGV / Gestione Code (MFS)</w:t>
       </w:r>
     </w:p>
     <w:p>
       <w:pPr>
         <w:numPr>
           <w:ilvl w:val="1"/>
-          <w:numId w:val="6"/>
+          <w:numId w:val="7"/>
         </w:numPr>
         <w:pBdr>
           <w:top w:space="0" w:sz="0" w:val="nil"/>
@@ -3291,14 +3442,14 @@
           <w:rFonts w:ascii="Google Sans" w:cs="Google Sans" w:eastAsia="Google Sans" w:hAnsi="Google Sans"/>
           <w:rtl w:val="0"/>
         </w:rPr>
-        <w:t xml:space="preserve"> Fenomeno di Loop Infinito letale alla Baia 7: la navetta posava il bancale e il sistema, prima ancora che l'operatore potesse agire, emetteva in frazioni di secondo un ordine di espulsione automatica per rimandarlo al buffer S46, rendendo la lavorazione impossibile.</w:t>
+        <w:t xml:space="preserve"> Il veicolo AGV 7 è andato in avaria fisica irreversibile. Anziché rilasciare il compito, ha mantenuto in ostaggio sia la stazione 5 (sua destinazione) sia il task di prelievo, bloccando il lavoro anche per gli altri veicoli liberi.</w:t>
       </w:r>
     </w:p>
     <w:p>
       <w:pPr>
         <w:numPr>
           <w:ilvl w:val="1"/>
-          <w:numId w:val="6"/>
+          <w:numId w:val="7"/>
         </w:numPr>
         <w:pBdr>
           <w:top w:space="0" w:sz="0" w:val="nil"/>
@@ -3325,14 +3476,14 @@
           <w:rFonts w:ascii="Google Sans" w:cs="Google Sans" w:eastAsia="Google Sans" w:hAnsi="Google Sans"/>
           <w:rtl w:val="0"/>
         </w:rPr>
-        <w:t xml:space="preserve"> Prima del loop, un operatore aveva cancellato arbitrariamente un TPO di prelievo spaventato dal messaggio "am not empty". Il WMS, ricevendo un'istruzione monca e temendo che la postazione fosse ingombra, ha innescato una routine ciclica e compulsiva di svuotamento d'emergenza.</w:t>
+        <w:t xml:space="preserve"> Carenza nell'orchestrazione MFS. Il controller non ignorava solo il timeout temporale di esecuzione, ma era privo di una sub-routine di "svincolo" capace di togliere d'imperio le risorse pre-allocate a un mezzo fuori servizio.</w:t>
       </w:r>
     </w:p>
     <w:p>
       <w:pPr>
         <w:numPr>
           <w:ilvl w:val="1"/>
-          <w:numId w:val="6"/>
+          <w:numId w:val="7"/>
         </w:numPr>
         <w:pBdr>
           <w:top w:space="0" w:sz="0" w:val="nil"/>
@@ -3359,7 +3510,7 @@
           <w:rFonts w:ascii="Google Sans" w:cs="Google Sans" w:eastAsia="Google Sans" w:hAnsi="Google Sans"/>
           <w:rtl w:val="0"/>
         </w:rPr>
-        <w:t xml:space="preserve"> Alterazione remota e profonda dei meta-dati del database legati al pallet rigettato, combinata a un reset violento e forzato applicato globalmente sul buffer S46 per cancellare l'istruzione impazzita.</w:t>
+        <w:t xml:space="preserve"> Rimozione manuale del veicolo fisico, cancellazione brutale dell'intero TPO corrotto tramite WAMAS, e successiva e faticosa rigenerazione manuale della missione.</w:t>
       </w:r>
       <w:r>
         <w:rPr>
@@ -3405,7 +3556,7 @@
       <w:pPr>
         <w:numPr>
           <w:ilvl w:val="1"/>
-          <w:numId w:val="7"/>
+          <w:numId w:val="8"/>
         </w:numPr>
         <w:pBdr>
           <w:top w:space="0" w:sz="0" w:val="nil"/>
@@ -3432,14 +3583,14 @@
           <w:rFonts w:ascii="Google Sans" w:cs="Google Sans" w:eastAsia="Google Sans" w:hAnsi="Google Sans"/>
           <w:rtl w:val="0"/>
         </w:rPr>
-        <w:t xml:space="preserve"> AGV / Gestione Code (MFS)</w:t>
+        <w:t xml:space="preserve"> Interfaccia Grafica WAMAS (GUI) / Baie</w:t>
       </w:r>
     </w:p>
     <w:p>
       <w:pPr>
         <w:numPr>
           <w:ilvl w:val="1"/>
-          <w:numId w:val="7"/>
+          <w:numId w:val="8"/>
         </w:numPr>
         <w:pBdr>
           <w:top w:space="0" w:sz="0" w:val="nil"/>
@@ -3466,14 +3617,14 @@
           <w:rFonts w:ascii="Google Sans" w:cs="Google Sans" w:eastAsia="Google Sans" w:hAnsi="Google Sans"/>
           <w:rtl w:val="0"/>
         </w:rPr>
-        <w:t xml:space="preserve"> Il veicolo AGV 7 è andato in avaria fisica irreversibile. Anziché rilasciare il compito, ha mantenuto in ostaggio sia la stazione 5 (sua destinazione) sia il task di prelievo, bloccando il lavoro anche per gli altri veicoli liberi.</w:t>
+        <w:t xml:space="preserve"> Agli operatori della baia risultava disattivato e grigio il fondamentale tasto "Pallet Full" (Pallet Pieno), inibendo la possibilità di chiudere gli scatoloni prelevati e sigillare l'operazione in corso.</w:t>
       </w:r>
     </w:p>
     <w:p>
       <w:pPr>
         <w:numPr>
           <w:ilvl w:val="1"/>
-          <w:numId w:val="7"/>
+          <w:numId w:val="8"/>
         </w:numPr>
         <w:pBdr>
           <w:top w:space="0" w:sz="0" w:val="nil"/>
@@ -3500,14 +3651,14 @@
           <w:rFonts w:ascii="Google Sans" w:cs="Google Sans" w:eastAsia="Google Sans" w:hAnsi="Google Sans"/>
           <w:rtl w:val="0"/>
         </w:rPr>
-        <w:t xml:space="preserve"> Carenza nell'orchestrazione MFS. Il controller non ignorava solo il timeout temporale di esecuzione, ma era privo di una sub-routine di "svincolo" capace di togliere d'imperio le risorse pre-allocate a un mezzo fuori servizio.</w:t>
+        <w:t xml:space="preserve"> Rigidità architetturale estrema: il sistema inibiva la segmentazione progressiva dell'ordine di prelievo perché un'altra riga merceologica legata allo stesso identificativo d'ordine si trovava fisicamente imprigionata e irraggiungibile all'interno di un'altra area (il Transelevatore 8, che era guasto).</w:t>
       </w:r>
     </w:p>
     <w:p>
       <w:pPr>
         <w:numPr>
           <w:ilvl w:val="1"/>
-          <w:numId w:val="7"/>
+          <w:numId w:val="8"/>
         </w:numPr>
         <w:pBdr>
           <w:top w:space="0" w:sz="0" w:val="nil"/>
@@ -3534,7 +3685,7 @@
           <w:rFonts w:ascii="Google Sans" w:cs="Google Sans" w:eastAsia="Google Sans" w:hAnsi="Google Sans"/>
           <w:rtl w:val="0"/>
         </w:rPr>
-        <w:t xml:space="preserve"> Rimozione manuale del veicolo fisico, cancellazione brutale dell'intero TPO corrotto tramite WAMAS, e successiva e faticosa rigenerazione manuale della missione.</w:t>
+        <w:t xml:space="preserve"> Evasione forzata e artificiosa da back-office ("finalize" d'ufficio) delle singole righe pendenti collegate al macchinario rotto per sbloccare e ingannare l'interfaccia utente a terra.</w:t>
       </w:r>
       <w:r>
         <w:rPr>
@@ -3580,7 +3731,7 @@
       <w:pPr>
         <w:numPr>
           <w:ilvl w:val="1"/>
-          <w:numId w:val="8"/>
+          <w:numId w:val="9"/>
         </w:numPr>
         <w:pBdr>
           <w:top w:space="0" w:sz="0" w:val="nil"/>
@@ -3607,14 +3758,14 @@
           <w:rFonts w:ascii="Google Sans" w:cs="Google Sans" w:eastAsia="Google Sans" w:hAnsi="Google Sans"/>
           <w:rtl w:val="0"/>
         </w:rPr>
-        <w:t xml:space="preserve"> Interfaccia Grafica WAMAS (GUI) / Baie</w:t>
+        <w:t xml:space="preserve"> Interfaccia WAMAS / Database SQL</w:t>
       </w:r>
     </w:p>
     <w:p>
       <w:pPr>
         <w:numPr>
           <w:ilvl w:val="1"/>
-          <w:numId w:val="8"/>
+          <w:numId w:val="9"/>
         </w:numPr>
         <w:pBdr>
           <w:top w:space="0" w:sz="0" w:val="nil"/>
@@ -3641,14 +3792,14 @@
           <w:rFonts w:ascii="Google Sans" w:cs="Google Sans" w:eastAsia="Google Sans" w:hAnsi="Google Sans"/>
           <w:rtl w:val="0"/>
         </w:rPr>
-        <w:t xml:space="preserve"> Agli operatori della baia risultava disattivato e grigio il fondamentale tasto "Pallet Full" (Pallet Pieno), inibendo la possibilità di chiudere gli scatoloni prelevati e sigillare l'operazione in corso.</w:t>
+        <w:t xml:space="preserve"> Cliccando la chiusura su una minima porzione lavorativa (una singola "Picking Activity"), il sistema avviava una cancellazione a valanga, finalizzando senza preavviso e chiudendo l'intero maxi-ordine genitore ("Picking Order"), facendolo evaporare dalle code di lavorazione.</w:t>
       </w:r>
     </w:p>
     <w:p>
       <w:pPr>
         <w:numPr>
           <w:ilvl w:val="1"/>
-          <w:numId w:val="8"/>
+          <w:numId w:val="9"/>
         </w:numPr>
         <w:pBdr>
           <w:top w:space="0" w:sz="0" w:val="nil"/>
@@ -3675,14 +3826,14 @@
           <w:rFonts w:ascii="Google Sans" w:cs="Google Sans" w:eastAsia="Google Sans" w:hAnsi="Google Sans"/>
           <w:rtl w:val="0"/>
         </w:rPr>
-        <w:t xml:space="preserve"> Rigidità architetturale estrema: il sistema inibiva la segmentazione progressiva dell'ordine di prelievo perché un'altra riga merceologica legata allo stesso identificativo d'ordine si trovava fisicamente imprigionata e irraggiungibile all'interno di un'altra area (il Transelevatore 8, che era guasto).</w:t>
+        <w:t xml:space="preserve"> Bug critico di propagazione (Issue D142). Il tag di chiusura si riverberava erroneamente verso l'alto lungo la gerarchia del database, applicando indiscriminatamente lo status "Finalized" anche ad attività collaterali non ancora iniziate.</w:t>
       </w:r>
     </w:p>
     <w:p>
       <w:pPr>
         <w:numPr>
           <w:ilvl w:val="1"/>
-          <w:numId w:val="8"/>
+          <w:numId w:val="9"/>
         </w:numPr>
         <w:pBdr>
           <w:top w:space="0" w:sz="0" w:val="nil"/>
@@ -3709,7 +3860,7 @@
           <w:rFonts w:ascii="Google Sans" w:cs="Google Sans" w:eastAsia="Google Sans" w:hAnsi="Google Sans"/>
           <w:rtl w:val="0"/>
         </w:rPr>
-        <w:t xml:space="preserve"> Evasione forzata e artificiosa da back-office ("finalize" d'ufficio) delle singole righe pendenti collegate al macchinario rotto per sbloccare e ingannare l'interfaccia utente a terra.</w:t>
+        <w:t xml:space="preserve"> Chirurgia software pura: rimozione certosina e manuale del flag assassino "Finalized" navigando nelle oscure tabelle transazionali SQL del backend core di WAMAS.</w:t>
       </w:r>
       <w:r>
         <w:rPr>
@@ -3755,7 +3906,7 @@
       <w:pPr>
         <w:numPr>
           <w:ilvl w:val="1"/>
-          <w:numId w:val="9"/>
+          <w:numId w:val="10"/>
         </w:numPr>
         <w:pBdr>
           <w:top w:space="0" w:sz="0" w:val="nil"/>
@@ -3782,14 +3933,14 @@
           <w:rFonts w:ascii="Google Sans" w:cs="Google Sans" w:eastAsia="Google Sans" w:hAnsi="Google Sans"/>
           <w:rtl w:val="0"/>
         </w:rPr>
-        <w:t xml:space="preserve"> Interfaccia WAMAS / Database SQL</w:t>
+        <w:t xml:space="preserve"> Transelevatore 8 (SRM)</w:t>
       </w:r>
     </w:p>
     <w:p>
       <w:pPr>
         <w:numPr>
           <w:ilvl w:val="1"/>
-          <w:numId w:val="9"/>
+          <w:numId w:val="10"/>
         </w:numPr>
         <w:pBdr>
           <w:top w:space="0" w:sz="0" w:val="nil"/>
@@ -3816,14 +3967,14 @@
           <w:rFonts w:ascii="Google Sans" w:cs="Google Sans" w:eastAsia="Google Sans" w:hAnsi="Google Sans"/>
           <w:rtl w:val="0"/>
         </w:rPr>
-        <w:t xml:space="preserve"> Cliccando la chiusura su una minima porzione lavorativa (una singola "Picking Activity"), il sistema avviava una cancellazione a valanga, finalizzando senza preavviso e chiudendo l'intero maxi-ordine genitore ("Picking Order"), facendolo evaporare dalle code di lavorazione.</w:t>
+        <w:t xml:space="preserve"> Durante la delicata fase di presa, il braccio telescopico in solido metallo del transelevatore andava ciclicamente a collidere e raschiare la tavola di legno superiore dell'unità di carico, generando enormi vibrazioni ed usura.</w:t>
       </w:r>
     </w:p>
     <w:p>
       <w:pPr>
         <w:numPr>
           <w:ilvl w:val="1"/>
-          <w:numId w:val="9"/>
+          <w:numId w:val="10"/>
         </w:numPr>
         <w:pBdr>
           <w:top w:space="0" w:sz="0" w:val="nil"/>
@@ -3850,14 +4001,14 @@
           <w:rFonts w:ascii="Google Sans" w:cs="Google Sans" w:eastAsia="Google Sans" w:hAnsi="Google Sans"/>
           <w:rtl w:val="0"/>
         </w:rPr>
-        <w:t xml:space="preserve"> Bug critico di propagazione (Issue D142). Il tag di chiusura si riverberava erroneamente verso l'alto lungo la gerarchia del database, applicando indiscriminatamente lo status "Finalized" anche ad attività collaterali non ancora iniziate.</w:t>
+        <w:t xml:space="preserve"> Slittamento e progressiva desincronizzazione della lettura dell'asse Z (altezza) causata dallo sfinimento meccanico del giunto di trazione, oppure da un sensore altimetrico laser di bordo gravemente sfasato dalle ripetute sollecitazioni.</w:t>
       </w:r>
     </w:p>
     <w:p>
       <w:pPr>
         <w:numPr>
           <w:ilvl w:val="1"/>
-          <w:numId w:val="9"/>
+          <w:numId w:val="10"/>
         </w:numPr>
         <w:pBdr>
           <w:top w:space="0" w:sz="0" w:val="nil"/>
@@ -3884,7 +4035,7 @@
           <w:rFonts w:ascii="Google Sans" w:cs="Google Sans" w:eastAsia="Google Sans" w:hAnsi="Google Sans"/>
           <w:rtl w:val="0"/>
         </w:rPr>
-        <w:t xml:space="preserve"> Chirurgia software pura: rimozione certosina e manuale del flag assassino "Finalized" navigando nelle oscure tabelle transazionali SQL del backend core di WAMAS.</w:t>
+        <w:t xml:space="preserve"> Interruzione della macchina e apertura di chiamata d'urgenza verso SSI-Incas per l'invio di tecnici deputati alla ricalibrazione hardware profonda di laser e inverter.</w:t>
       </w:r>
       <w:r>
         <w:rPr>
@@ -3923,14 +4074,14 @@
           <w:rFonts w:ascii="Google Sans" w:cs="Google Sans" w:eastAsia="Google Sans" w:hAnsi="Google Sans"/>
           <w:rtl w:val="0"/>
         </w:rPr>
-        <w:t xml:space="preserve"> 14/07/21</w:t>
+        <w:t xml:space="preserve"> 16/07/21</w:t>
       </w:r>
     </w:p>
     <w:p>
       <w:pPr>
         <w:numPr>
           <w:ilvl w:val="1"/>
-          <w:numId w:val="10"/>
+          <w:numId w:val="11"/>
         </w:numPr>
         <w:pBdr>
           <w:top w:space="0" w:sz="0" w:val="nil"/>
@@ -3957,14 +4108,14 @@
           <w:rFonts w:ascii="Google Sans" w:cs="Google Sans" w:eastAsia="Google Sans" w:hAnsi="Google Sans"/>
           <w:rtl w:val="0"/>
         </w:rPr>
-        <w:t xml:space="preserve"> Transelevatore 8 (SRM)</w:t>
+        <w:t xml:space="preserve"> Sistema Flotta AGV / Hive</w:t>
       </w:r>
     </w:p>
     <w:p>
       <w:pPr>
         <w:numPr>
           <w:ilvl w:val="1"/>
-          <w:numId w:val="10"/>
+          <w:numId w:val="11"/>
         </w:numPr>
         <w:pBdr>
           <w:top w:space="0" w:sz="0" w:val="nil"/>
@@ -3991,14 +4142,14 @@
           <w:rFonts w:ascii="Google Sans" w:cs="Google Sans" w:eastAsia="Google Sans" w:hAnsi="Google Sans"/>
           <w:rtl w:val="0"/>
         </w:rPr>
-        <w:t xml:space="preserve"> Durante la delicata fase di presa, il braccio telescopico in solido metallo del transelevatore andava ciclicamente a collidere e raschiare la tavola di legno superiore dell'unità di carico, generando enormi vibrazioni ed usura.</w:t>
+        <w:t xml:space="preserve"> Per circa 20 minuti in pieno turno giornaliero l'intero sciame logistico (tutti gli AGV) è stato richiamato alla base, azzerando di colpo la capacità di spostamento orizzontale dell'impianto (throughput a zero).</w:t>
       </w:r>
     </w:p>
     <w:p>
       <w:pPr>
         <w:numPr>
           <w:ilvl w:val="1"/>
-          <w:numId w:val="10"/>
+          <w:numId w:val="11"/>
         </w:numPr>
         <w:pBdr>
           <w:top w:space="0" w:sz="0" w:val="nil"/>
@@ -4025,14 +4176,14 @@
           <w:rFonts w:ascii="Google Sans" w:cs="Google Sans" w:eastAsia="Google Sans" w:hAnsi="Google Sans"/>
           <w:rtl w:val="0"/>
         </w:rPr>
-        <w:t xml:space="preserve"> Slittamento e progressiva desincronizzazione della lettura dell'asse Z (altezza) causata dallo sfinimento meccanico del giunto di trazione, oppure da un sensore altimetrico laser di bordo gravemente sfasato dalle ripetute sollecitazioni.</w:t>
+        <w:t xml:space="preserve"> Vincolo strutturale. Era impellente il bisogno di flashare un nuovo layout topologico di navigazione (nuova mappa delle stazioni). L'architettura del software Hive richiede tassativamente un parco mezzi vuoto e stanziale per sovrascrivere l'ambiente operativo.</w:t>
       </w:r>
     </w:p>
     <w:p>
       <w:pPr>
         <w:numPr>
           <w:ilvl w:val="1"/>
-          <w:numId w:val="10"/>
+          <w:numId w:val="11"/>
         </w:numPr>
         <w:pBdr>
           <w:top w:space="0" w:sz="0" w:val="nil"/>
@@ -4059,7 +4210,7 @@
           <w:rFonts w:ascii="Google Sans" w:cs="Google Sans" w:eastAsia="Google Sans" w:hAnsi="Google Sans"/>
           <w:rtl w:val="0"/>
         </w:rPr>
-        <w:t xml:space="preserve"> Interruzione della macchina e apertura di chiamata d'urgenza verso SSI-Incas per l'invio di tecnici deputati alla ricalibrazione hardware profonda di laser e inverter.</w:t>
+        <w:t xml:space="preserve"> Rientro ordinato di tutte le vetture sulle postazioni di ricarica, riavvio direzionale completo del server centrale, e ingestione del pacchetto cartografico prima di ridare luce verde.</w:t>
       </w:r>
       <w:r>
         <w:rPr>
@@ -4098,14 +4249,14 @@
           <w:rFonts w:ascii="Google Sans" w:cs="Google Sans" w:eastAsia="Google Sans" w:hAnsi="Google Sans"/>
           <w:rtl w:val="0"/>
         </w:rPr>
-        <w:t xml:space="preserve"> 16/07/21</w:t>
+        <w:t xml:space="preserve"> 19/07/21</w:t>
       </w:r>
     </w:p>
     <w:p>
       <w:pPr>
         <w:numPr>
           <w:ilvl w:val="1"/>
-          <w:numId w:val="11"/>
+          <w:numId w:val="12"/>
         </w:numPr>
         <w:pBdr>
           <w:top w:space="0" w:sz="0" w:val="nil"/>
@@ -4132,14 +4283,14 @@
           <w:rFonts w:ascii="Google Sans" w:cs="Google Sans" w:eastAsia="Google Sans" w:hAnsi="Google Sans"/>
           <w:rtl w:val="0"/>
         </w:rPr>
-        <w:t xml:space="preserve"> Sistema Flotta AGV / Hive</w:t>
+        <w:t xml:space="preserve"> WAMAS / Robotica ART</w:t>
       </w:r>
     </w:p>
     <w:p>
       <w:pPr>
         <w:numPr>
           <w:ilvl w:val="1"/>
-          <w:numId w:val="11"/>
+          <w:numId w:val="12"/>
         </w:numPr>
         <w:pBdr>
           <w:top w:space="0" w:sz="0" w:val="nil"/>
@@ -4166,14 +4317,14 @@
           <w:rFonts w:ascii="Google Sans" w:cs="Google Sans" w:eastAsia="Google Sans" w:hAnsi="Google Sans"/>
           <w:rtl w:val="0"/>
         </w:rPr>
-        <w:t xml:space="preserve"> Per circa 20 minuti in pieno turno giornaliero l'intero sciame logistico (tutti gli AGV) è stato richiamato alla base, azzerando di colpo la capacità di spostamento orizzontale dell'impianto (throughput a zero).</w:t>
+        <w:t xml:space="preserve"> L'ART 24 vagava tranquillamente nell'impianto accettando task, mentre nei cruscotti del WAMAS risultava costantemente gravato dal peso e dall'ingombro del pallet logico 60077942 sulle proprie forche, pur viaggiando a vuoto.</w:t>
       </w:r>
     </w:p>
     <w:p>
       <w:pPr>
         <w:numPr>
           <w:ilvl w:val="1"/>
-          <w:numId w:val="11"/>
+          <w:numId w:val="12"/>
         </w:numPr>
         <w:pBdr>
           <w:top w:space="0" w:sz="0" w:val="nil"/>
@@ -4200,14 +4351,14 @@
           <w:rFonts w:ascii="Google Sans" w:cs="Google Sans" w:eastAsia="Google Sans" w:hAnsi="Google Sans"/>
           <w:rtl w:val="0"/>
         </w:rPr>
-        <w:t xml:space="preserve"> Vincolo strutturale. Era impellente il bisogno di flashare un nuovo layout topologico di navigazione (nuova mappa delle stazioni). L'architettura del software Hive richiede tassativamente un parco mezzi vuoto e stanziale per sovrascrivere l'ambiente operativo.</w:t>
+        <w:t xml:space="preserve"> La necessità di compiere un riavvio a caldo del server di flotta (Hive) ha brutalmente troncato un pacchetto di rete, corrompendo l'handshake e "sdoppiando" l'entità. Il corpo fisico è ripartito libero, l'anima logica è rimasta incollata all'ID del mezzo.</w:t>
       </w:r>
     </w:p>
     <w:p>
       <w:pPr>
         <w:numPr>
           <w:ilvl w:val="1"/>
-          <w:numId w:val="11"/>
+          <w:numId w:val="12"/>
         </w:numPr>
         <w:pBdr>
           <w:top w:space="0" w:sz="0" w:val="nil"/>
@@ -4234,7 +4385,7 @@
           <w:rFonts w:ascii="Google Sans" w:cs="Google Sans" w:eastAsia="Google Sans" w:hAnsi="Google Sans"/>
           <w:rtl w:val="0"/>
         </w:rPr>
-        <w:t xml:space="preserve"> Rientro ordinato di tutte le vetture sulle postazioni di ricarica, riavvio direzionale completo del server centrale, e ingestione del pacchetto cartografico prima di ridare luce verde.</w:t>
+        <w:t xml:space="preserve"> Identificazione della variabile temporanea infetta (TEMP9098), cancellazione della medesima, e trasferimento logico d'ufficio del pallet in "Lost &amp; Found" con riallineamento giacenze al Quality Control.</w:t>
       </w:r>
       <w:r>
         <w:rPr>
@@ -4280,7 +4431,7 @@
       <w:pPr>
         <w:numPr>
           <w:ilvl w:val="1"/>
-          <w:numId w:val="12"/>
+          <w:numId w:val="13"/>
         </w:numPr>
         <w:pBdr>
           <w:top w:space="0" w:sz="0" w:val="nil"/>
@@ -4307,14 +4458,14 @@
           <w:rFonts w:ascii="Google Sans" w:cs="Google Sans" w:eastAsia="Google Sans" w:hAnsi="Google Sans"/>
           <w:rtl w:val="0"/>
         </w:rPr>
-        <w:t xml:space="preserve"> WAMAS / Robotica ART</w:t>
+        <w:t xml:space="preserve"> Transelevatore 10 / Nastro Ricevente</w:t>
       </w:r>
     </w:p>
     <w:p>
       <w:pPr>
         <w:numPr>
           <w:ilvl w:val="1"/>
-          <w:numId w:val="12"/>
+          <w:numId w:val="13"/>
         </w:numPr>
         <w:pBdr>
           <w:top w:space="0" w:sz="0" w:val="nil"/>
@@ -4341,14 +4492,14 @@
           <w:rFonts w:ascii="Google Sans" w:cs="Google Sans" w:eastAsia="Google Sans" w:hAnsi="Google Sans"/>
           <w:rtl w:val="0"/>
         </w:rPr>
-        <w:t xml:space="preserve"> L'ART 24 vagava tranquillamente nell'impianto accettando task, mentre nei cruscotti del WAMAS risultava costantemente gravato dal peso e dall'ingombro del pallet logico 60077942 sulle proprie forche, pur viaggiando a vuoto.</w:t>
+        <w:t xml:space="preserve"> Sospesa in quota a mezz'aria sopra il convogliatore CU334, la gru rifiutava di rilasciare l'oneroso carico al nastro sottostante. Singolarità: il monitor di stato SCADA (Lighthouse) non palesava alcuna anomalia cromatica o alert.</w:t>
       </w:r>
     </w:p>
     <w:p>
       <w:pPr>
         <w:numPr>
           <w:ilvl w:val="1"/>
-          <w:numId w:val="12"/>
+          <w:numId w:val="13"/>
         </w:numPr>
         <w:pBdr>
           <w:top w:space="0" w:sz="0" w:val="nil"/>
@@ -4375,14 +4526,14 @@
           <w:rFonts w:ascii="Google Sans" w:cs="Google Sans" w:eastAsia="Google Sans" w:hAnsi="Google Sans"/>
           <w:rtl w:val="0"/>
         </w:rPr>
-        <w:t xml:space="preserve"> La necessità di compiere un riavvio a caldo del server di flotta (Hive) ha brutalmente troncato un pacchetto di rete, corrompendo l'handshake e "sdoppiando" l'entità. Il corpo fisico è ripartito libero, l'anima logica è rimasta incollata all'ID del mezzo.</w:t>
+        <w:t xml:space="preserve"> Inganno sensoriale di basso livello (falso positivo). La fotocellula d'ingombro presente sul nastro ricevente, a causa di polvere o difetto fisico, emetteva un raggio riflesso fisso, inviando alla gru il segnale ineludibile di "spazio già occupato", inibendo l'allentamento freni.</w:t>
       </w:r>
     </w:p>
     <w:p>
       <w:pPr>
         <w:numPr>
           <w:ilvl w:val="1"/>
-          <w:numId w:val="12"/>
+          <w:numId w:val="13"/>
         </w:numPr>
         <w:pBdr>
           <w:top w:space="0" w:sz="0" w:val="nil"/>
@@ -4409,7 +4560,7 @@
           <w:rFonts w:ascii="Google Sans" w:cs="Google Sans" w:eastAsia="Google Sans" w:hAnsi="Google Sans"/>
           <w:rtl w:val="0"/>
         </w:rPr>
-        <w:t xml:space="preserve"> Identificazione della variabile temporanea infetta (TEMP9098), cancellazione della medesima, e trasferimento logico d'ufficio del pallet in "Lost &amp; Found" con riallineamento giacenze al Quality Control.</w:t>
+        <w:t xml:space="preserve"> Ingresso in corsia con DPI per pulire e allineare fisicamente l'ottica del sensore sorda, seguito da aggiornamento di stato forzato sul sistema direzionale MFS.</w:t>
       </w:r>
       <w:r>
         <w:rPr>
@@ -4448,14 +4599,14 @@
           <w:rFonts w:ascii="Google Sans" w:cs="Google Sans" w:eastAsia="Google Sans" w:hAnsi="Google Sans"/>
           <w:rtl w:val="0"/>
         </w:rPr>
-        <w:t xml:space="preserve"> 19/07/21</w:t>
+        <w:t xml:space="preserve"> 26/07/21</w:t>
       </w:r>
     </w:p>
     <w:p>
       <w:pPr>
         <w:numPr>
           <w:ilvl w:val="1"/>
-          <w:numId w:val="13"/>
+          <w:numId w:val="14"/>
         </w:numPr>
         <w:pBdr>
           <w:top w:space="0" w:sz="0" w:val="nil"/>
@@ -4482,14 +4633,14 @@
           <w:rFonts w:ascii="Google Sans" w:cs="Google Sans" w:eastAsia="Google Sans" w:hAnsi="Google Sans"/>
           <w:rtl w:val="0"/>
         </w:rPr>
-        <w:t xml:space="preserve"> Transelevatore 10 / Nastro Ricevente</w:t>
+        <w:t xml:space="preserve"> Interfaccia WAMAS / Flussi Baia</w:t>
       </w:r>
     </w:p>
     <w:p>
       <w:pPr>
         <w:numPr>
           <w:ilvl w:val="1"/>
-          <w:numId w:val="13"/>
+          <w:numId w:val="14"/>
         </w:numPr>
         <w:pBdr>
           <w:top w:space="0" w:sz="0" w:val="nil"/>
@@ -4516,14 +4667,14 @@
           <w:rFonts w:ascii="Google Sans" w:cs="Google Sans" w:eastAsia="Google Sans" w:hAnsi="Google Sans"/>
           <w:rtl w:val="0"/>
         </w:rPr>
-        <w:t xml:space="preserve"> Sospesa in quota a mezz'aria sopra il convogliatore CU334, la gru rifiutava di rilasciare l'oneroso carico al nastro sottostante. Singolarità: il monitor di stato SCADA (Lighthouse) non palesava alcuna anomalia cromatica o alert.</w:t>
+        <w:t xml:space="preserve"> Deadlock assoluto (impasse inestricabile) nelle baie 3 e 9. Un silenzio di tomba logistico dominato solo dal crudo messaggio a schermo "Wait until the job is available". Azzeramento totale di approvvigionamento e prelievo.</w:t>
       </w:r>
     </w:p>
     <w:p>
       <w:pPr>
         <w:numPr>
           <w:ilvl w:val="1"/>
-          <w:numId w:val="13"/>
+          <w:numId w:val="14"/>
         </w:numPr>
         <w:pBdr>
           <w:top w:space="0" w:sz="0" w:val="nil"/>
@@ -4550,14 +4701,14 @@
           <w:rFonts w:ascii="Google Sans" w:cs="Google Sans" w:eastAsia="Google Sans" w:hAnsi="Google Sans"/>
           <w:rtl w:val="0"/>
         </w:rPr>
-        <w:t xml:space="preserve"> Inganno sensoriale di basso livello (falso positivo). La fotocellula d'ingombro presente sul nastro ricevente, a causa di polvere o difetto fisico, emetteva un raggio riflesso fisso, inviando alla gru il segnale ineludibile di "spazio già occupato", inibendo l'allentamento freni.</w:t>
+        <w:t xml:space="preserve"> Lo "switch di contesto" istantaneo. L'utente ha commutato di colpo l'interfaccia dal processo di "Picking" a "Unpicking". Il WAMAS, mandato in tilt dalla "garbage collection", ha convertito i vecchi pallet utili in scarti non idonei, scagliandoli verso il buffer S46, mentre vecchie query residue dello stesso schermo li reclamavano a gran voce, scatenando un deadlock circolare irrisolvibile.</w:t>
       </w:r>
     </w:p>
     <w:p>
       <w:pPr>
         <w:numPr>
           <w:ilvl w:val="1"/>
-          <w:numId w:val="13"/>
+          <w:numId w:val="14"/>
         </w:numPr>
         <w:pBdr>
           <w:top w:space="0" w:sz="0" w:val="nil"/>
@@ -4584,7 +4735,7 @@
           <w:rFonts w:ascii="Google Sans" w:cs="Google Sans" w:eastAsia="Google Sans" w:hAnsi="Google Sans"/>
           <w:rtl w:val="0"/>
         </w:rPr>
-        <w:t xml:space="preserve"> Ingresso in corsia con DPI per pulire e allineare fisicamente l'ottica del sensore sorda, seguito da aggiornamento di stato forzato sul sistema direzionale MFS.</w:t>
+        <w:t xml:space="preserve"> Un'aggiunta operativa cruciale validata per la RAG aziendale: prima di invertire la natura del processo (Pick -&gt; Unpick), inserire inderogabilmente la fase procedurale "Stop", attendere la digestione dei log SQL, finalizzare manualmente e solo dopo ripartire. I TPO collidenti sono stati fatti oggetto di rollback.</w:t>
       </w:r>
       <w:r>
         <w:rPr>
@@ -4630,7 +4781,7 @@
       <w:pPr>
         <w:numPr>
           <w:ilvl w:val="1"/>
-          <w:numId w:val="14"/>
+          <w:numId w:val="15"/>
         </w:numPr>
         <w:pBdr>
           <w:top w:space="0" w:sz="0" w:val="nil"/>
@@ -4657,14 +4808,14 @@
           <w:rFonts w:ascii="Google Sans" w:cs="Google Sans" w:eastAsia="Google Sans" w:hAnsi="Google Sans"/>
           <w:rtl w:val="0"/>
         </w:rPr>
-        <w:t xml:space="preserve"> Interfaccia WAMAS / Flussi Baia</w:t>
+        <w:t xml:space="preserve"> Transelevatore 7 / PLC di Bordo</w:t>
       </w:r>
     </w:p>
     <w:p>
       <w:pPr>
         <w:numPr>
           <w:ilvl w:val="1"/>
-          <w:numId w:val="14"/>
+          <w:numId w:val="15"/>
         </w:numPr>
         <w:pBdr>
           <w:top w:space="0" w:sz="0" w:val="nil"/>
@@ -4691,14 +4842,14 @@
           <w:rFonts w:ascii="Google Sans" w:cs="Google Sans" w:eastAsia="Google Sans" w:hAnsi="Google Sans"/>
           <w:rtl w:val="0"/>
         </w:rPr>
-        <w:t xml:space="preserve"> Deadlock assoluto (impasse inestricabile) nelle baie 3 e 9. Un silenzio di tomba logistico dominato solo dal crudo messaggio a schermo "Wait until the job is available". Azzeramento totale di approvvigionamento e prelievo.</w:t>
+        <w:t xml:space="preserve"> Improvvisa paralisi statica del macchinario senza evidenti rotture meccaniche. I messaggi apparsi sul pannello di controllo della gru recavano stringhe criptiche (es. errori non documentati da manuale) che disorientavano la diagnostica a terra.</w:t>
       </w:r>
     </w:p>
     <w:p>
       <w:pPr>
         <w:numPr>
           <w:ilvl w:val="1"/>
-          <w:numId w:val="14"/>
+          <w:numId w:val="15"/>
         </w:numPr>
         <w:pBdr>
           <w:top w:space="0" w:sz="0" w:val="nil"/>
@@ -4725,14 +4876,14 @@
           <w:rFonts w:ascii="Google Sans" w:cs="Google Sans" w:eastAsia="Google Sans" w:hAnsi="Google Sans"/>
           <w:rtl w:val="0"/>
         </w:rPr>
-        <w:t xml:space="preserve"> Lo "switch di contesto" istantaneo. L'utente ha commutato di colpo l'interfaccia dal processo di "Picking" a "Unpicking". Il WAMAS, mandato in tilt dalla "garbage collection", ha convertito i vecchi pallet utili in scarti non idonei, scagliandoli verso il buffer S46, mentre vecchie query residue dello stesso schermo li reclamavano a gran voce, scatenando un deadlock circolare irrisolvibile.</w:t>
+        <w:t xml:space="preserve"> Corruzione volatile e profonda del ciclo di esecuzione (ladder logic) all'interno del microprocessore PLC residente sulla navicella, sfasando il firmware del Device Controller.</w:t>
       </w:r>
     </w:p>
     <w:p>
       <w:pPr>
         <w:numPr>
           <w:ilvl w:val="1"/>
-          <w:numId w:val="14"/>
+          <w:numId w:val="15"/>
         </w:numPr>
         <w:pBdr>
           <w:top w:space="0" w:sz="0" w:val="nil"/>
@@ -4759,7 +4910,7 @@
           <w:rFonts w:ascii="Google Sans" w:cs="Google Sans" w:eastAsia="Google Sans" w:hAnsi="Google Sans"/>
           <w:rtl w:val="0"/>
         </w:rPr>
-        <w:t xml:space="preserve"> Un'aggiunta operativa cruciale validata per la RAG aziendale: prima di invertire la natura del processo (Pick -&gt; Unpick), inserire inderogabilmente la fase procedurale "Stop", attendere la digestione dei log SQL, finalizzare manualmente e solo dopo ripartire. I TPO collidenti sono stati fatti oggetto di rollback.</w:t>
+        <w:t xml:space="preserve"> Nessun fix manuale efficace. Connessione in remote desktop da parte dei tecnici esperti di PLC industriale per inoculare sequenze di reset hardware a basso livello (sblocco bit a bit).</w:t>
       </w:r>
       <w:r>
         <w:rPr>
@@ -4798,14 +4949,14 @@
           <w:rFonts w:ascii="Google Sans" w:cs="Google Sans" w:eastAsia="Google Sans" w:hAnsi="Google Sans"/>
           <w:rtl w:val="0"/>
         </w:rPr>
-        <w:t xml:space="preserve"> 26/07/21</w:t>
+        <w:t xml:space="preserve"> 27/07/21</w:t>
       </w:r>
     </w:p>
     <w:p>
       <w:pPr>
         <w:numPr>
           <w:ilvl w:val="1"/>
-          <w:numId w:val="15"/>
+          <w:numId w:val="16"/>
         </w:numPr>
         <w:pBdr>
           <w:top w:space="0" w:sz="0" w:val="nil"/>
@@ -4832,14 +4983,14 @@
           <w:rFonts w:ascii="Google Sans" w:cs="Google Sans" w:eastAsia="Google Sans" w:hAnsi="Google Sans"/>
           <w:rtl w:val="0"/>
         </w:rPr>
-        <w:t xml:space="preserve"> Transelevatore 7 / PLC di Bordo</w:t>
+        <w:t xml:space="preserve"> Master Data WAMAS / ERP AS400</w:t>
       </w:r>
     </w:p>
     <w:p>
       <w:pPr>
         <w:numPr>
           <w:ilvl w:val="1"/>
-          <w:numId w:val="15"/>
+          <w:numId w:val="16"/>
         </w:numPr>
         <w:pBdr>
           <w:top w:space="0" w:sz="0" w:val="nil"/>
@@ -4866,14 +5017,14 @@
           <w:rFonts w:ascii="Google Sans" w:cs="Google Sans" w:eastAsia="Google Sans" w:hAnsi="Google Sans"/>
           <w:rtl w:val="0"/>
         </w:rPr>
-        <w:t xml:space="preserve"> Improvvisa paralisi statica del macchinario senza evidenti rotture meccaniche. I messaggi apparsi sul pannello di controllo della gru recavano stringhe criptiche (es. errori non documentati da manuale) che disorientavano la diagnostica a terra.</w:t>
+        <w:t xml:space="preserve"> L'intera catena logistica legata al processo di scarico resi (Unpicking) rifiutava decine di unità di carico, respingendole tutte in blocco all'ingresso con la sibillina motivazione "loading aid non compatibile".</w:t>
       </w:r>
     </w:p>
     <w:p>
       <w:pPr>
         <w:numPr>
           <w:ilvl w:val="1"/>
-          <w:numId w:val="15"/>
+          <w:numId w:val="16"/>
         </w:numPr>
         <w:pBdr>
           <w:top w:space="0" w:sz="0" w:val="nil"/>
@@ -4900,14 +5051,14 @@
           <w:rFonts w:ascii="Google Sans" w:cs="Google Sans" w:eastAsia="Google Sans" w:hAnsi="Google Sans"/>
           <w:rtl w:val="0"/>
         </w:rPr>
-        <w:t xml:space="preserve"> Corruzione volatile e profonda del ciclo di esecuzione (ladder logic) all'interno del microprocessore PLC residente sulla navicella, sfasando il firmware del Device Controller.</w:t>
+        <w:t xml:space="preserve"> Il genoma anagrafico della merce era velenoso. I dati importati dall'ERP AS400 inondavano WAMAS marchiando gli articoli col parametro logico "9" (che equivale a Indefinito). Le tabelle di ferro MD503 di WMS, prive di routine di fallback per oggetti "indefiniti", opponevano un rigetto totale per incompatibilità geometrica.</w:t>
       </w:r>
     </w:p>
     <w:p>
       <w:pPr>
         <w:numPr>
           <w:ilvl w:val="1"/>
-          <w:numId w:val="15"/>
+          <w:numId w:val="16"/>
         </w:numPr>
         <w:pBdr>
           <w:top w:space="0" w:sz="0" w:val="nil"/>
@@ -4934,7 +5085,7 @@
           <w:rFonts w:ascii="Google Sans" w:cs="Google Sans" w:eastAsia="Google Sans" w:hAnsi="Google Sans"/>
           <w:rtl w:val="0"/>
         </w:rPr>
-        <w:t xml:space="preserve"> Nessun fix manuale efficace. Connessione in remote desktop da parte dei tecnici esperti di PLC industriale per inoculare sequenze di reset hardware a basso livello (sblocco bit a bit).</w:t>
+        <w:t xml:space="preserve"> Sincronizzazione d'emergenza partendo dalla sorgente: correzione in massa dell'anagrafica difettosa sull'obsoleto AS400 e iniezione a pioggia dei dati puliti nel database di valle WAMAS.</w:t>
       </w:r>
       <w:r>
         <w:rPr>
@@ -4980,7 +5131,7 @@
       <w:pPr>
         <w:numPr>
           <w:ilvl w:val="1"/>
-          <w:numId w:val="16"/>
+          <w:numId w:val="17"/>
         </w:numPr>
         <w:pBdr>
           <w:top w:space="0" w:sz="0" w:val="nil"/>
@@ -5007,14 +5158,14 @@
           <w:rFonts w:ascii="Google Sans" w:cs="Google Sans" w:eastAsia="Google Sans" w:hAnsi="Google Sans"/>
           <w:rtl w:val="0"/>
         </w:rPr>
-        <w:t xml:space="preserve"> Master Data WAMAS / ERP AS400</w:t>
+        <w:t xml:space="preserve"> WAMAS / Middleware MFS</w:t>
       </w:r>
     </w:p>
     <w:p>
       <w:pPr>
         <w:numPr>
           <w:ilvl w:val="1"/>
-          <w:numId w:val="16"/>
+          <w:numId w:val="17"/>
         </w:numPr>
         <w:pBdr>
           <w:top w:space="0" w:sz="0" w:val="nil"/>
@@ -5041,14 +5192,14 @@
           <w:rFonts w:ascii="Google Sans" w:cs="Google Sans" w:eastAsia="Google Sans" w:hAnsi="Google Sans"/>
           <w:rtl w:val="0"/>
         </w:rPr>
-        <w:t xml:space="preserve"> L'intera catena logistica legata al processo di scarico resi (Unpicking) rifiutava decine di unità di carico, respingendole tutte in blocco all'ingresso con la sibillina motivazione "loading aid non compatibile".</w:t>
+        <w:t xml:space="preserve"> Nell'area dedicata alle manovre manuali (deslaving), il sistema impediva la generazione spontanea di nuovi Ordini di Trasporto (TPO), esautorando del tutto la sala di comando.</w:t>
       </w:r>
     </w:p>
     <w:p>
       <w:pPr>
         <w:numPr>
           <w:ilvl w:val="1"/>
-          <w:numId w:val="16"/>
+          <w:numId w:val="17"/>
         </w:numPr>
         <w:pBdr>
           <w:top w:space="0" w:sz="0" w:val="nil"/>
@@ -5075,14 +5226,14 @@
           <w:rFonts w:ascii="Google Sans" w:cs="Google Sans" w:eastAsia="Google Sans" w:hAnsi="Google Sans"/>
           <w:rtl w:val="0"/>
         </w:rPr>
-        <w:t xml:space="preserve"> Il genoma anagrafico della merce era velenoso. I dati importati dall'ERP AS400 inondavano WAMAS marchiando gli articoli col parametro logico "9" (che equivale a Indefinito). Le tabelle di ferro MD503 di WMS, prive di routine di fallback per oggetti "indefiniti", opponevano un rigetto totale per incompatibilità geometrica.</w:t>
+        <w:t xml:space="preserve"> Un bug introdotto con un aggiornamento del codice. Nelle procedure di generazione di ordini ex novo, WAMAS dimenticava di apporre un microscopico flag di "approvazione al transito", rendendo il comando invisibile agli occhi del sistema esecutivo MFS.</w:t>
       </w:r>
     </w:p>
     <w:p>
       <w:pPr>
         <w:numPr>
           <w:ilvl w:val="1"/>
-          <w:numId w:val="16"/>
+          <w:numId w:val="17"/>
         </w:numPr>
         <w:pBdr>
           <w:top w:space="0" w:sz="0" w:val="nil"/>
@@ -5109,7 +5260,7 @@
           <w:rFonts w:ascii="Google Sans" w:cs="Google Sans" w:eastAsia="Google Sans" w:hAnsi="Google Sans"/>
           <w:rtl w:val="0"/>
         </w:rPr>
-        <w:t xml:space="preserve"> Sincronizzazione d'emergenza partendo dalla sorgente: correzione in massa dell'anagrafica difettosa sull'obsoleto AS400 e iniezione a pioggia dei dati puliti nel database di valle WAMAS.</w:t>
+        <w:t xml:space="preserve"> Agli amministratori di back-office è toccato l'onere eversivo di sopprimere la coda in errore per ricrearla daccapo, aggirando il bug di comunicazione.</w:t>
       </w:r>
       <w:r>
         <w:rPr>
@@ -5148,14 +5299,14 @@
           <w:rFonts w:ascii="Google Sans" w:cs="Google Sans" w:eastAsia="Google Sans" w:hAnsi="Google Sans"/>
           <w:rtl w:val="0"/>
         </w:rPr>
-        <w:t xml:space="preserve"> 27/07/21</w:t>
+        <w:t xml:space="preserve"> 03/08/21</w:t>
       </w:r>
     </w:p>
     <w:p>
       <w:pPr>
         <w:numPr>
           <w:ilvl w:val="1"/>
-          <w:numId w:val="17"/>
+          <w:numId w:val="19"/>
         </w:numPr>
         <w:pBdr>
           <w:top w:space="0" w:sz="0" w:val="nil"/>
@@ -5182,14 +5333,14 @@
           <w:rFonts w:ascii="Google Sans" w:cs="Google Sans" w:eastAsia="Google Sans" w:hAnsi="Google Sans"/>
           <w:rtl w:val="0"/>
         </w:rPr>
-        <w:t xml:space="preserve"> WAMAS / Middleware MFS</w:t>
+        <w:t xml:space="preserve"> WAMAS / Terminali Mobili (PDA)</w:t>
       </w:r>
     </w:p>
     <w:p>
       <w:pPr>
         <w:numPr>
           <w:ilvl w:val="1"/>
-          <w:numId w:val="17"/>
+          <w:numId w:val="19"/>
         </w:numPr>
         <w:pBdr>
           <w:top w:space="0" w:sz="0" w:val="nil"/>
@@ -5216,14 +5367,14 @@
           <w:rFonts w:ascii="Google Sans" w:cs="Google Sans" w:eastAsia="Google Sans" w:hAnsi="Google Sans"/>
           <w:rtl w:val="0"/>
         </w:rPr>
-        <w:t xml:space="preserve"> Nell'area dedicata alle manovre manuali (deslaving), il sistema impediva la generazione spontanea di nuovi Ordini di Trasporto (TPO), esautorando del tutto la sala di comando.</w:t>
+        <w:t xml:space="preserve"> Tutti i palmari a disposizione della forza lavoro nei settori "manuali" emettevano beep di errore costante quando si tentava l'inserimento di uno spostamento, forzando gli addetti a manovrare centinaia di pallet nel buio digitale.</w:t>
       </w:r>
     </w:p>
     <w:p>
       <w:pPr>
         <w:numPr>
           <w:ilvl w:val="1"/>
-          <w:numId w:val="17"/>
+          <w:numId w:val="19"/>
         </w:numPr>
         <w:pBdr>
           <w:top w:space="0" w:sz="0" w:val="nil"/>
@@ -5250,14 +5401,14 @@
           <w:rFonts w:ascii="Google Sans" w:cs="Google Sans" w:eastAsia="Google Sans" w:hAnsi="Google Sans"/>
           <w:rtl w:val="0"/>
         </w:rPr>
-        <w:t xml:space="preserve"> Un bug introdotto con un aggiornamento del codice. Nelle procedure di generazione di ordini ex novo, WAMAS dimenticava di apporre un microscopico flag di "approvazione al transito", rendendo il comando invisibile agli occhi del sistema esecutivo MFS.</w:t>
+        <w:t xml:space="preserve"> Fatale regressione software originata dall'installazione della patch "IT1400016-3590". Il correttivo chiudeva eccessivamente le maglie di sicurezza, inibendo lo spostamento di unità contenenti categorizzazioni "automatiche" se lette dalle antenne Wi-Fi operanti nei buffer "manuali", paralizzando l'elasticità dell'impianto.</w:t>
       </w:r>
     </w:p>
     <w:p>
       <w:pPr>
         <w:numPr>
           <w:ilvl w:val="1"/>
-          <w:numId w:val="17"/>
+          <w:numId w:val="19"/>
         </w:numPr>
         <w:pBdr>
           <w:top w:space="0" w:sz="0" w:val="nil"/>
@@ -5284,7 +5435,7 @@
           <w:rFonts w:ascii="Google Sans" w:cs="Google Sans" w:eastAsia="Google Sans" w:hAnsi="Google Sans"/>
           <w:rtl w:val="0"/>
         </w:rPr>
-        <w:t xml:space="preserve"> Agli amministratori di back-office è toccato l'onere eversivo di sopprimere la coda in errore per ricrearla daccapo, aggirando il bug di comunicazione.</w:t>
+        <w:t xml:space="preserve"> I dispositivi portatili sono stati dichiarati inutilizzabili a tale scopo; il rimpiazzo procedurale esigeva che tutte le UDC fossero caricate solo da PC fisso (Desktop) in ufficio tramite i capo-turno, in attesa urgente di una de-patch del codice.</w:t>
       </w:r>
       <w:r>
         <w:rPr>
@@ -5323,14 +5474,14 @@
           <w:rFonts w:ascii="Google Sans" w:cs="Google Sans" w:eastAsia="Google Sans" w:hAnsi="Google Sans"/>
           <w:rtl w:val="0"/>
         </w:rPr>
-        <w:t xml:space="preserve"> 03/08/21</w:t>
+        <w:t xml:space="preserve"> 09/08/21</w:t>
       </w:r>
     </w:p>
     <w:p>
       <w:pPr>
         <w:numPr>
           <w:ilvl w:val="1"/>
-          <w:numId w:val="19"/>
+          <w:numId w:val="20"/>
         </w:numPr>
         <w:pBdr>
           <w:top w:space="0" w:sz="0" w:val="nil"/>
@@ -5357,14 +5508,14 @@
           <w:rFonts w:ascii="Google Sans" w:cs="Google Sans" w:eastAsia="Google Sans" w:hAnsi="Google Sans"/>
           <w:rtl w:val="0"/>
         </w:rPr>
-        <w:t xml:space="preserve"> WAMAS / Terminali Mobili (PDA)</w:t>
+        <w:t xml:space="preserve"> Sincronizzazione Destacker F / PLC</w:t>
       </w:r>
     </w:p>
     <w:p>
       <w:pPr>
         <w:numPr>
           <w:ilvl w:val="1"/>
-          <w:numId w:val="19"/>
+          <w:numId w:val="20"/>
         </w:numPr>
         <w:pBdr>
           <w:top w:space="0" w:sz="0" w:val="nil"/>
@@ -5391,14 +5542,14 @@
           <w:rFonts w:ascii="Google Sans" w:cs="Google Sans" w:eastAsia="Google Sans" w:hAnsi="Google Sans"/>
           <w:rtl w:val="0"/>
         </w:rPr>
-        <w:t xml:space="preserve"> Tutti i palmari a disposizione della forza lavoro nei settori "manuali" emettevano beep di errore costante quando si tentava l'inserimento di uno spostamento, forzando gli addetti a manovrare centinaia di pallet nel buio digitale.</w:t>
+        <w:t xml:space="preserve"> Una dinamica potenziale di distruzione hardware. L'enorme Destacker F azionava la spinta verticale per destoccare la colonna dei pallet vuoti, ignaro che proprio sotto di lui, sui rulli di base, stesse allegramente transitando un'altra UDC indipendente.</w:t>
       </w:r>
     </w:p>
     <w:p>
       <w:pPr>
         <w:numPr>
           <w:ilvl w:val="1"/>
-          <w:numId w:val="19"/>
+          <w:numId w:val="20"/>
         </w:numPr>
         <w:pBdr>
           <w:top w:space="0" w:sz="0" w:val="nil"/>
@@ -5425,14 +5576,14 @@
           <w:rFonts w:ascii="Google Sans" w:cs="Google Sans" w:eastAsia="Google Sans" w:hAnsi="Google Sans"/>
           <w:rtl w:val="0"/>
         </w:rPr>
-        <w:t xml:space="preserve"> Fatale regressione software originata dall'installazione della patch "IT1400016-3590". Il correttivo chiudeva eccessivamente le maglie di sicurezza, inibendo lo spostamento di unità contenenti categorizzazioni "automatiche" se lette dalle antenne Wi-Fi operanti nei buffer "manuali", paralizzando l'elasticità dell'impianto.</w:t>
+        <w:t xml:space="preserve"> Sconvolgente vuoto algoritmico nel cervello del PLC di automazione. I programmatori non avevano implementato alcun meccanismo logico di mutua esclusione (Mutex) per interdire cicli sovrapposti dei comandi vitali "stack" e "destack".</w:t>
       </w:r>
     </w:p>
     <w:p>
       <w:pPr>
         <w:numPr>
           <w:ilvl w:val="1"/>
-          <w:numId w:val="19"/>
+          <w:numId w:val="20"/>
         </w:numPr>
         <w:pBdr>
           <w:top w:space="0" w:sz="0" w:val="nil"/>
@@ -5459,7 +5610,7 @@
           <w:rFonts w:ascii="Google Sans" w:cs="Google Sans" w:eastAsia="Google Sans" w:hAnsi="Google Sans"/>
           <w:rtl w:val="0"/>
         </w:rPr>
-        <w:t xml:space="preserve"> I dispositivi portatili sono stati dichiarati inutilizzabili a tale scopo; il rimpiazzo procedurale esigeva che tutte le UDC fossero caricate solo da PC fisso (Desktop) in ufficio tramite i capo-turno, in attesa urgente di una de-patch del codice.</w:t>
+        <w:t xml:space="preserve"> I tecnici hanno sventato l'impatto aprendo CTOP e traslando d'imperio la telemetria logica del pallet sul nastro successiva. Questo "falso in bilancio" temporaneo ha acquietato i sensori, illudendo il destacker che l'aria sottostante fosse ritornata libera, sospendendo la corsa.</w:t>
       </w:r>
       <w:r>
         <w:rPr>
@@ -5498,14 +5649,14 @@
           <w:rFonts w:ascii="Google Sans" w:cs="Google Sans" w:eastAsia="Google Sans" w:hAnsi="Google Sans"/>
           <w:rtl w:val="0"/>
         </w:rPr>
-        <w:t xml:space="preserve"> 09/08/21</w:t>
+        <w:t xml:space="preserve"> 11/08/21</w:t>
       </w:r>
     </w:p>
     <w:p>
       <w:pPr>
         <w:numPr>
           <w:ilvl w:val="1"/>
-          <w:numId w:val="20"/>
+          <w:numId w:val="21"/>
         </w:numPr>
         <w:pBdr>
           <w:top w:space="0" w:sz="0" w:val="nil"/>
@@ -5532,14 +5683,14 @@
           <w:rFonts w:ascii="Google Sans" w:cs="Google Sans" w:eastAsia="Google Sans" w:hAnsi="Google Sans"/>
           <w:rtl w:val="0"/>
         </w:rPr>
-        <w:t xml:space="preserve"> Sincronizzazione Destacker F / PLC</w:t>
+        <w:t xml:space="preserve"> Linee di Fasciatura (Foiling) / WAMAS</w:t>
       </w:r>
     </w:p>
     <w:p>
       <w:pPr>
         <w:numPr>
           <w:ilvl w:val="1"/>
-          <w:numId w:val="20"/>
+          <w:numId w:val="21"/>
         </w:numPr>
         <w:pBdr>
           <w:top w:space="0" w:sz="0" w:val="nil"/>
@@ -5566,14 +5717,14 @@
           <w:rFonts w:ascii="Google Sans" w:cs="Google Sans" w:eastAsia="Google Sans" w:hAnsi="Google Sans"/>
           <w:rtl w:val="0"/>
         </w:rPr>
-        <w:t xml:space="preserve"> Una dinamica potenziale di distruzione hardware. L'enorme Destacker F azionava la spinta verticale per destoccare la colonna dei pallet vuoti, ignaro che proprio sotto di lui, sui rulli di base, stesse allegramente transitando un'altra UDC indipendente.</w:t>
+        <w:t xml:space="preserve"> L'unità, regolarmente messa in sicurezza e avvolta da spessi strati di pellicola termoretraibile, indugiava bloccata alla stazione di fine linea ignorando gli input per rimettersi in marcia verso il magazzino.</w:t>
       </w:r>
     </w:p>
     <w:p>
       <w:pPr>
         <w:numPr>
           <w:ilvl w:val="1"/>
-          <w:numId w:val="20"/>
+          <w:numId w:val="21"/>
         </w:numPr>
         <w:pBdr>
           <w:top w:space="0" w:sz="0" w:val="nil"/>
@@ -5600,14 +5751,14 @@
           <w:rFonts w:ascii="Google Sans" w:cs="Google Sans" w:eastAsia="Google Sans" w:hAnsi="Google Sans"/>
           <w:rtl w:val="0"/>
         </w:rPr>
-        <w:t xml:space="preserve"> Sconvolgente vuoto algoritmico nel cervello del PLC di automazione. I programmatori non avevano implementato alcun meccanismo logico di mutua esclusione (Mutex) per interdire cicli sovrapposti dei comandi vitali "stack" e "destack".</w:t>
+        <w:t xml:space="preserve"> Desincronizzazione severa negli aggiornamenti di stato. Mentre il pacco giaceva fisico e reale a riposo sulla rulliera CU296, nei meandri cerebrali di WAMAS si registrava prematuramente che il carico avesse già attraversato le fotocellule ben oltre il varco successivo (CU196). L'incoerenza fermava le ruote.</w:t>
       </w:r>
     </w:p>
     <w:p>
       <w:pPr>
         <w:numPr>
           <w:ilvl w:val="1"/>
-          <w:numId w:val="20"/>
+          <w:numId w:val="21"/>
         </w:numPr>
         <w:pBdr>
           <w:top w:space="0" w:sz="0" w:val="nil"/>
@@ -5634,7 +5785,7 @@
           <w:rFonts w:ascii="Google Sans" w:cs="Google Sans" w:eastAsia="Google Sans" w:hAnsi="Google Sans"/>
           <w:rtl w:val="0"/>
         </w:rPr>
-        <w:t xml:space="preserve"> I tecnici hanno sventato l'impatto aprendo CTOP e traslando d'imperio la telemetria logica del pallet sul nastro successiva. Questo "falso in bilancio" temporaneo ha acquietato i sensori, illudendo il destacker che l'aria sottostante fosse ritornata libera, sospendendo la corsa.</w:t>
+        <w:t xml:space="preserve"> Azione di "drag &amp; drop" forzata a livello database. Allineamento d'imperio della posizione geografica sull'interfaccia principale WMS per spronare le code stagnanti.</w:t>
       </w:r>
       <w:r>
         <w:rPr>
@@ -5673,14 +5824,14 @@
           <w:rFonts w:ascii="Google Sans" w:cs="Google Sans" w:eastAsia="Google Sans" w:hAnsi="Google Sans"/>
           <w:rtl w:val="0"/>
         </w:rPr>
-        <w:t xml:space="preserve"> 11/08/21</w:t>
+        <w:t xml:space="preserve"> 13/08/21</w:t>
       </w:r>
     </w:p>
     <w:p>
       <w:pPr>
         <w:numPr>
           <w:ilvl w:val="1"/>
-          <w:numId w:val="21"/>
+          <w:numId w:val="22"/>
         </w:numPr>
         <w:pBdr>
           <w:top w:space="0" w:sz="0" w:val="nil"/>
@@ -5707,14 +5858,14 @@
           <w:rFonts w:ascii="Google Sans" w:cs="Google Sans" w:eastAsia="Google Sans" w:hAnsi="Google Sans"/>
           <w:rtl w:val="0"/>
         </w:rPr>
-        <w:t xml:space="preserve"> Linee di Fasciatura (Foiling) / WAMAS</w:t>
+        <w:t xml:space="preserve"> Monorotaia EMS / Motore MFS</w:t>
       </w:r>
     </w:p>
     <w:p>
       <w:pPr>
         <w:numPr>
           <w:ilvl w:val="1"/>
-          <w:numId w:val="21"/>
+          <w:numId w:val="22"/>
         </w:numPr>
         <w:pBdr>
           <w:top w:space="0" w:sz="0" w:val="nil"/>
@@ -5741,14 +5892,14 @@
           <w:rFonts w:ascii="Google Sans" w:cs="Google Sans" w:eastAsia="Google Sans" w:hAnsi="Google Sans"/>
           <w:rtl w:val="0"/>
         </w:rPr>
-        <w:t xml:space="preserve"> L'unità, regolarmente messa in sicurezza e avvolta da spessi strati di pellicola termoretraibile, indugiava bloccata alla stazione di fine linea ignorando gli input per rimettersi in marcia verso il magazzino.</w:t>
+        <w:t xml:space="preserve"> Le navette d'alta quota (trolley), abbassandosi rapide per arpionare l'imballo sottostante, innescavano aborti istantanei e fuggivano verso l'alto rigettando un minaccioso alert "Wait for storage fail".</w:t>
       </w:r>
     </w:p>
     <w:p>
       <w:pPr>
         <w:numPr>
           <w:ilvl w:val="1"/>
-          <w:numId w:val="21"/>
+          <w:numId w:val="22"/>
         </w:numPr>
         <w:pBdr>
           <w:top w:space="0" w:sz="0" w:val="nil"/>
@@ -5775,14 +5926,14 @@
           <w:rFonts w:ascii="Google Sans" w:cs="Google Sans" w:eastAsia="Google Sans" w:hAnsi="Google Sans"/>
           <w:rtl w:val="0"/>
         </w:rPr>
-        <w:t xml:space="preserve"> Desincronizzazione severa negli aggiornamenti di stato. Mentre il pacco giaceva fisico e reale a riposo sulla rulliera CU296, nei meandri cerebrali di WAMAS si registrava prematuramente che il carico avesse già attraversato le fotocellule ben oltre il varco successivo (CU196). L'incoerenza fermava le ruote.</w:t>
+        <w:t xml:space="preserve"> Estrema sensibilità algoritmica configurata di fabbrica. L'algoritmo passava ai raggi X il peso che poggiava sui quattro piloni sensori del mezzo. Se le ceramiche, per fisiologiche variazioni di stivaggio, sbilanciavano l'assetto fra i piloni oltre uno stretto margine del 20%, il software ordinava il blocco macchina per paura di ribaltamenti aerei.</w:t>
       </w:r>
     </w:p>
     <w:p>
       <w:pPr>
         <w:numPr>
           <w:ilvl w:val="1"/>
-          <w:numId w:val="21"/>
+          <w:numId w:val="22"/>
         </w:numPr>
         <w:pBdr>
           <w:top w:space="0" w:sz="0" w:val="nil"/>
@@ -5809,7 +5960,7 @@
           <w:rFonts w:ascii="Google Sans" w:cs="Google Sans" w:eastAsia="Google Sans" w:hAnsi="Google Sans"/>
           <w:rtl w:val="0"/>
         </w:rPr>
-        <w:t xml:space="preserve"> Azione di "drag &amp; drop" forzata a livello database. Allineamento d'imperio della posizione geografica sull'interfaccia principale WMS per spronare le code stagnanti.</w:t>
+        <w:t xml:space="preserve"> Modifica strutturale permanente della parametrizzazione globale: il team SSI ha ampliato i margini di tolleranza differenziale autorizzata incrementandoli dal 20% al 30%, curando l'errore senza minare la fisica del volo.</w:t>
       </w:r>
       <w:r>
         <w:rPr>
@@ -5848,14 +5999,14 @@
           <w:rFonts w:ascii="Google Sans" w:cs="Google Sans" w:eastAsia="Google Sans" w:hAnsi="Google Sans"/>
           <w:rtl w:val="0"/>
         </w:rPr>
-        <w:t xml:space="preserve"> 13/08/21</w:t>
+        <w:t xml:space="preserve"> 24/08/21</w:t>
       </w:r>
     </w:p>
     <w:p>
       <w:pPr>
         <w:numPr>
           <w:ilvl w:val="1"/>
-          <w:numId w:val="22"/>
+          <w:numId w:val="23"/>
         </w:numPr>
         <w:pBdr>
           <w:top w:space="0" w:sz="0" w:val="nil"/>
@@ -5882,14 +6033,14 @@
           <w:rFonts w:ascii="Google Sans" w:cs="Google Sans" w:eastAsia="Google Sans" w:hAnsi="Google Sans"/>
           <w:rtl w:val="0"/>
         </w:rPr>
-        <w:t xml:space="preserve"> Monorotaia EMS / Motore MFS</w:t>
+        <w:t xml:space="preserve"> Transelevatore (Sottocarro)</w:t>
       </w:r>
     </w:p>
     <w:p>
       <w:pPr>
         <w:numPr>
           <w:ilvl w:val="1"/>
-          <w:numId w:val="22"/>
+          <w:numId w:val="23"/>
         </w:numPr>
         <w:pBdr>
           <w:top w:space="0" w:sz="0" w:val="nil"/>
@@ -5916,14 +6067,14 @@
           <w:rFonts w:ascii="Google Sans" w:cs="Google Sans" w:eastAsia="Google Sans" w:hAnsi="Google Sans"/>
           <w:rtl w:val="0"/>
         </w:rPr>
-        <w:t xml:space="preserve"> Le navette d'alta quota (trolley), abbassandosi rapide per arpionare l'imballo sottostante, innescavano aborti istantanei e fuggivano verso l'alto rigettando un minaccioso alert "Wait for storage fail".</w:t>
+        <w:t xml:space="preserve"> Schianto catastrofico. La struttura portante inferiore, forgiata nel metallo di una forca d'estensione della gru, si è strappata subendo una tranciatura di tre fitti millimetri di acciaio.</w:t>
       </w:r>
     </w:p>
     <w:p>
       <w:pPr>
         <w:numPr>
           <w:ilvl w:val="1"/>
-          <w:numId w:val="22"/>
+          <w:numId w:val="23"/>
         </w:numPr>
         <w:pBdr>
           <w:top w:space="0" w:sz="0" w:val="nil"/>
@@ -5950,14 +6101,14 @@
           <w:rFonts w:ascii="Google Sans" w:cs="Google Sans" w:eastAsia="Google Sans" w:hAnsi="Google Sans"/>
           <w:rtl w:val="0"/>
         </w:rPr>
-        <w:t xml:space="preserve"> Estrema sensibilità algoritmica configurata di fabbrica. L'algoritmo passava ai raggi X il peso che poggiava sui quattro piloni sensori del mezzo. Se le ceramiche, per fisiologiche variazioni di stivaggio, sbilanciavano l'assetto fra i piloni oltre uno stretto margine del 20%, il software ordinava il blocco macchina per paura di ribaltamenti aerei.</w:t>
+        <w:t xml:space="preserve"> Non c'è bug che tenga: la spietata legge della fatica dei metalli. Nonostante i pallet incriminati rasentassero un peso tollerabile (484 Kg), le miriadi di spietati micro-urti scagliati dalla forca contro gli spigoli di bancali di legno frastagliati, curvi, con basi sfalsate rispetto alle tolleranze WMS permesse, hanno spezzato il metallo. L'errore software non gestito ("Alignment timeout") produce a lungo termine un collasso hardware macroscopico.</w:t>
       </w:r>
     </w:p>
     <w:p>
       <w:pPr>
         <w:numPr>
           <w:ilvl w:val="1"/>
-          <w:numId w:val="22"/>
+          <w:numId w:val="23"/>
         </w:numPr>
         <w:pBdr>
           <w:top w:space="0" w:sz="0" w:val="nil"/>
@@ -5984,7 +6135,7 @@
           <w:rFonts w:ascii="Google Sans" w:cs="Google Sans" w:eastAsia="Google Sans" w:hAnsi="Google Sans"/>
           <w:rtl w:val="0"/>
         </w:rPr>
-        <w:t xml:space="preserve"> Modifica strutturale permanente della parametrizzazione globale: il team SSI ha ampliato i margini di tolleranza differenziale autorizzata incrementandoli dal 20% al 30%, curando l'errore senza minare la fisica del volo.</w:t>
+        <w:t xml:space="preserve"> Sosta d'emergenza in officina pesante: impiego invasivo di mole per levigare e addolcire aggressivamente la sbavatura metallica della piastra rovinata, consentendo di riequilibrare il punto cieco di penetrazione e compensare i baricentri.</w:t>
       </w:r>
       <w:r>
         <w:rPr>
@@ -6023,14 +6174,14 @@
           <w:rFonts w:ascii="Google Sans" w:cs="Google Sans" w:eastAsia="Google Sans" w:hAnsi="Google Sans"/>
           <w:rtl w:val="0"/>
         </w:rPr>
-        <w:t xml:space="preserve"> 24/08/21</w:t>
+        <w:t xml:space="preserve"> 27/08/21</w:t>
       </w:r>
     </w:p>
     <w:p>
       <w:pPr>
         <w:numPr>
           <w:ilvl w:val="1"/>
-          <w:numId w:val="23"/>
+          <w:numId w:val="24"/>
         </w:numPr>
         <w:pBdr>
           <w:top w:space="0" w:sz="0" w:val="nil"/>
@@ -6057,14 +6208,14 @@
           <w:rFonts w:ascii="Google Sans" w:cs="Google Sans" w:eastAsia="Google Sans" w:hAnsi="Google Sans"/>
           <w:rtl w:val="0"/>
         </w:rPr>
-        <w:t xml:space="preserve"> Transelevatore (Sottocarro)</w:t>
+        <w:t xml:space="preserve"> Baie di Picking / Algoritmo Inventario</w:t>
       </w:r>
     </w:p>
     <w:p>
       <w:pPr>
         <w:numPr>
           <w:ilvl w:val="1"/>
-          <w:numId w:val="23"/>
+          <w:numId w:val="24"/>
         </w:numPr>
         <w:pBdr>
           <w:top w:space="0" w:sz="0" w:val="nil"/>
@@ -6091,14 +6242,14 @@
           <w:rFonts w:ascii="Google Sans" w:cs="Google Sans" w:eastAsia="Google Sans" w:hAnsi="Google Sans"/>
           <w:rtl w:val="0"/>
         </w:rPr>
-        <w:t xml:space="preserve"> Schianto catastrofico. La struttura portante inferiore, forgiata nel metallo di una forca d'estensione della gru, si è strappata subendo una tranciatura di tre fitti millimetri di acciaio.</w:t>
+        <w:t xml:space="preserve"> L'imperatore software WAMAS collassava e abdicava ad ogni avanzamento. Bloccava senza colpo ferire le fasi intermedie del picking costringendo gli utenti a restare a guardare uno step inerte.</w:t>
       </w:r>
     </w:p>
     <w:p>
       <w:pPr>
         <w:numPr>
           <w:ilvl w:val="1"/>
-          <w:numId w:val="23"/>
+          <w:numId w:val="24"/>
         </w:numPr>
         <w:pBdr>
           <w:top w:space="0" w:sz="0" w:val="nil"/>
@@ -6125,14 +6276,14 @@
           <w:rFonts w:ascii="Google Sans" w:cs="Google Sans" w:eastAsia="Google Sans" w:hAnsi="Google Sans"/>
           <w:rtl w:val="0"/>
         </w:rPr>
-        <w:t xml:space="preserve"> Non c'è bug che tenga: la spietata legge della fatica dei metalli. Nonostante i pallet incriminati rasentassero un peso tollerabile (484 Kg), le miriadi di spietati micro-urti scagliati dalla forca contro gli spigoli di bancali di legno frastagliati, curvi, con basi sfalsate rispetto alle tolleranze WMS permesse, hanno spezzato il metallo. L'errore software non gestito ("Alignment timeout") produce a lungo termine un collasso hardware macroscopico.</w:t>
+        <w:t xml:space="preserve"> Baco aritmetico (Bug) nella concezione dei conteggi operativi. Se un singolo colossale pallet agglomerava plurime sub-azioni separate di prelievo e richiedeva obbligatoriamente dei Checkpoint di Inventario ciclico in mezzo ad esse, la mente del software falliva. Dimenticava spaventosamente di eseguire la sommatoria finale dei task frammentati rimasti accesi, non avanzando di un sol passo.</w:t>
       </w:r>
     </w:p>
     <w:p>
       <w:pPr>
         <w:numPr>
           <w:ilvl w:val="1"/>
-          <w:numId w:val="23"/>
+          <w:numId w:val="24"/>
         </w:numPr>
         <w:pBdr>
           <w:top w:space="0" w:sz="0" w:val="nil"/>
@@ -6159,7 +6310,7 @@
           <w:rFonts w:ascii="Google Sans" w:cs="Google Sans" w:eastAsia="Google Sans" w:hAnsi="Google Sans"/>
           <w:rtl w:val="0"/>
         </w:rPr>
-        <w:t xml:space="preserve"> Sosta d'emergenza in officina pesante: impiego invasivo di mole per levigare e addolcire aggressivamente la sbavatura metallica della piastra rovinata, consentendo di riequilibrare il punto cieco di penetrazione e compensare i baricentri.</w:t>
+        <w:t xml:space="preserve"> Sfasamento bypassato in puro stile chirurgico: discese negli abissi del DB relazionale alterando a zero i trigger residuali d'inventario rimasti in sospeso.</w:t>
       </w:r>
       <w:r>
         <w:rPr>
@@ -6205,7 +6356,7 @@
       <w:pPr>
         <w:numPr>
           <w:ilvl w:val="1"/>
-          <w:numId w:val="24"/>
+          <w:numId w:val="25"/>
         </w:numPr>
         <w:pBdr>
           <w:top w:space="0" w:sz="0" w:val="nil"/>
@@ -6232,14 +6383,14 @@
           <w:rFonts w:ascii="Google Sans" w:cs="Google Sans" w:eastAsia="Google Sans" w:hAnsi="Google Sans"/>
           <w:rtl w:val="0"/>
         </w:rPr>
-        <w:t xml:space="preserve"> Baie di Picking / Algoritmo Inventario</w:t>
+        <w:t xml:space="preserve"> Routing / Snodo Wunderwuzzi</w:t>
       </w:r>
     </w:p>
     <w:p>
       <w:pPr>
         <w:numPr>
           <w:ilvl w:val="1"/>
-          <w:numId w:val="24"/>
+          <w:numId w:val="25"/>
         </w:numPr>
         <w:pBdr>
           <w:top w:space="0" w:sz="0" w:val="nil"/>
@@ -6266,14 +6417,14 @@
           <w:rFonts w:ascii="Google Sans" w:cs="Google Sans" w:eastAsia="Google Sans" w:hAnsi="Google Sans"/>
           <w:rtl w:val="0"/>
         </w:rPr>
-        <w:t xml:space="preserve"> L'imperatore software WAMAS collassava e abdicava ad ogni avanzamento. Bloccava senza colpo ferire le fasi intermedie del picking costringendo gli utenti a restare a guardare uno step inerte.</w:t>
+        <w:t xml:space="preserve"> Nel cuore del centro di viabilità Wunderwuzzi il controllore emetteva perentorio un "errore irreversibile terminale di routing", negando qualsiasi esito per i pallet fermi sulla CU212.</w:t>
       </w:r>
     </w:p>
     <w:p>
       <w:pPr>
         <w:numPr>
           <w:ilvl w:val="1"/>
-          <w:numId w:val="24"/>
+          <w:numId w:val="25"/>
         </w:numPr>
         <w:pBdr>
           <w:top w:space="0" w:sz="0" w:val="nil"/>
@@ -6300,14 +6451,14 @@
           <w:rFonts w:ascii="Google Sans" w:cs="Google Sans" w:eastAsia="Google Sans" w:hAnsi="Google Sans"/>
           <w:rtl w:val="0"/>
         </w:rPr>
-        <w:t xml:space="preserve"> Baco aritmetico (Bug) nella concezione dei conteggi operativi. Se un singolo colossale pallet agglomerava plurime sub-azioni separate di prelievo e richiedeva obbligatoriamente dei Checkpoint di Inventario ciclico in mezzo ad esse, la mente del software falliva. Dimenticava spaventosamente di eseguire la sommatoria finale dei task frammentati rimasti accesi, non avanzando di un sol passo.</w:t>
+        <w:t xml:space="preserve"> Assenza di plasticità nel codice di programmazione. Se i percorsi d'evacuazione posteriori e teorici della fasciatrice risultavano sbarrati, il routing, accecato, non concepiva un "piano B" alternativo (come l'uscita da arterie anteriori per merci che eludevano il wrapping), ponendosi in blocco fatale.</w:t>
       </w:r>
     </w:p>
     <w:p>
       <w:pPr>
         <w:numPr>
           <w:ilvl w:val="1"/>
-          <w:numId w:val="24"/>
+          <w:numId w:val="25"/>
         </w:numPr>
         <w:pBdr>
           <w:top w:space="0" w:sz="0" w:val="nil"/>
@@ -6334,7 +6485,7 @@
           <w:rFonts w:ascii="Google Sans" w:cs="Google Sans" w:eastAsia="Google Sans" w:hAnsi="Google Sans"/>
           <w:rtl w:val="0"/>
         </w:rPr>
-        <w:t xml:space="preserve"> Sfasamento bypassato in puro stile chirurgico: discese negli abissi del DB relazionale alterando a zero i trigger residuali d'inventario rimasti in sospeso.</w:t>
+        <w:t xml:space="preserve"> Innesto istantaneo di patch globale (Emergency Rollout) per imprimere una "via di fuga" algoritmica di fallback, dirottando il blocco su piste tangenziali e sgorgando l'ingorgo.</w:t>
       </w:r>
       <w:r>
         <w:rPr>
@@ -6373,14 +6524,14 @@
           <w:rFonts w:ascii="Google Sans" w:cs="Google Sans" w:eastAsia="Google Sans" w:hAnsi="Google Sans"/>
           <w:rtl w:val="0"/>
         </w:rPr>
-        <w:t xml:space="preserve"> 27/08/21</w:t>
+        <w:t xml:space="preserve"> 30/08/21</w:t>
       </w:r>
     </w:p>
     <w:p>
       <w:pPr>
         <w:numPr>
           <w:ilvl w:val="1"/>
-          <w:numId w:val="25"/>
+          <w:numId w:val="26"/>
         </w:numPr>
         <w:pBdr>
           <w:top w:space="0" w:sz="0" w:val="nil"/>
@@ -6407,14 +6558,14 @@
           <w:rFonts w:ascii="Google Sans" w:cs="Google Sans" w:eastAsia="Google Sans" w:hAnsi="Google Sans"/>
           <w:rtl w:val="0"/>
         </w:rPr>
-        <w:t xml:space="preserve"> Routing / Snodo Wunderwuzzi</w:t>
+        <w:t xml:space="preserve"> Buffer Ingresso Wuzzi (Convogliatori CU295/285)</w:t>
       </w:r>
     </w:p>
     <w:p>
       <w:pPr>
         <w:numPr>
           <w:ilvl w:val="1"/>
-          <w:numId w:val="25"/>
+          <w:numId w:val="26"/>
         </w:numPr>
         <w:pBdr>
           <w:top w:space="0" w:sz="0" w:val="nil"/>
@@ -6441,14 +6592,14 @@
           <w:rFonts w:ascii="Google Sans" w:cs="Google Sans" w:eastAsia="Google Sans" w:hAnsi="Google Sans"/>
           <w:rtl w:val="0"/>
         </w:rPr>
-        <w:t xml:space="preserve"> Nel cuore del centro di viabilità Wunderwuzzi il controllore emetteva perentorio un "errore irreversibile terminale di routing", negando qualsiasi esito per i pallet fermi sulla CU212.</w:t>
+        <w:t xml:space="preserve"> L'imbuto rotatorio Wuzzi è in stallo cardiaco. La vista è limpida e priva di ingombri materiali ma entità incorporee ("impronte fantasma") persistevano bloccando lo smistamento di ogni AGV.</w:t>
       </w:r>
     </w:p>
     <w:p>
       <w:pPr>
         <w:numPr>
           <w:ilvl w:val="1"/>
-          <w:numId w:val="25"/>
+          <w:numId w:val="26"/>
         </w:numPr>
         <w:pBdr>
           <w:top w:space="0" w:sz="0" w:val="nil"/>
@@ -6475,14 +6626,14 @@
           <w:rFonts w:ascii="Google Sans" w:cs="Google Sans" w:eastAsia="Google Sans" w:hAnsi="Google Sans"/>
           <w:rtl w:val="0"/>
         </w:rPr>
-        <w:t xml:space="preserve"> Assenza di plasticità nel codice di programmazione. Se i percorsi d'evacuazione posteriori e teorici della fasciatrice risultavano sbarrati, il routing, accecato, non concepiva un "piano B" alternativo (come l'uscita da arterie anteriori per merci che eludevano il wrapping), ponendosi in blocco fatale.</w:t>
+        <w:t xml:space="preserve"> Gli operatori cancellarono il pallet dal terminale utente credendo di arrestarne il moto. Eppure il fantasma d'esecutivo logico non demordeva; la targa profonda d'immatricolazione Transport Order Index restava saldamente scolpita nel cuore severo del server MF266 che orchestra l'azione periferica.</w:t>
       </w:r>
     </w:p>
     <w:p>
       <w:pPr>
         <w:numPr>
           <w:ilvl w:val="1"/>
-          <w:numId w:val="25"/>
+          <w:numId w:val="26"/>
         </w:numPr>
         <w:pBdr>
           <w:top w:space="0" w:sz="0" w:val="nil"/>
@@ -6509,7 +6660,7 @@
           <w:rFonts w:ascii="Google Sans" w:cs="Google Sans" w:eastAsia="Google Sans" w:hAnsi="Google Sans"/>
           <w:rtl w:val="0"/>
         </w:rPr>
-        <w:t xml:space="preserve"> Innesto istantaneo di patch globale (Emergency Rollout) per imprimere una "via di fuga" algoritmica di fallback, dirottando il blocco su piste tangenziali e sgorgando l'ingorgo.</w:t>
+        <w:t xml:space="preserve"> Indagine incrociata nel colossale ambiente SCADA Lighthouse, estrazione dello sterminato Index Number infetto e sua cancellazione definitiva tramite accesso di basso livello nell'interfaccia di manutenzione MF266.</w:t>
       </w:r>
       <w:r>
         <w:rPr>
@@ -6555,7 +6706,7 @@
       <w:pPr>
         <w:numPr>
           <w:ilvl w:val="1"/>
-          <w:numId w:val="26"/>
+          <w:numId w:val="27"/>
         </w:numPr>
         <w:pBdr>
           <w:top w:space="0" w:sz="0" w:val="nil"/>
@@ -6582,14 +6733,14 @@
           <w:rFonts w:ascii="Google Sans" w:cs="Google Sans" w:eastAsia="Google Sans" w:hAnsi="Google Sans"/>
           <w:rtl w:val="0"/>
         </w:rPr>
-        <w:t xml:space="preserve"> Buffer Ingresso Wuzzi (Convogliatori CU295/285)</w:t>
+        <w:t xml:space="preserve"> Logica WAMAS / Buffer Convogliatori</w:t>
       </w:r>
     </w:p>
     <w:p>
       <w:pPr>
         <w:numPr>
           <w:ilvl w:val="1"/>
-          <w:numId w:val="26"/>
+          <w:numId w:val="27"/>
         </w:numPr>
         <w:pBdr>
           <w:top w:space="0" w:sz="0" w:val="nil"/>
@@ -6616,14 +6767,14 @@
           <w:rFonts w:ascii="Google Sans" w:cs="Google Sans" w:eastAsia="Google Sans" w:hAnsi="Google Sans"/>
           <w:rtl w:val="0"/>
         </w:rPr>
-        <w:t xml:space="preserve"> L'imbuto rotatorio Wuzzi è in stallo cardiaco. La vista è limpida e priva di ingombri materiali ma entità incorporee ("impronte fantasma") persistevano bloccando lo smistamento di ogni AGV.</w:t>
+        <w:t xml:space="preserve"> L'arrivo possente di un pallet taglia H sul tappeto CU300 congelava ogni cosa al seguito. Uno schermo diagnostico palesava l'intoppo insormontabile di "WAIT FOR AM ALLOCATION RETRY".</w:t>
       </w:r>
     </w:p>
     <w:p>
       <w:pPr>
         <w:numPr>
           <w:ilvl w:val="1"/>
-          <w:numId w:val="26"/>
+          <w:numId w:val="27"/>
         </w:numPr>
         <w:pBdr>
           <w:top w:space="0" w:sz="0" w:val="nil"/>
@@ -6650,14 +6801,14 @@
           <w:rFonts w:ascii="Google Sans" w:cs="Google Sans" w:eastAsia="Google Sans" w:hAnsi="Google Sans"/>
           <w:rtl w:val="0"/>
         </w:rPr>
-        <w:t xml:space="preserve"> Gli operatori cancellarono il pallet dal terminale utente credendo di arrestarne il moto. Eppure il fantasma d'esecutivo logico non demordeva; la targa profonda d'immatricolazione Transport Order Index restava saldamente scolpita nel cuore severo del server MF266 che orchestra l'azione periferica.</w:t>
+        <w:t xml:space="preserve"> La capienza spaziale dell'Hub destinatario (il buffer S46) versava in totale saturazione chimica e perimetrale; per l'impianto era impossibile allocare lo spazio fuori quota richiesto da uno scomodo pallet di taglia "H" e pertanto inseriva uno stato asfissiante d'attesa perpetua del miracolo.</w:t>
       </w:r>
     </w:p>
     <w:p>
       <w:pPr>
         <w:numPr>
           <w:ilvl w:val="1"/>
-          <w:numId w:val="26"/>
+          <w:numId w:val="27"/>
         </w:numPr>
         <w:pBdr>
           <w:top w:space="0" w:sz="0" w:val="nil"/>
@@ -6684,7 +6835,7 @@
           <w:rFonts w:ascii="Google Sans" w:cs="Google Sans" w:eastAsia="Google Sans" w:hAnsi="Google Sans"/>
           <w:rtl w:val="0"/>
         </w:rPr>
-        <w:t xml:space="preserve"> Indagine incrociata nel colossale ambiente SCADA Lighthouse, estrazione dello sterminato Index Number infetto e sua cancellazione definitiva tramite accesso di basso livello nell'interfaccia di manutenzione MF266.</w:t>
+        <w:t xml:space="preserve"> C'è ben poco da scavalcare algebricamente se l'area esplode: l'umana rassegnazione e l'attesa per il naturale drenaggio di posti S46, integrati nel frattempo dallo switch fisico dei veicoli con dirottamento verso zone ausiliarie.</w:t>
       </w:r>
       <w:r>
         <w:rPr>
@@ -6723,14 +6874,14 @@
           <w:rFonts w:ascii="Google Sans" w:cs="Google Sans" w:eastAsia="Google Sans" w:hAnsi="Google Sans"/>
           <w:rtl w:val="0"/>
         </w:rPr>
-        <w:t xml:space="preserve"> 30/08/21</w:t>
+        <w:t xml:space="preserve"> 02/09/21</w:t>
       </w:r>
     </w:p>
     <w:p>
       <w:pPr>
         <w:numPr>
           <w:ilvl w:val="1"/>
-          <w:numId w:val="27"/>
+          <w:numId w:val="28"/>
         </w:numPr>
         <w:pBdr>
           <w:top w:space="0" w:sz="0" w:val="nil"/>
@@ -6757,14 +6908,14 @@
           <w:rFonts w:ascii="Google Sans" w:cs="Google Sans" w:eastAsia="Google Sans" w:hAnsi="Google Sans"/>
           <w:rtl w:val="0"/>
         </w:rPr>
-        <w:t xml:space="preserve"> Logica WAMAS / Buffer Convogliatori</w:t>
+        <w:t xml:space="preserve"> AGV Flotta / Algoritmo di Routing</w:t>
       </w:r>
     </w:p>
     <w:p>
       <w:pPr>
         <w:numPr>
           <w:ilvl w:val="1"/>
-          <w:numId w:val="27"/>
+          <w:numId w:val="28"/>
         </w:numPr>
         <w:pBdr>
           <w:top w:space="0" w:sz="0" w:val="nil"/>
@@ -6791,14 +6942,14 @@
           <w:rFonts w:ascii="Google Sans" w:cs="Google Sans" w:eastAsia="Google Sans" w:hAnsi="Google Sans"/>
           <w:rtl w:val="0"/>
         </w:rPr>
-        <w:t xml:space="preserve"> L'arrivo possente di un pallet taglia H sul tappeto CU300 congelava ogni cosa al seguito. Uno schermo diagnostico palesava l'intoppo insormontabile di "WAIT FOR AM ALLOCATION RETRY".</w:t>
+        <w:t xml:space="preserve"> Un disastro topologico incrociato: l'"I/O Blocking". I quattro AGV marchiati 022, 002, 025 e 006 s'avvicinavano e si compattavano tra loro in una chiusa tetra e irrisolvibile in mezzo allo slargo, in deadlock spaziale.</w:t>
       </w:r>
     </w:p>
     <w:p>
       <w:pPr>
         <w:numPr>
           <w:ilvl w:val="1"/>
-          <w:numId w:val="27"/>
+          <w:numId w:val="28"/>
         </w:numPr>
         <w:pBdr>
           <w:top w:space="0" w:sz="0" w:val="nil"/>
@@ -6825,14 +6976,14 @@
           <w:rFonts w:ascii="Google Sans" w:cs="Google Sans" w:eastAsia="Google Sans" w:hAnsi="Google Sans"/>
           <w:rtl w:val="0"/>
         </w:rPr>
-        <w:t xml:space="preserve"> La capienza spaziale dell'Hub destinatario (il buffer S46) versava in totale saturazione chimica e perimetrale; per l'impianto era impossibile allocare lo spazio fuori quota richiesto da uno scomodo pallet di taglia "H" e pertanto inseriva uno stato asfissiante d'attesa perpetua del miracolo.</w:t>
+        <w:t xml:space="preserve"> La testardaggine dell'AGV 022: pretese di piantare freni e forche per attendere ore nel crocevia l'evacuazione della propria unica cella destinazione sfortunatamente ostruita. Agendo da sbarramento murale inibiva ogni chance e traiettoria d'arrivo dei poveri veicoli limitrofi pur proiettati su orizzonti e binari liberi. Sconvolgente l'assenza concettuale nel Route Optimizer di comode piazzole laterali di sosta per posteggi "a basso impatto temporaneo".</w:t>
       </w:r>
     </w:p>
     <w:p>
       <w:pPr>
         <w:numPr>
           <w:ilvl w:val="1"/>
-          <w:numId w:val="27"/>
+          <w:numId w:val="28"/>
         </w:numPr>
         <w:pBdr>
           <w:top w:space="0" w:sz="0" w:val="nil"/>
@@ -6859,7 +7010,7 @@
           <w:rFonts w:ascii="Google Sans" w:cs="Google Sans" w:eastAsia="Google Sans" w:hAnsi="Google Sans"/>
           <w:rtl w:val="0"/>
         </w:rPr>
-        <w:t xml:space="preserve"> C'è ben poco da scavalcare algebricamente se l'area esplode: l'umana rassegnazione e l'attesa per il naturale drenaggio di posti S46, integrati nel frattempo dallo switch fisico dei veicoli con dirottamento verso zone ausiliarie.</w:t>
+        <w:t xml:space="preserve"> Operatori si aggirano armati di joystick per sbrogliare a spinta lo snodo d'imbuto, aprendo al contempo severi ticket verso l'headquarter Rocla domandando fluidità nell'aggiramento e "low impact point" nel navigatore.</w:t>
       </w:r>
       <w:r>
         <w:rPr>
@@ -6898,14 +7049,14 @@
           <w:rFonts w:ascii="Google Sans" w:cs="Google Sans" w:eastAsia="Google Sans" w:hAnsi="Google Sans"/>
           <w:rtl w:val="0"/>
         </w:rPr>
-        <w:t xml:space="preserve"> 02/09/21</w:t>
+        <w:t xml:space="preserve"> 03/09/21</w:t>
       </w:r>
     </w:p>
     <w:p>
       <w:pPr>
         <w:numPr>
           <w:ilvl w:val="1"/>
-          <w:numId w:val="28"/>
+          <w:numId w:val="29"/>
         </w:numPr>
         <w:pBdr>
           <w:top w:space="0" w:sz="0" w:val="nil"/>
@@ -6932,14 +7083,14 @@
           <w:rFonts w:ascii="Google Sans" w:cs="Google Sans" w:eastAsia="Google Sans" w:hAnsi="Google Sans"/>
           <w:rtl w:val="0"/>
         </w:rPr>
-        <w:t xml:space="preserve"> AGV Flotta / Algoritmo di Routing</w:t>
+        <w:t xml:space="preserve"> Transelevatore 6 (SRM) / Middleware MFS</w:t>
       </w:r>
     </w:p>
     <w:p>
       <w:pPr>
         <w:numPr>
           <w:ilvl w:val="1"/>
-          <w:numId w:val="28"/>
+          <w:numId w:val="29"/>
         </w:numPr>
         <w:pBdr>
           <w:top w:space="0" w:sz="0" w:val="nil"/>
@@ -6966,14 +7117,14 @@
           <w:rFonts w:ascii="Google Sans" w:cs="Google Sans" w:eastAsia="Google Sans" w:hAnsi="Google Sans"/>
           <w:rtl w:val="0"/>
         </w:rPr>
-        <w:t xml:space="preserve"> Un disastro topologico incrociato: l'"I/O Blocking". I quattro AGV marchiati 022, 002, 025 e 006 s'avvicinavano e si compattavano tra loro in una chiusa tetra e irrisolvibile in mezzo allo slargo, in deadlock spaziale.</w:t>
+        <w:t xml:space="preserve"> WAMAS trasmetteva alacremente gli ordini di lavoro (TPO) ai prelievi della Crane 6, che invece di inglobarli e produrre moto li bruciava disintegrandoli tramutandoli in "Errore Bloccante Irreversibile".</w:t>
       </w:r>
     </w:p>
     <w:p>
       <w:pPr>
         <w:numPr>
           <w:ilvl w:val="1"/>
-          <w:numId w:val="28"/>
+          <w:numId w:val="29"/>
         </w:numPr>
         <w:pBdr>
           <w:top w:space="0" w:sz="0" w:val="nil"/>
@@ -7000,14 +7151,14 @@
           <w:rFonts w:ascii="Google Sans" w:cs="Google Sans" w:eastAsia="Google Sans" w:hAnsi="Google Sans"/>
           <w:rtl w:val="0"/>
         </w:rPr>
-        <w:t xml:space="preserve"> La testardaggine dell'AGV 022: pretese di piantare freni e forche per attendere ore nel crocevia l'evacuazione della propria unica cella destinazione sfortunatamente ostruita. Agendo da sbarramento murale inibiva ogni chance e traiettoria d'arrivo dei poveri veicoli limitrofi pur proiettati su orizzonti e binari liberi. Sconvolgente l'assenza concettuale nel Route Optimizer di comode piazzole laterali di sosta per posteggi "a basso impatto temporaneo".</w:t>
+        <w:t xml:space="preserve"> Bug silente affiorato violentemente nel crocevia dell'handshake: attrito distruttivo nato fra l'MFS che gestisce le richieste d'alta quota e le routine impiegate a smistare le code per lo sgorgo sui rulli in deflusso.</w:t>
       </w:r>
     </w:p>
     <w:p>
       <w:pPr>
         <w:numPr>
           <w:ilvl w:val="1"/>
-          <w:numId w:val="28"/>
+          <w:numId w:val="29"/>
         </w:numPr>
         <w:pBdr>
           <w:top w:space="0" w:sz="0" w:val="nil"/>
@@ -7034,7 +7185,7 @@
           <w:rFonts w:ascii="Google Sans" w:cs="Google Sans" w:eastAsia="Google Sans" w:hAnsi="Google Sans"/>
           <w:rtl w:val="0"/>
         </w:rPr>
-        <w:t xml:space="preserve"> Operatori si aggirano armati di joystick per sbrogliare a spinta lo snodo d'imbuto, aprendo al contempo severi ticket verso l'headquarter Rocla domandando fluidità nell'aggiramento e "low impact point" nel navigatore.</w:t>
+        <w:t xml:space="preserve"> Discesa rapida al layer inferiore corrompendo l'integrità del database MFS solo per domare le fiamme impellenti, con la contestuale delibera ai programmatori della casa madre per la redazione di codici stabili (patch risolutiva in sviluppo).</w:t>
       </w:r>
       <w:r>
         <w:rPr>
@@ -7073,14 +7224,14 @@
           <w:rFonts w:ascii="Google Sans" w:cs="Google Sans" w:eastAsia="Google Sans" w:hAnsi="Google Sans"/>
           <w:rtl w:val="0"/>
         </w:rPr>
-        <w:t xml:space="preserve"> 03/09/21</w:t>
+        <w:t xml:space="preserve"> 13/09/21</w:t>
       </w:r>
     </w:p>
     <w:p>
       <w:pPr>
         <w:numPr>
           <w:ilvl w:val="1"/>
-          <w:numId w:val="29"/>
+          <w:numId w:val="30"/>
         </w:numPr>
         <w:pBdr>
           <w:top w:space="0" w:sz="0" w:val="nil"/>
@@ -7107,14 +7258,14 @@
           <w:rFonts w:ascii="Google Sans" w:cs="Google Sans" w:eastAsia="Google Sans" w:hAnsi="Google Sans"/>
           <w:rtl w:val="0"/>
         </w:rPr>
-        <w:t xml:space="preserve"> Transelevatore 6 (SRM) / Middleware MFS</w:t>
+        <w:t xml:space="preserve"> Transelevatore 7 (SRM) / Meccanica di sgancio</w:t>
       </w:r>
     </w:p>
     <w:p>
       <w:pPr>
         <w:numPr>
           <w:ilvl w:val="1"/>
-          <w:numId w:val="29"/>
+          <w:numId w:val="30"/>
         </w:numPr>
         <w:pBdr>
           <w:top w:space="0" w:sz="0" w:val="nil"/>
@@ -7141,14 +7292,14 @@
           <w:rFonts w:ascii="Google Sans" w:cs="Google Sans" w:eastAsia="Google Sans" w:hAnsi="Google Sans"/>
           <w:rtl w:val="0"/>
         </w:rPr>
-        <w:t xml:space="preserve"> WAMAS trasmetteva alacremente gli ordini di lavoro (TPO) ai prelievi della Crane 6, che invece di inglobarli e produrre moto li bruciava disintegrandoli tramutandoli in "Errore Bloccante Irreversibile".</w:t>
+        <w:t xml:space="preserve"> La forca del carrello, ritraendosi per lasciare in deposito le merci, ha bloccato e stritolato il pallet a metà cammino tra l'abisso e l'ingresso dello scaffale d'acciaio.</w:t>
       </w:r>
     </w:p>
     <w:p>
       <w:pPr>
         <w:numPr>
           <w:ilvl w:val="1"/>
-          <w:numId w:val="29"/>
+          <w:numId w:val="30"/>
         </w:numPr>
         <w:pBdr>
           <w:top w:space="0" w:sz="0" w:val="nil"/>
@@ -7175,14 +7326,14 @@
           <w:rFonts w:ascii="Google Sans" w:cs="Google Sans" w:eastAsia="Google Sans" w:hAnsi="Google Sans"/>
           <w:rtl w:val="0"/>
         </w:rPr>
-        <w:t xml:space="preserve"> Bug silente affiorato violentemente nel crocevia dell'handshake: attrito distruttivo nato fra l'MFS che gestisce le richieste d'alta quota e le routine impiegate a smistare le code per lo sgorgo sui rulli in deflusso.</w:t>
+        <w:t xml:space="preserve"> Ritardo di calcolo fatale: il PLC del cervellone WMS comunicava il "No storage space available" colpevolmente in differita temporale; quando ormai la macchina era addentrata nella cinetica idraulica dello sgancio le istruzioni si sovrapponevano e si distruggevano mandando tutto in Crash d'aborto manovra.</w:t>
       </w:r>
     </w:p>
     <w:p>
       <w:pPr>
         <w:numPr>
           <w:ilvl w:val="1"/>
-          <w:numId w:val="29"/>
+          <w:numId w:val="30"/>
         </w:numPr>
         <w:pBdr>
           <w:top w:space="0" w:sz="0" w:val="nil"/>
@@ -7209,7 +7360,7 @@
           <w:rFonts w:ascii="Google Sans" w:cs="Google Sans" w:eastAsia="Google Sans" w:hAnsi="Google Sans"/>
           <w:rtl w:val="0"/>
         </w:rPr>
-        <w:t xml:space="preserve"> Discesa rapida al layer inferiore corrompendo l'integrità del database MFS solo per domare le fiamme impellenti, con la contestuale delibera ai programmatori della casa madre per la redazione di codici stabili (patch risolutiva in sviluppo).</w:t>
+        <w:t xml:space="preserve"> Azione specializzata che prevedeva, da backend, lo sradicamento dell'ordine direzionale principale (SOC 260 dal menu preposto MF266) a favore dell'attivazione dell'interfaccia joystick che ha ritratto in manovra retrocessiva sicura il corpo di forca svincolandolo dal pallet e dal rack.</w:t>
       </w:r>
       <w:r>
         <w:rPr>
@@ -7248,14 +7399,14 @@
           <w:rFonts w:ascii="Google Sans" w:cs="Google Sans" w:eastAsia="Google Sans" w:hAnsi="Google Sans"/>
           <w:rtl w:val="0"/>
         </w:rPr>
-        <w:t xml:space="preserve"> 13/09/21</w:t>
+        <w:t xml:space="preserve"> 16/09/21</w:t>
       </w:r>
     </w:p>
     <w:p>
       <w:pPr>
         <w:numPr>
           <w:ilvl w:val="1"/>
-          <w:numId w:val="30"/>
+          <w:numId w:val="31"/>
         </w:numPr>
         <w:pBdr>
           <w:top w:space="0" w:sz="0" w:val="nil"/>
@@ -7282,14 +7433,14 @@
           <w:rFonts w:ascii="Google Sans" w:cs="Google Sans" w:eastAsia="Google Sans" w:hAnsi="Google Sans"/>
           <w:rtl w:val="0"/>
         </w:rPr>
-        <w:t xml:space="preserve"> Transelevatore 7 (SRM) / Meccanica di sgancio</w:t>
+        <w:t xml:space="preserve"> WAMAS / Controlli Dimensionali Ingressi Laser (Contour)</w:t>
       </w:r>
     </w:p>
     <w:p>
       <w:pPr>
         <w:numPr>
           <w:ilvl w:val="1"/>
-          <w:numId w:val="30"/>
+          <w:numId w:val="31"/>
         </w:numPr>
         <w:pBdr>
           <w:top w:space="0" w:sz="0" w:val="nil"/>
@@ -7316,14 +7467,14 @@
           <w:rFonts w:ascii="Google Sans" w:cs="Google Sans" w:eastAsia="Google Sans" w:hAnsi="Google Sans"/>
           <w:rtl w:val="0"/>
         </w:rPr>
-        <w:t xml:space="preserve"> La forca del carrello, ritraendosi per lasciare in deposito le merci, ha bloccato e stritolato il pallet a metà cammino tra l'abisso e l'ingresso dello scaffale d'acciaio.</w:t>
+        <w:t xml:space="preserve"> Lo smistamento rifiutava e rispediva rabbiosamente e costantemente un pallet base (tipo B) dichiarandolo irricevibile, scatenando il banner: "error front/back contour" (Errore ingombro sagoma e profilatura massima sforata).</w:t>
       </w:r>
     </w:p>
     <w:p>
       <w:pPr>
         <w:numPr>
           <w:ilvl w:val="1"/>
-          <w:numId w:val="30"/>
+          <w:numId w:val="31"/>
         </w:numPr>
         <w:pBdr>
           <w:top w:space="0" w:sz="0" w:val="nil"/>
@@ -7350,14 +7501,14 @@
           <w:rFonts w:ascii="Google Sans" w:cs="Google Sans" w:eastAsia="Google Sans" w:hAnsi="Google Sans"/>
           <w:rtl w:val="0"/>
         </w:rPr>
-        <w:t xml:space="preserve"> Ritardo di calcolo fatale: il PLC del cervellone WMS comunicava il "No storage space available" colpevolmente in differita temporale; quando ormai la macchina era addentrata nella cinetica idraulica dello sgancio le istruzioni si sovrapponevano e si distruggevano mandando tutto in Crash d'aborto manovra.</w:t>
+        <w:t xml:space="preserve"> Per bypassare guai manuali un addetto in zona estranea ha asportato a mano un pallet D scheggiato che risiedeva da base sotto un pallet B. WAMAS recepiva il cambio, l'MFS ignorava la bonifica. La memoria volatile del livello inferiore conservava testardamente e rigidamente la cache del profilo alto "B su D", attenendosi testardamente a misure ottiche immensamente difformi dalle odierne e nuove rilevazioni.</w:t>
       </w:r>
     </w:p>
     <w:p>
       <w:pPr>
         <w:numPr>
           <w:ilvl w:val="1"/>
-          <w:numId w:val="30"/>
+          <w:numId w:val="31"/>
         </w:numPr>
         <w:pBdr>
           <w:top w:space="0" w:sz="0" w:val="nil"/>
@@ -7384,7 +7535,7 @@
           <w:rFonts w:ascii="Google Sans" w:cs="Google Sans" w:eastAsia="Google Sans" w:hAnsi="Google Sans"/>
           <w:rtl w:val="0"/>
         </w:rPr>
-        <w:t xml:space="preserve"> Azione specializzata che prevedeva, da backend, lo sradicamento dell'ordine direzionale principale (SOC 260 dal menu preposto MF266) a favore dell'attivazione dell'interfaccia joystick che ha ritratto in manovra retrocessiva sicura il corpo di forca svincolandolo dal pallet e dal rack.</w:t>
+        <w:t xml:space="preserve"> Il tecnico consiglia di perseverare e inoltrare, identico ed intatto, una seconda volta sul nastro il carico non sdoganato; questo loop forza una passata ("retry") dei sensori cancellando e scartando con violenza il residuo di cache MFS sbloccando le serrature della validazione.</w:t>
       </w:r>
       <w:r>
         <w:rPr>
@@ -7423,14 +7574,14 @@
           <w:rFonts w:ascii="Google Sans" w:cs="Google Sans" w:eastAsia="Google Sans" w:hAnsi="Google Sans"/>
           <w:rtl w:val="0"/>
         </w:rPr>
-        <w:t xml:space="preserve"> 16/09/21</w:t>
+        <w:t xml:space="preserve"> 21/09/21</w:t>
       </w:r>
     </w:p>
     <w:p>
       <w:pPr>
         <w:numPr>
           <w:ilvl w:val="1"/>
-          <w:numId w:val="31"/>
+          <w:numId w:val="32"/>
         </w:numPr>
         <w:pBdr>
           <w:top w:space="0" w:sz="0" w:val="nil"/>
@@ -7457,14 +7608,14 @@
           <w:rFonts w:ascii="Google Sans" w:cs="Google Sans" w:eastAsia="Google Sans" w:hAnsi="Google Sans"/>
           <w:rtl w:val="0"/>
         </w:rPr>
-        <w:t xml:space="preserve"> WAMAS / Controlli Dimensionali Ingressi Laser (Contour)</w:t>
+        <w:t xml:space="preserve"> AGV (Flotta) / Danni Hardware Diretti</w:t>
       </w:r>
     </w:p>
     <w:p>
       <w:pPr>
         <w:numPr>
           <w:ilvl w:val="1"/>
-          <w:numId w:val="31"/>
+          <w:numId w:val="32"/>
         </w:numPr>
         <w:pBdr>
           <w:top w:space="0" w:sz="0" w:val="nil"/>
@@ -7491,14 +7642,14 @@
           <w:rFonts w:ascii="Google Sans" w:cs="Google Sans" w:eastAsia="Google Sans" w:hAnsi="Google Sans"/>
           <w:rtl w:val="0"/>
         </w:rPr>
-        <w:t xml:space="preserve"> Lo smistamento rifiutava e rispediva rabbiosamente e costantemente un pallet base (tipo B) dichiarandolo irricevibile, scatenando il banner: "error front/back contour" (Errore ingombro sagoma e profilatura massima sforata).</w:t>
+        <w:t xml:space="preserve"> Rallentamento macroscopico globale delle quote in escursione ed evasione nelle linee produttive a causa dello stazionamento fantasma d'entrambi gli AGV 5 e AGV 12 rimasti a tempo indeterminato (giorni) al di fuori della scacchiera logistica per guasto mortale accertato.</w:t>
       </w:r>
     </w:p>
     <w:p>
       <w:pPr>
         <w:numPr>
           <w:ilvl w:val="1"/>
-          <w:numId w:val="31"/>
+          <w:numId w:val="32"/>
         </w:numPr>
         <w:pBdr>
           <w:top w:space="0" w:sz="0" w:val="nil"/>
@@ -7525,14 +7676,14 @@
           <w:rFonts w:ascii="Google Sans" w:cs="Google Sans" w:eastAsia="Google Sans" w:hAnsi="Google Sans"/>
           <w:rtl w:val="0"/>
         </w:rPr>
-        <w:t xml:space="preserve"> Per bypassare guai manuali un addetto in zona estranea ha asportato a mano un pallet D scheggiato che risiedeva da base sotto un pallet B. WAMAS recepiva il cambio, l'MFS ignorava la bonifica. La memoria volatile del livello inferiore conservava testardamente e rigidamente la cache del profilo alto "B su D", attenendosi testardamente a misure ottiche immensamente difformi dalle odierne e nuove rilevazioni.</w:t>
+        <w:t xml:space="preserve"> Affondamento fisico dell'hardware; se AGV 5 esponeva difetti persistenti del modulo locale di lettura e navigazione a bordo, il povero AGV 12 denunciava la scissione catastrofica con rottura meccanica e sversa d'olio della costosa pompa idraulica atta al sollevamento pinze forche.</w:t>
       </w:r>
     </w:p>
     <w:p>
       <w:pPr>
         <w:numPr>
           <w:ilvl w:val="1"/>
-          <w:numId w:val="31"/>
+          <w:numId w:val="32"/>
         </w:numPr>
         <w:pBdr>
           <w:top w:space="0" w:sz="0" w:val="nil"/>
@@ -7559,7 +7710,7 @@
           <w:rFonts w:ascii="Google Sans" w:cs="Google Sans" w:eastAsia="Google Sans" w:hAnsi="Google Sans"/>
           <w:rtl w:val="0"/>
         </w:rPr>
-        <w:t xml:space="preserve"> Il tecnico consiglia di perseverare e inoltrare, identico ed intatto, una seconda volta sul nastro il carico non sdoganato; questo loop forza una passata ("retry") dei sensori cancellando e scartando con violenza il residuo di cache MFS sbloccando le serrature della validazione.</w:t>
+        <w:t xml:space="preserve"> La tastiera non fa miracoli: inedia d'attesa e approvvigionamento sollecito del costoso parco ricambi sostitutivo da far impiantare all'equipaggio dei meccanici pesanti.</w:t>
       </w:r>
       <w:r>
         <w:rPr>
@@ -7598,14 +7749,14 @@
           <w:rFonts w:ascii="Google Sans" w:cs="Google Sans" w:eastAsia="Google Sans" w:hAnsi="Google Sans"/>
           <w:rtl w:val="0"/>
         </w:rPr>
-        <w:t xml:space="preserve"> 21/09/21</w:t>
+        <w:t xml:space="preserve"> 27/09/21</w:t>
       </w:r>
     </w:p>
     <w:p>
       <w:pPr>
         <w:numPr>
           <w:ilvl w:val="1"/>
-          <w:numId w:val="32"/>
+          <w:numId w:val="33"/>
         </w:numPr>
         <w:pBdr>
           <w:top w:space="0" w:sz="0" w:val="nil"/>
@@ -7632,14 +7783,14 @@
           <w:rFonts w:ascii="Google Sans" w:cs="Google Sans" w:eastAsia="Google Sans" w:hAnsi="Google Sans"/>
           <w:rtl w:val="0"/>
         </w:rPr>
-        <w:t xml:space="preserve"> AGV (Flotta) / Danni Hardware Diretti</w:t>
+        <w:t xml:space="preserve"> AGV 09 / Disallineamento Stato PLC Convogliatori</w:t>
       </w:r>
     </w:p>
     <w:p>
       <w:pPr>
         <w:numPr>
           <w:ilvl w:val="1"/>
-          <w:numId w:val="32"/>
+          <w:numId w:val="33"/>
         </w:numPr>
         <w:pBdr>
           <w:top w:space="0" w:sz="0" w:val="nil"/>
@@ -7666,14 +7817,14 @@
           <w:rFonts w:ascii="Google Sans" w:cs="Google Sans" w:eastAsia="Google Sans" w:hAnsi="Google Sans"/>
           <w:rtl w:val="0"/>
         </w:rPr>
-        <w:t xml:space="preserve"> Rallentamento macroscopico globale delle quote in escursione ed evasione nelle linee produttive a causa dello stazionamento fantasma d'entrambi gli AGV 5 e AGV 12 rimasti a tempo indeterminato (giorni) al di fuori della scacchiera logistica per guasto mortale accertato.</w:t>
+        <w:t xml:space="preserve"> L'AGV 09 agguantato con successo l'esile pallet 60363728 tracolla subito ed irreparabilmente in un errore irreversibile letale precludendo le alternative al blocco coda e spegnendo i riflessi intelligenti di instradamento ricalcolato in MFS.</w:t>
       </w:r>
     </w:p>
     <w:p>
       <w:pPr>
         <w:numPr>
           <w:ilvl w:val="1"/>
-          <w:numId w:val="32"/>
+          <w:numId w:val="33"/>
         </w:numPr>
         <w:pBdr>
           <w:top w:space="0" w:sz="0" w:val="nil"/>
@@ -7700,14 +7851,14 @@
           <w:rFonts w:ascii="Google Sans" w:cs="Google Sans" w:eastAsia="Google Sans" w:hAnsi="Google Sans"/>
           <w:rtl w:val="0"/>
         </w:rPr>
-        <w:t xml:space="preserve"> Affondamento fisico dell'hardware; se AGV 5 esponeva difetti persistenti del modulo locale di lettura e navigazione a bordo, il povero AGV 12 denunciava la scissione catastrofica con rottura meccanica e sversa d'olio della costosa pompa idraulica atta al sollevamento pinze forche.</w:t>
+        <w:t xml:space="preserve"> L'antagonismo delle intelligenze dei due strati di macchina; il veicolo ferito grida in TCP/IP lo status d'avaria bloccante verso l'altissimo livello WMS, mentre il cieco e sordo controller di terra PLC a governo del nastro ritiene il suo segmento costantemente "in manovra operante", ostruendone e piombandone la perimetria inibendo l'assistenza esterna.</w:t>
       </w:r>
     </w:p>
     <w:p>
       <w:pPr>
         <w:numPr>
           <w:ilvl w:val="1"/>
-          <w:numId w:val="32"/>
+          <w:numId w:val="33"/>
         </w:numPr>
         <w:pBdr>
           <w:top w:space="0" w:sz="0" w:val="nil"/>
@@ -7734,7 +7885,7 @@
           <w:rFonts w:ascii="Google Sans" w:cs="Google Sans" w:eastAsia="Google Sans" w:hAnsi="Google Sans"/>
           <w:rtl w:val="0"/>
         </w:rPr>
-        <w:t xml:space="preserve"> La tastiera non fa miracoli: inedia d'attesa e approvvigionamento sollecito del costoso parco ricambi sostitutivo da far impiantare all'equipaggio dei meccanici pesanti.</w:t>
+        <w:t xml:space="preserve"> Il tecnico è retrocesso forzando brutalmente all'indietro a manina il veicolo con la cloche bordo macchina. A distanza, l'operatore informatico purgava e disincrostava a forza d'imput (flush) l'infetta traccia d'occupazione sul registro del PLC per chiudere l'incidente.</w:t>
       </w:r>
       <w:r>
         <w:rPr>
@@ -7780,7 +7931,7 @@
       <w:pPr>
         <w:numPr>
           <w:ilvl w:val="1"/>
-          <w:numId w:val="33"/>
+          <w:numId w:val="34"/>
         </w:numPr>
         <w:pBdr>
           <w:top w:space="0" w:sz="0" w:val="nil"/>
@@ -7807,14 +7958,14 @@
           <w:rFonts w:ascii="Google Sans" w:cs="Google Sans" w:eastAsia="Google Sans" w:hAnsi="Google Sans"/>
           <w:rtl w:val="0"/>
         </w:rPr>
-        <w:t xml:space="preserve"> AGV 09 / Disallineamento Stato PLC Convogliatori</w:t>
+        <w:t xml:space="preserve"> Assegnazione / Magazzino Baie Inedia Destacker</w:t>
       </w:r>
     </w:p>
     <w:p>
       <w:pPr>
         <w:numPr>
           <w:ilvl w:val="1"/>
-          <w:numId w:val="33"/>
+          <w:numId w:val="34"/>
         </w:numPr>
         <w:pBdr>
           <w:top w:space="0" w:sz="0" w:val="nil"/>
@@ -7841,14 +7992,14 @@
           <w:rFonts w:ascii="Google Sans" w:cs="Google Sans" w:eastAsia="Google Sans" w:hAnsi="Google Sans"/>
           <w:rtl w:val="0"/>
         </w:rPr>
-        <w:t xml:space="preserve"> L'AGV 09 agguantato con successo l'esile pallet 60363728 tracolla subito ed irreparabilmente in un errore irreversibile letale precludendo le alternative al blocco coda e spegnendo i riflessi intelligenti di instradamento ricalcolato in MFS.</w:t>
+        <w:t xml:space="preserve"> Crisi ed emorragia acutissima sulle bocche di prelievo; la Baia 1 langue morta di sete incapace d'attrarre a sé un maledetto pallet ligneo e vuoto su cui operare il picking delle merci.</w:t>
       </w:r>
     </w:p>
     <w:p>
       <w:pPr>
         <w:numPr>
           <w:ilvl w:val="1"/>
-          <w:numId w:val="33"/>
+          <w:numId w:val="34"/>
         </w:numPr>
         <w:pBdr>
           <w:top w:space="0" w:sz="0" w:val="nil"/>
@@ -7875,14 +8026,14 @@
           <w:rFonts w:ascii="Google Sans" w:cs="Google Sans" w:eastAsia="Google Sans" w:hAnsi="Google Sans"/>
           <w:rtl w:val="0"/>
         </w:rPr>
-        <w:t xml:space="preserve"> L'antagonismo delle intelligenze dei due strati di macchina; il veicolo ferito grida in TCP/IP lo status d'avaria bloccante verso l'altissimo livello WMS, mentre il cieco e sordo controller di terra PLC a governo del nastro ritiene il suo segmento costantemente "in manovra operante", ostruendone e piombandone la perimetria inibendo l'assistenza esterna.</w:t>
+        <w:t xml:space="preserve"> Sfondamento baratro ed esaurimento colposo dell'inventario basi al destacker standard principale (Tipo U). La mirabile architettura intelligente volta alla ricerca e subentro proattivo di surrogati (il rifornimento dei similari tipo F) soccombeva: le piazzole in attesa limitrofe limitavano per virtuale occupazione i transiti, congestionate solo nella RAM da dinosauri lenti o da TPO scaduti, arrestando i flussi e bloccando l'invito alternativo.</w:t>
       </w:r>
     </w:p>
     <w:p>
       <w:pPr>
         <w:numPr>
           <w:ilvl w:val="1"/>
-          <w:numId w:val="33"/>
+          <w:numId w:val="34"/>
         </w:numPr>
         <w:pBdr>
           <w:top w:space="0" w:sz="0" w:val="nil"/>
@@ -7909,7 +8060,7 @@
           <w:rFonts w:ascii="Google Sans" w:cs="Google Sans" w:eastAsia="Google Sans" w:hAnsi="Google Sans"/>
           <w:rtl w:val="0"/>
         </w:rPr>
-        <w:t xml:space="preserve"> Il tecnico è retrocesso forzando brutalmente all'indietro a manina il veicolo con la cloche bordo macchina. A distanza, l'operatore informatico purgava e disincrostava a forza d'imput (flush) l'infetta traccia d'occupazione sul registro del PLC per chiudere l'incidente.</w:t>
+        <w:t xml:space="preserve"> Radicale e inappellabile soppressione di massa a freddo del ciarpame dei vecchi TPO pendenti unita a una martellante evocazione forzosa della richiesta per far rullare le salvifiche basi immacolate di tipo "F".</w:t>
       </w:r>
       <w:r>
         <w:rPr>
@@ -7948,14 +8099,14 @@
           <w:rFonts w:ascii="Google Sans" w:cs="Google Sans" w:eastAsia="Google Sans" w:hAnsi="Google Sans"/>
           <w:rtl w:val="0"/>
         </w:rPr>
-        <w:t xml:space="preserve"> 27/09/21</w:t>
+        <w:t xml:space="preserve"> 07/10/21</w:t>
       </w:r>
     </w:p>
     <w:p>
       <w:pPr>
         <w:numPr>
           <w:ilvl w:val="1"/>
-          <w:numId w:val="34"/>
+          <w:numId w:val="36"/>
         </w:numPr>
         <w:pBdr>
           <w:top w:space="0" w:sz="0" w:val="nil"/>
@@ -7982,14 +8133,14 @@
           <w:rFonts w:ascii="Google Sans" w:cs="Google Sans" w:eastAsia="Google Sans" w:hAnsi="Google Sans"/>
           <w:rtl w:val="0"/>
         </w:rPr>
-        <w:t xml:space="preserve"> Assegnazione / Magazzino Baie Inedia Destacker</w:t>
+        <w:t xml:space="preserve"> Rete Monorotaia EMS / Handshake Payload Corrotto</w:t>
       </w:r>
     </w:p>
     <w:p>
       <w:pPr>
         <w:numPr>
           <w:ilvl w:val="1"/>
-          <w:numId w:val="34"/>
+          <w:numId w:val="36"/>
         </w:numPr>
         <w:pBdr>
           <w:top w:space="0" w:sz="0" w:val="nil"/>
@@ -8016,14 +8167,14 @@
           <w:rFonts w:ascii="Google Sans" w:cs="Google Sans" w:eastAsia="Google Sans" w:hAnsi="Google Sans"/>
           <w:rtl w:val="0"/>
         </w:rPr>
-        <w:t xml:space="preserve"> Crisi ed emorragia acutissima sulle bocche di prelievo; la Baia 1 langue morta di sete incapace d'attrarre a sé un maledetto pallet ligneo e vuoto su cui operare il picking delle merci.</w:t>
+        <w:t xml:space="preserve"> Un maestoso carrello volante in presa salda aggancia dolcemente i ceppi ma all'istante deflagra annullando il comando, e vomita l'incomprensibile riga di codice: "TU_TYPE_MISSMATCH".</w:t>
       </w:r>
     </w:p>
     <w:p>
       <w:pPr>
         <w:numPr>
           <w:ilvl w:val="1"/>
-          <w:numId w:val="34"/>
+          <w:numId w:val="36"/>
         </w:numPr>
         <w:pBdr>
           <w:top w:space="0" w:sz="0" w:val="nil"/>
@@ -8050,14 +8201,14 @@
           <w:rFonts w:ascii="Google Sans" w:cs="Google Sans" w:eastAsia="Google Sans" w:hAnsi="Google Sans"/>
           <w:rtl w:val="0"/>
         </w:rPr>
-        <w:t xml:space="preserve"> Sfondamento baratro ed esaurimento colposo dell'inventario basi al destacker standard principale (Tipo U). La mirabile architettura intelligente volta alla ricerca e subentro proattivo di surrogati (il rifornimento dei similari tipo F) soccombeva: le piazzole in attesa limitrofe limitavano per virtuale occupazione i transiti, congestionate solo nella RAM da dinosauri lenti o da TPO scaduti, arrestando i flussi e bloccando l'invito alternativo.</w:t>
+        <w:t xml:space="preserve"> Inquinamento etereo. Nel flebile spazio impiegato a saltare via onde radio (Wi-Fi), il pacchetto dati d'approvazione che media MFS col cervello del PLC EMS pativa smembramento di byte e frame di coda (Payload Corruption). Lo scambio rovinato rendeva criptico l'identificativo ingenerando l'aborto.</w:t>
       </w:r>
     </w:p>
     <w:p>
       <w:pPr>
         <w:numPr>
           <w:ilvl w:val="1"/>
-          <w:numId w:val="34"/>
+          <w:numId w:val="36"/>
         </w:numPr>
         <w:pBdr>
           <w:top w:space="0" w:sz="0" w:val="nil"/>
@@ -8084,7 +8235,7 @@
           <w:rFonts w:ascii="Google Sans" w:cs="Google Sans" w:eastAsia="Google Sans" w:hAnsi="Google Sans"/>
           <w:rtl w:val="0"/>
         </w:rPr>
-        <w:t xml:space="preserve"> Radicale e inappellabile soppressione di massa a freddo del ciarpame dei vecchi TPO pendenti unita a una martellante evocazione forzosa della richiesta per far rullare le salvifiche basi immacolate di tipo "F".</w:t>
+        <w:t xml:space="preserve"> Immissione manuale secca e coatta: ignorata e oltrepassata la sfumatura infetta del checksum d'errore si provvide da backend MFS a re-iniettare un secondo massivo impulso radiocomandato di re-send (nuovo telegramma forzato).</w:t>
       </w:r>
       <w:r>
         <w:rPr>
@@ -8123,14 +8274,14 @@
           <w:rFonts w:ascii="Google Sans" w:cs="Google Sans" w:eastAsia="Google Sans" w:hAnsi="Google Sans"/>
           <w:rtl w:val="0"/>
         </w:rPr>
-        <w:t xml:space="preserve"> 07/10/21</w:t>
+        <w:t xml:space="preserve"> 11/10/21</w:t>
       </w:r>
     </w:p>
     <w:p>
       <w:pPr>
         <w:numPr>
           <w:ilvl w:val="1"/>
-          <w:numId w:val="36"/>
+          <w:numId w:val="37"/>
         </w:numPr>
         <w:pBdr>
           <w:top w:space="0" w:sz="0" w:val="nil"/>
@@ -8157,14 +8308,14 @@
           <w:rFonts w:ascii="Google Sans" w:cs="Google Sans" w:eastAsia="Google Sans" w:hAnsi="Google Sans"/>
           <w:rtl w:val="0"/>
         </w:rPr>
-        <w:t xml:space="preserve"> Rete Monorotaia EMS / Handshake Payload Corrotto</w:t>
+        <w:t xml:space="preserve"> Degrado Meccanica di Nastro / Flickering Sensori</w:t>
       </w:r>
     </w:p>
     <w:p>
       <w:pPr>
         <w:numPr>
           <w:ilvl w:val="1"/>
-          <w:numId w:val="36"/>
+          <w:numId w:val="37"/>
         </w:numPr>
         <w:pBdr>
           <w:top w:space="0" w:sz="0" w:val="nil"/>
@@ -8191,14 +8342,14 @@
           <w:rFonts w:ascii="Google Sans" w:cs="Google Sans" w:eastAsia="Google Sans" w:hAnsi="Google Sans"/>
           <w:rtl w:val="0"/>
         </w:rPr>
-        <w:t xml:space="preserve"> Un maestoso carrello volante in presa salda aggancia dolcemente i ceppi ma all'istante deflagra annullando il comando, e vomita l'incomprensibile riga di codice: "TU_TYPE_MISSMATCH".</w:t>
+        <w:t xml:space="preserve"> Si alzavano dense cortine d'urla logiche dal sistema di tracciamento; tempeste e piogge incontrollate del funesto errore "Runtime Error" ammorbavano celermente settori isolati di rulliera ingolfando e confondendo la visibilità al database e sfalsando l'inventario transitorio.</w:t>
       </w:r>
     </w:p>
     <w:p>
       <w:pPr>
         <w:numPr>
           <w:ilvl w:val="1"/>
-          <w:numId w:val="36"/>
+          <w:numId w:val="37"/>
         </w:numPr>
         <w:pBdr>
           <w:top w:space="0" w:sz="0" w:val="nil"/>
@@ -8225,14 +8376,14 @@
           <w:rFonts w:ascii="Google Sans" w:cs="Google Sans" w:eastAsia="Google Sans" w:hAnsi="Google Sans"/>
           <w:rtl w:val="0"/>
         </w:rPr>
-        <w:t xml:space="preserve"> Inquinamento etereo. Nel flebile spazio impiegato a saltare via onde radio (Wi-Fi), il pacchetto dati d'approvazione che media MFS col cervello del PLC EMS pativa smembramento di byte e frame di coda (Payload Corruption). Lo scambio rovinato rendeva criptico l'identificativo ingenerando l'aborto.</w:t>
+        <w:t xml:space="preserve"> Altro che bug virtuali: era l'esaurimento della pura termodinamica fisica. Cinghie sfiancate e ruote usurate dei nastri per via dello strusciamento stampavano a terra disarmonici sobbalzi; quest'ultimi infliggevano al sensore letture sfocate o traballanti d'intensità (il "Flickering Spurio" del laser) che generava decine di interruzioni/presenze spurie continue al secondo lette tutte come un runtime fault informatico.</w:t>
       </w:r>
     </w:p>
     <w:p>
       <w:pPr>
         <w:numPr>
           <w:ilvl w:val="1"/>
-          <w:numId w:val="36"/>
+          <w:numId w:val="37"/>
         </w:numPr>
         <w:pBdr>
           <w:top w:space="0" w:sz="0" w:val="nil"/>
@@ -8259,7 +8410,7 @@
           <w:rFonts w:ascii="Google Sans" w:cs="Google Sans" w:eastAsia="Google Sans" w:hAnsi="Google Sans"/>
           <w:rtl w:val="0"/>
         </w:rPr>
-        <w:t xml:space="preserve"> Immissione manuale secca e coatta: ignorata e oltrepassata la sfumatura infetta del checksum d'errore si provvide da backend MFS a re-iniettare un secondo massivo impulso radiocomandato di re-send (nuovo telegramma forzato).</w:t>
+        <w:t xml:space="preserve"> Trattandosi di mera logorazione occorre il saldatore e il rimpiazzo visivo. Squadre di terra diagnosticano i settori malati, sbudellano le catene lesionate ed operano un trapianto curativo d'elementi intatti ed equilibrati.</w:t>
       </w:r>
       <w:r>
         <w:rPr>
@@ -8298,14 +8449,14 @@
           <w:rFonts w:ascii="Google Sans" w:cs="Google Sans" w:eastAsia="Google Sans" w:hAnsi="Google Sans"/>
           <w:rtl w:val="0"/>
         </w:rPr>
-        <w:t xml:space="preserve"> 11/10/21</w:t>
+        <w:t xml:space="preserve"> 14/10/21</w:t>
       </w:r>
     </w:p>
     <w:p>
       <w:pPr>
         <w:numPr>
           <w:ilvl w:val="1"/>
-          <w:numId w:val="37"/>
+          <w:numId w:val="38"/>
         </w:numPr>
         <w:pBdr>
           <w:top w:space="0" w:sz="0" w:val="nil"/>
@@ -8332,14 +8483,14 @@
           <w:rFonts w:ascii="Google Sans" w:cs="Google Sans" w:eastAsia="Google Sans" w:hAnsi="Google Sans"/>
           <w:rtl w:val="0"/>
         </w:rPr>
-        <w:t xml:space="preserve"> Degrado Meccanica di Nastro / Flickering Sensori</w:t>
+        <w:t xml:space="preserve"> AGV Robotica / Handshake Sensori</w:t>
       </w:r>
     </w:p>
     <w:p>
       <w:pPr>
         <w:numPr>
           <w:ilvl w:val="1"/>
-          <w:numId w:val="37"/>
+          <w:numId w:val="38"/>
         </w:numPr>
         <w:pBdr>
           <w:top w:space="0" w:sz="0" w:val="nil"/>
@@ -8366,14 +8517,14 @@
           <w:rFonts w:ascii="Google Sans" w:cs="Google Sans" w:eastAsia="Google Sans" w:hAnsi="Google Sans"/>
           <w:rtl w:val="0"/>
         </w:rPr>
-        <w:t xml:space="preserve"> Si alzavano dense cortine d'urla logiche dal sistema di tracciamento; tempeste e piogge incontrollate del funesto errore "Runtime Error" ammorbavano celermente settori isolati di rulliera ingolfando e confondendo la visibilità al database e sfalsando l'inventario transitorio.</w:t>
+        <w:t xml:space="preserve"> Mezzi autonomi diligenti si affacciano pronti ai rulli per assorbire materiale e compiere l'impresa ma sventano irrimediabilmente la presa; producono un empasse terminale dove MFS e AGV ammutoliscono e si paralizzano recisamente in inazione.</w:t>
       </w:r>
     </w:p>
     <w:p>
       <w:pPr>
         <w:numPr>
           <w:ilvl w:val="1"/>
-          <w:numId w:val="37"/>
+          <w:numId w:val="38"/>
         </w:numPr>
         <w:pBdr>
           <w:top w:space="0" w:sz="0" w:val="nil"/>
@@ -8400,14 +8551,14 @@
           <w:rFonts w:ascii="Google Sans" w:cs="Google Sans" w:eastAsia="Google Sans" w:hAnsi="Google Sans"/>
           <w:rtl w:val="0"/>
         </w:rPr>
-        <w:t xml:space="preserve"> Altro che bug virtuali: era l'esaurimento della pura termodinamica fisica. Cinghie sfiancate e ruote usurate dei nastri per via dello strusciamento stampavano a terra disarmonici sobbalzi; quest'ultimi infliggevano al sensore letture sfocate o traballanti d'intensità (il "Flickering Spurio" del laser) che generava decine di interruzioni/presenze spurie continue al secondo lette tutte come un runtime fault informatico.</w:t>
+        <w:t xml:space="preserve"> L'eco fantasma dell'inganno fotocellula. Il trigger hardware identificativo e sigillante noto in rete come "conveyor locked" sostava imperioso ed impigliato ad uno strato "Attivo" sul controller PLC. Una distratta e violenta movimentazione coatta (marcia indietro in emergenza scorsa) d'un mezzo in corsia troncò la procedura di handover lasciando le chiuse serrate all'infinito (timeout loop).</w:t>
       </w:r>
     </w:p>
     <w:p>
       <w:pPr>
         <w:numPr>
           <w:ilvl w:val="1"/>
-          <w:numId w:val="37"/>
+          <w:numId w:val="38"/>
         </w:numPr>
         <w:pBdr>
           <w:top w:space="0" w:sz="0" w:val="nil"/>
@@ -8434,7 +8585,7 @@
           <w:rFonts w:ascii="Google Sans" w:cs="Google Sans" w:eastAsia="Google Sans" w:hAnsi="Google Sans"/>
           <w:rtl w:val="0"/>
         </w:rPr>
-        <w:t xml:space="preserve"> Trattandosi di mera logorazione occorre il saldatore e il rimpiazzo visivo. Squadre di terra diagnosticano i settori malati, sbudellano le catene lesionate ed operano un trapianto curativo d'elementi intatti ed equilibrati.</w:t>
+        <w:t xml:space="preserve"> Fu inevitabile spingere e sfilare delicatamente il carro col joypad liberando alla fonte lo stallo dei fotodiodi e resettando, abbassando la levetta della potenza per il controller di cella per purgargli lo status in blocco perenne.</w:t>
       </w:r>
       <w:r>
         <w:rPr>
@@ -8473,14 +8624,14 @@
           <w:rFonts w:ascii="Google Sans" w:cs="Google Sans" w:eastAsia="Google Sans" w:hAnsi="Google Sans"/>
           <w:rtl w:val="0"/>
         </w:rPr>
-        <w:t xml:space="preserve"> 14/10/21</w:t>
+        <w:t xml:space="preserve"> 19/10/21</w:t>
       </w:r>
     </w:p>
     <w:p>
       <w:pPr>
         <w:numPr>
           <w:ilvl w:val="1"/>
-          <w:numId w:val="38"/>
+          <w:numId w:val="39"/>
         </w:numPr>
         <w:pBdr>
           <w:top w:space="0" w:sz="0" w:val="nil"/>
@@ -8507,14 +8658,14 @@
           <w:rFonts w:ascii="Google Sans" w:cs="Google Sans" w:eastAsia="Google Sans" w:hAnsi="Google Sans"/>
           <w:rtl w:val="0"/>
         </w:rPr>
-        <w:t xml:space="preserve"> AGV Robotica / Handshake Sensori</w:t>
+        <w:t xml:space="preserve"> Infrastruttura IT / Server Daemon Memory Leak WAMASAPP</w:t>
       </w:r>
     </w:p>
     <w:p>
       <w:pPr>
         <w:numPr>
           <w:ilvl w:val="1"/>
-          <w:numId w:val="38"/>
+          <w:numId w:val="39"/>
         </w:numPr>
         <w:pBdr>
           <w:top w:space="0" w:sz="0" w:val="nil"/>
@@ -8541,14 +8692,14 @@
           <w:rFonts w:ascii="Google Sans" w:cs="Google Sans" w:eastAsia="Google Sans" w:hAnsi="Google Sans"/>
           <w:rtl w:val="0"/>
         </w:rPr>
-        <w:t xml:space="preserve"> Mezzi autonomi diligenti si affacciano pronti ai rulli per assorbire materiale e compiere l'impresa ma sventano irrimediabilmente la presa; producono un empasse terminale dove MFS e AGV ammutoliscono e si paralizzano recisamente in inazione.</w:t>
+        <w:t xml:space="preserve"> Nella planata sul tragitto di scorrimento fra rulli ravvicinati i bancali s'inceppavano, patendo abissi spazio temporali di 5-6 secondi pieni; questo rallentamento del throughput trinciava gli introiti orari rendendo singhiozzante l'intera infrastruttura del gigantesco complesso in modo trasversale e inaudito.</w:t>
       </w:r>
     </w:p>
     <w:p>
       <w:pPr>
         <w:numPr>
           <w:ilvl w:val="1"/>
-          <w:numId w:val="38"/>
+          <w:numId w:val="39"/>
         </w:numPr>
         <w:pBdr>
           <w:top w:space="0" w:sz="0" w:val="nil"/>
@@ -8575,14 +8726,14 @@
           <w:rFonts w:ascii="Google Sans" w:cs="Google Sans" w:eastAsia="Google Sans" w:hAnsi="Google Sans"/>
           <w:rtl w:val="0"/>
         </w:rPr>
-        <w:t xml:space="preserve"> L'eco fantasma dell'inganno fotocellula. Il trigger hardware identificativo e sigillante noto in rete come "conveyor locked" sostava imperioso ed impigliato ad uno strato "Attivo" sul controller PLC. Una distratta e violenta movimentazione coatta (marcia indietro in emergenza scorsa) d'un mezzo in corsia troncò la procedura di handover lasciando le chiuse serrate all'infinito (timeout loop).</w:t>
+        <w:t xml:space="preserve"> Niente ferraglia rotta, bensì soffocamento al cuore del Mainframe (Saturazione mortale della Memoria RAM). Un silente processo software distruttivo (Daemon / Memory Leak) annidato nel colossale Host di rete nominato 'WAMASAPP' vampirizzava le risorse libere per colpa di un algoritmo secondario di reportistica/replenishment uscito tragicamente fuori controllo scatenando l'asfissia d'I/O dell'organismo logico intero.</w:t>
       </w:r>
     </w:p>
     <w:p>
       <w:pPr>
         <w:numPr>
           <w:ilvl w:val="1"/>
-          <w:numId w:val="38"/>
+          <w:numId w:val="39"/>
         </w:numPr>
         <w:pBdr>
           <w:top w:space="0" w:sz="0" w:val="nil"/>
@@ -8609,7 +8760,7 @@
           <w:rFonts w:ascii="Google Sans" w:cs="Google Sans" w:eastAsia="Google Sans" w:hAnsi="Google Sans"/>
           <w:rtl w:val="0"/>
         </w:rPr>
-        <w:t xml:space="preserve"> Fu inevitabile spingere e sfilare delicatamente il carro col joypad liberando alla fonte lo stallo dei fotodiodi e resettando, abbassando la levetta della potenza per il controller di cella per purgargli lo status in blocco perenne.</w:t>
+        <w:t xml:space="preserve"> Rilevazione d'imperio: colpo di grazia sparato dai terminali in remoto troncando in direttissima (Kill process) l'anomala e letale utility in avvio; poi reboot profondo e decapitazione chirurgica del malato restart per sbrinare i GigaByte perduti della farm server.</w:t>
       </w:r>
       <w:r>
         <w:rPr>
@@ -8648,14 +8799,14 @@
           <w:rFonts w:ascii="Google Sans" w:cs="Google Sans" w:eastAsia="Google Sans" w:hAnsi="Google Sans"/>
           <w:rtl w:val="0"/>
         </w:rPr>
-        <w:t xml:space="preserve"> 19/10/21</w:t>
+        <w:t xml:space="preserve"> 28/10/21</w:t>
       </w:r>
     </w:p>
     <w:p>
       <w:pPr>
         <w:numPr>
           <w:ilvl w:val="1"/>
-          <w:numId w:val="39"/>
+          <w:numId w:val="40"/>
         </w:numPr>
         <w:pBdr>
           <w:top w:space="0" w:sz="0" w:val="nil"/>
@@ -8682,14 +8833,14 @@
           <w:rFonts w:ascii="Google Sans" w:cs="Google Sans" w:eastAsia="Google Sans" w:hAnsi="Google Sans"/>
           <w:rtl w:val="0"/>
         </w:rPr>
-        <w:t xml:space="preserve"> Infrastruttura IT / Server Daemon Memory Leak WAMASAPP</w:t>
+        <w:t xml:space="preserve"> Traffico AGV / Latenza Server Hive</w:t>
       </w:r>
     </w:p>
     <w:p>
       <w:pPr>
         <w:numPr>
           <w:ilvl w:val="1"/>
-          <w:numId w:val="39"/>
+          <w:numId w:val="40"/>
         </w:numPr>
         <w:pBdr>
           <w:top w:space="0" w:sz="0" w:val="nil"/>
@@ -8716,14 +8867,14 @@
           <w:rFonts w:ascii="Google Sans" w:cs="Google Sans" w:eastAsia="Google Sans" w:hAnsi="Google Sans"/>
           <w:rtl w:val="0"/>
         </w:rPr>
-        <w:t xml:space="preserve"> Nella planata sul tragitto di scorrimento fra rulli ravvicinati i bancali s'inceppavano, patendo abissi spazio temporali di 5-6 secondi pieni; questo rallentamento del throughput trinciava gli introiti orari rendendo singhiozzante l'intera infrastruttura del gigantesco complesso in modo trasversale e inaudito.</w:t>
+        <w:t xml:space="preserve"> Tamponamento a catena in stile autostradale di decine di carri guida automatica ammucchiatisi confusamente nello spiazzo contiguo di scorrimento della stazione vitale denominata S48/02.</w:t>
       </w:r>
     </w:p>
     <w:p>
       <w:pPr>
         <w:numPr>
           <w:ilvl w:val="1"/>
-          <w:numId w:val="39"/>
+          <w:numId w:val="40"/>
         </w:numPr>
         <w:pBdr>
           <w:top w:space="0" w:sz="0" w:val="nil"/>
@@ -8750,14 +8901,14 @@
           <w:rFonts w:ascii="Google Sans" w:cs="Google Sans" w:eastAsia="Google Sans" w:hAnsi="Google Sans"/>
           <w:rtl w:val="0"/>
         </w:rPr>
-        <w:t xml:space="preserve"> Niente ferraglia rotta, bensì soffocamento al cuore del Mainframe (Saturazione mortale della Memoria RAM). Un silente processo software distruttivo (Daemon / Memory Leak) annidato nel colossale Host di rete nominato 'WAMASAPP' vampirizzava le risorse libere per colpa di un algoritmo secondario di reportistica/replenishment uscito tragicamente fuori controllo scatenando l'asfissia d'I/O dell'organismo logico intero.</w:t>
+        <w:t xml:space="preserve"> Interruzione traumatica e subitanea di connettività Wi-Fi sul solo corpo leader (capofila) che, inebetito, arresta brutalmente le operazioni e pianta i freni. L'assenza di scambi di telemetria e comunicazioni repentine di frenata predittiva del gruppo ha scatenato la bolgia dell'inerzia per la scia disorientata ed accecata dietro.</w:t>
       </w:r>
     </w:p>
     <w:p>
       <w:pPr>
         <w:numPr>
           <w:ilvl w:val="1"/>
-          <w:numId w:val="39"/>
+          <w:numId w:val="40"/>
         </w:numPr>
         <w:pBdr>
           <w:top w:space="0" w:sz="0" w:val="nil"/>
@@ -8784,7 +8935,7 @@
           <w:rFonts w:ascii="Google Sans" w:cs="Google Sans" w:eastAsia="Google Sans" w:hAnsi="Google Sans"/>
           <w:rtl w:val="0"/>
         </w:rPr>
-        <w:t xml:space="preserve"> Rilevazione d'imperio: colpo di grazia sparato dai terminali in remoto troncando in direttissima (Kill process) l'anomala e letale utility in avvio; poi reboot profondo e decapitazione chirurgica del malato restart per sbrinare i GigaByte perduti della farm server.</w:t>
+        <w:t xml:space="preserve"> Un lavoraccio massiccio di braccia ad orologio; scorporare e trascinare meccanicamente i carrelli fuori dalla carambola e a sbroglio compiuto procedere in console col riavvio del server topologico per rinfrescare lo scacchiere e le telemetrie sfilate.</w:t>
       </w:r>
       <w:r>
         <w:rPr>
@@ -8830,7 +8981,7 @@
       <w:pPr>
         <w:numPr>
           <w:ilvl w:val="1"/>
-          <w:numId w:val="40"/>
+          <w:numId w:val="41"/>
         </w:numPr>
         <w:pBdr>
           <w:top w:space="0" w:sz="0" w:val="nil"/>
@@ -8857,14 +9008,14 @@
           <w:rFonts w:ascii="Google Sans" w:cs="Google Sans" w:eastAsia="Google Sans" w:hAnsi="Google Sans"/>
           <w:rtl w:val="0"/>
         </w:rPr>
-        <w:t xml:space="preserve"> Traffico AGV / Latenza Server Hive</w:t>
+        <w:t xml:space="preserve"> Transelevatore 8 / Perdita ID Logico (Switch Manuale)</w:t>
       </w:r>
     </w:p>
     <w:p>
       <w:pPr>
         <w:numPr>
           <w:ilvl w:val="1"/>
-          <w:numId w:val="40"/>
+          <w:numId w:val="41"/>
         </w:numPr>
         <w:pBdr>
           <w:top w:space="0" w:sz="0" w:val="nil"/>
@@ -8891,14 +9042,14 @@
           <w:rFonts w:ascii="Google Sans" w:cs="Google Sans" w:eastAsia="Google Sans" w:hAnsi="Google Sans"/>
           <w:rtl w:val="0"/>
         </w:rPr>
-        <w:t xml:space="preserve"> Tamponamento a catena in stile autostradale di decine di carri guida automatica ammucchiatisi confusamente nello spiazzo contiguo di scorrimento della stazione vitale denominata S48/02.</w:t>
+        <w:t xml:space="preserve"> Cecità e incoerenza da manicomio digitale: la pancia meccanica della gru elevatrice coccola, sposta fisicamente e accoglie comodamente in se la UDC 59940128, ma l'onnisciente software WMS disconosce il fatto, spergiura l'assenza del bancale e precludendo in assoluto la partenza al viandante ingombro.</w:t>
       </w:r>
     </w:p>
     <w:p>
       <w:pPr>
         <w:numPr>
           <w:ilvl w:val="1"/>
-          <w:numId w:val="40"/>
+          <w:numId w:val="41"/>
         </w:numPr>
         <w:pBdr>
           <w:top w:space="0" w:sz="0" w:val="nil"/>
@@ -8925,14 +9076,14 @@
           <w:rFonts w:ascii="Google Sans" w:cs="Google Sans" w:eastAsia="Google Sans" w:hAnsi="Google Sans"/>
           <w:rtl w:val="0"/>
         </w:rPr>
-        <w:t xml:space="preserve"> Interruzione traumatica e subitanea di connettività Wi-Fi sul solo corpo leader (capofila) che, inebetito, arresta brutalmente le operazioni e pianta i freni. L'assenza di scambi di telemetria e comunicazioni repentine di frenata predittiva del gruppo ha scatenato la bolgia dell'inerzia per la scia disorientata ed accecata dietro.</w:t>
+        <w:t xml:space="preserve"> Fretta rovinosa manutentiva occorsa nel pomeriggio pre-esistente: una distratta intromissione umana ha spostato lo switch a levetta della macchina tramutandone e retrocedendola dall'Autosufficienza (Auto) al giogo coatto in "Modalità Manuale" mentre correva o sfiorava ancora operazioni legate al log transazionale a database (DB) non scritte e abortite prima della loro esecuzione di ritorno (Handshake mancato e stralciato).</w:t>
       </w:r>
     </w:p>
     <w:p>
       <w:pPr>
         <w:numPr>
           <w:ilvl w:val="1"/>
-          <w:numId w:val="40"/>
+          <w:numId w:val="41"/>
         </w:numPr>
         <w:pBdr>
           <w:top w:space="0" w:sz="0" w:val="nil"/>
@@ -8959,7 +9110,7 @@
           <w:rFonts w:ascii="Google Sans" w:cs="Google Sans" w:eastAsia="Google Sans" w:hAnsi="Google Sans"/>
           <w:rtl w:val="0"/>
         </w:rPr>
-        <w:t xml:space="preserve"> Un lavoraccio massiccio di braccia ad orologio; scorporare e trascinare meccanicamente i carrelli fuori dalla carambola e a sbroglio compiuto procedere in console col riavvio del server topologico per rinfrescare lo scacchiere e le telemetrie sfilate.</w:t>
+        <w:t xml:space="preserve"> Evasione d'un'anomalia chirurgicamente raddrizzabile esplorando la maschera occultata MF210. Tramite essa lo sciamano informatico intesse di nuovo i cavi e ricollega forzosamente il record etereo al crudo telaio fisico a riposo forzato.</w:t>
       </w:r>
       <w:r>
         <w:rPr>
@@ -8998,14 +9149,14 @@
           <w:rFonts w:ascii="Google Sans" w:cs="Google Sans" w:eastAsia="Google Sans" w:hAnsi="Google Sans"/>
           <w:rtl w:val="0"/>
         </w:rPr>
-        <w:t xml:space="preserve"> 28/10/21</w:t>
+        <w:t xml:space="preserve"> 04/11/21</w:t>
       </w:r>
     </w:p>
     <w:p>
       <w:pPr>
         <w:numPr>
           <w:ilvl w:val="1"/>
-          <w:numId w:val="41"/>
+          <w:numId w:val="42"/>
         </w:numPr>
         <w:pBdr>
           <w:top w:space="0" w:sz="0" w:val="nil"/>
@@ -9032,14 +9183,14 @@
           <w:rFonts w:ascii="Google Sans" w:cs="Google Sans" w:eastAsia="Google Sans" w:hAnsi="Google Sans"/>
           <w:rtl w:val="0"/>
         </w:rPr>
-        <w:t xml:space="preserve"> Transelevatore 8 / Perdita ID Logico (Switch Manuale)</w:t>
+        <w:t xml:space="preserve"> AGV Flotta (Vettura 24) / Corruzione di Rete Payload (Carrier Lost)</w:t>
       </w:r>
     </w:p>
     <w:p>
       <w:pPr>
         <w:numPr>
           <w:ilvl w:val="1"/>
-          <w:numId w:val="41"/>
+          <w:numId w:val="42"/>
         </w:numPr>
         <w:pBdr>
           <w:top w:space="0" w:sz="0" w:val="nil"/>
@@ -9066,14 +9217,14 @@
           <w:rFonts w:ascii="Google Sans" w:cs="Google Sans" w:eastAsia="Google Sans" w:hAnsi="Google Sans"/>
           <w:rtl w:val="0"/>
         </w:rPr>
-        <w:t xml:space="preserve"> Cecità e incoerenza da manicomio digitale: la pancia meccanica della gru elevatrice coccola, sposta fisicamente e accoglie comodamente in se la UDC 59940128, ma l'onnisciente software WMS disconosce il fatto, spergiura l'assenza del bancale e precludendo in assoluto la partenza al viandante ingombro.</w:t>
+        <w:t xml:space="preserve"> Sguardo silente. Pur regolarmente designato a sfrecciare ed inviato ad ingoiare la succulenta UDC codificata dal record 60237728 l'AGV 24 resta rassegnato e spento al muro ignorando per di più lo sforzo, non avvallando alcuna spia di diagnostica hardware infetta da lampeggiare in dote d'emergenza.</w:t>
       </w:r>
     </w:p>
     <w:p>
       <w:pPr>
         <w:numPr>
           <w:ilvl w:val="1"/>
-          <w:numId w:val="41"/>
+          <w:numId w:val="42"/>
         </w:numPr>
         <w:pBdr>
           <w:top w:space="0" w:sz="0" w:val="nil"/>
@@ -9100,14 +9251,14 @@
           <w:rFonts w:ascii="Google Sans" w:cs="Google Sans" w:eastAsia="Google Sans" w:hAnsi="Google Sans"/>
           <w:rtl w:val="0"/>
         </w:rPr>
-        <w:t xml:space="preserve"> Fretta rovinosa manutentiva occorsa nel pomeriggio pre-esistente: una distratta intromissione umana ha spostato lo switch a levetta della macchina tramutandone e retrocedendola dall'Autosufficienza (Auto) al giogo coatto in "Modalità Manuale" mentre correva o sfiorava ancora operazioni legate al log transazionale a database (DB) non scritte e abortite prima della loro esecuzione di ritorno (Handshake mancato e stralciato).</w:t>
+        <w:t xml:space="preserve"> Errore interno invisibile alle ottiche di telemetria macchina ma pesantissimo di networking denominato "Carrier lost", un micro-sgancio dell'onda nel server centrale Rocla/Hive; una minuscola sbavatura, ovvero la frammentazione fugace a sprazzi dei bit scambiati via radio che ha di fatto orfanato in un gorgo infinito la sub-query del task, privando al contempo e di brutto la Vettura della sua memoria di lavoro a breve.</w:t>
       </w:r>
     </w:p>
     <w:p>
       <w:pPr>
         <w:numPr>
           <w:ilvl w:val="1"/>
-          <w:numId w:val="41"/>
+          <w:numId w:val="42"/>
         </w:numPr>
         <w:pBdr>
           <w:top w:space="0" w:sz="0" w:val="nil"/>
@@ -9134,7 +9285,7 @@
           <w:rFonts w:ascii="Google Sans" w:cs="Google Sans" w:eastAsia="Google Sans" w:hAnsi="Google Sans"/>
           <w:rtl w:val="0"/>
         </w:rPr>
-        <w:t xml:space="preserve"> Evasione d'un'anomalia chirurgicamente raddrizzabile esplorando la maschera occultata MF210. Tramite essa lo sciamano informatico intesse di nuovo i cavi e ricollega forzosamente il record etereo al crudo telaio fisico a riposo forzato.</w:t>
+        <w:t xml:space="preserve"> Bypassaggio radicale ad alto livello; tralasciando di accanirsi col martello o i reset sulle scocche dell'innocente autovettura, la correzione avvenne da WAMAS con forzamento violento nel reinvio ripetuto di telegrammi operativi (MFS layer) sovrastando con il massivo ripescaggio (Re-send) l'esitazione d'antenna.</w:t>
       </w:r>
       <w:r>
         <w:rPr>
@@ -9173,14 +9324,14 @@
           <w:rFonts w:ascii="Google Sans" w:cs="Google Sans" w:eastAsia="Google Sans" w:hAnsi="Google Sans"/>
           <w:rtl w:val="0"/>
         </w:rPr>
-        <w:t xml:space="preserve"> 04/11/21</w:t>
+        <w:t xml:space="preserve"> 03/12/21</w:t>
       </w:r>
     </w:p>
     <w:p>
       <w:pPr>
         <w:numPr>
           <w:ilvl w:val="1"/>
-          <w:numId w:val="42"/>
+          <w:numId w:val="43"/>
         </w:numPr>
         <w:pBdr>
           <w:top w:space="0" w:sz="0" w:val="nil"/>
@@ -9207,14 +9358,14 @@
           <w:rFonts w:ascii="Google Sans" w:cs="Google Sans" w:eastAsia="Google Sans" w:hAnsi="Google Sans"/>
           <w:rtl w:val="0"/>
         </w:rPr>
-        <w:t xml:space="preserve"> AGV Flotta (Vettura 24) / Corruzione di Rete Payload (Carrier Lost)</w:t>
+        <w:t xml:space="preserve"> Transelevatore 8 (Device Controller Vs PLC) / Latenze Packet Delay</w:t>
       </w:r>
     </w:p>
     <w:p>
       <w:pPr>
         <w:numPr>
           <w:ilvl w:val="1"/>
-          <w:numId w:val="42"/>
+          <w:numId w:val="43"/>
         </w:numPr>
         <w:pBdr>
           <w:top w:space="0" w:sz="0" w:val="nil"/>
@@ -9241,14 +9392,14 @@
           <w:rFonts w:ascii="Google Sans" w:cs="Google Sans" w:eastAsia="Google Sans" w:hAnsi="Google Sans"/>
           <w:rtl w:val="0"/>
         </w:rPr>
-        <w:t xml:space="preserve"> Sguardo silente. Pur regolarmente designato a sfrecciare ed inviato ad ingoiare la succulenta UDC codificata dal record 60237728 l'AGV 24 resta rassegnato e spento al muro ignorando per di più lo sforzo, non avvallando alcuna spia di diagnostica hardware infetta da lampeggiare in dote d'emergenza.</w:t>
+        <w:t xml:space="preserve"> Ammutinamento e insubordinazione della piramide IT: un surreale e paralizzante conflitto filosofico che spaccava l'ecosistema. Mentre il nodo apicale sovrano (Device Controller) intimava convinto ai monitor che il bancale fosse saldamente ancorato in seno alla pancia del mastodonte (Gru), l'anima plebea e strisciante del PLC di basso livello del nastro lo sfotteva affermando allegramente come transitato e sdoganato alla valle in deflusso, impedendo di estirpare l'uno a favore dell'altro.</w:t>
       </w:r>
     </w:p>
     <w:p>
       <w:pPr>
         <w:numPr>
           <w:ilvl w:val="1"/>
-          <w:numId w:val="42"/>
+          <w:numId w:val="43"/>
         </w:numPr>
         <w:pBdr>
           <w:top w:space="0" w:sz="0" w:val="nil"/>
@@ -9275,14 +9426,14 @@
           <w:rFonts w:ascii="Google Sans" w:cs="Google Sans" w:eastAsia="Google Sans" w:hAnsi="Google Sans"/>
           <w:rtl w:val="0"/>
         </w:rPr>
-        <w:t xml:space="preserve"> Errore interno invisibile alle ottiche di telemetria macchina ma pesantissimo di networking denominato "Carrier lost", un micro-sgancio dell'onda nel server centrale Rocla/Hive; una minuscola sbavatura, ovvero la frammentazione fugace a sprazzi dei bit scambiati via radio che ha di fatto orfanato in un gorgo infinito la sub-query del task, privando al contempo e di brutto la Vettura della sua memoria di lavoro a breve.</w:t>
+        <w:t xml:space="preserve"> Spettro maligno dettato dalle pure leggi latenti (Packet Delay della viabilità nel networking fisico di fabbrica) che ha inesorabilmente maciullato, insabbiato e non spinto fino in sommità ai recapiti e recettori sovrani del Device Controller la sacrosanta e fondamentale dichiarazione di fine evento (il pacchetto finale del TCP/IP incartato a "Task Finished").</w:t>
       </w:r>
     </w:p>
     <w:p>
       <w:pPr>
         <w:numPr>
           <w:ilvl w:val="1"/>
-          <w:numId w:val="42"/>
+          <w:numId w:val="43"/>
         </w:numPr>
         <w:pBdr>
           <w:top w:space="0" w:sz="0" w:val="nil"/>
@@ -9309,7 +9460,7 @@
           <w:rFonts w:ascii="Google Sans" w:cs="Google Sans" w:eastAsia="Google Sans" w:hAnsi="Google Sans"/>
           <w:rtl w:val="0"/>
         </w:rPr>
-        <w:t xml:space="preserve"> Bypassaggio radicale ad alto livello; tralasciando di accanirsi col martello o i reset sulle scocche dell'innocente autovettura, la correzione avvenne da WAMAS con forzamento violento nel reinvio ripetuto di telegrammi operativi (MFS layer) sovrastando con il massivo ripescaggio (Re-send) l'esitazione d'antenna.</w:t>
+        <w:t xml:space="preserve"> Superato il muro massimo dell'estenuante attesa, i sistemisti dovettero farsi strada coi comandi profondi di spurgo. Un segnale imposto per reset logico coatto di status che, cancellando e negando le attivazioni incantate residue sui fotodiodi allocati per le forche forzava in ginocchio la gru disorientata obbligandola al rifacimento ricalcolato di puro e totale "nuovo inventario esplorativo operativo a zero".</w:t>
       </w:r>
       <w:r>
         <w:rPr>
@@ -9348,181 +9499,6 @@
           <w:rFonts w:ascii="Google Sans" w:cs="Google Sans" w:eastAsia="Google Sans" w:hAnsi="Google Sans"/>
           <w:rtl w:val="0"/>
         </w:rPr>
-        <w:t xml:space="preserve"> 03/12/21</w:t>
-      </w:r>
-    </w:p>
-    <w:p>
-      <w:pPr>
-        <w:numPr>
-          <w:ilvl w:val="1"/>
-          <w:numId w:val="43"/>
-        </w:numPr>
-        <w:pBdr>
-          <w:top w:space="0" w:sz="0" w:val="nil"/>
-          <w:left w:space="0" w:sz="0" w:val="nil"/>
-          <w:bottom w:space="0" w:sz="0" w:val="nil"/>
-          <w:right w:space="0" w:sz="0" w:val="nil"/>
-          <w:between w:space="0" w:sz="0" w:val="nil"/>
-        </w:pBdr>
-        <w:shd w:fill="auto" w:val="clear"/>
-        <w:spacing w:line="275.9999942779541" w:lineRule="auto"/>
-        <w:ind w:left="1200" w:hanging="360"/>
-      </w:pPr>
-      <w:r>
-        <w:rPr>
-          <w:rFonts w:ascii="Google Sans" w:cs="Google Sans" w:eastAsia="Google Sans" w:hAnsi="Google Sans"/>
-          <w:b w:val="1"/>
-          <w:bCs w:val="1"/>
-          <w:rtl w:val="0"/>
-        </w:rPr>
-        <w:t xml:space="preserve">Sottosistema:</w:t>
-      </w:r>
-      <w:r>
-        <w:rPr>
-          <w:rFonts w:ascii="Google Sans" w:cs="Google Sans" w:eastAsia="Google Sans" w:hAnsi="Google Sans"/>
-          <w:rtl w:val="0"/>
-        </w:rPr>
-        <w:t xml:space="preserve"> Transelevatore 8 (Device Controller Vs PLC) / Latenze Packet Delay</w:t>
-      </w:r>
-    </w:p>
-    <w:p>
-      <w:pPr>
-        <w:numPr>
-          <w:ilvl w:val="1"/>
-          <w:numId w:val="43"/>
-        </w:numPr>
-        <w:pBdr>
-          <w:top w:space="0" w:sz="0" w:val="nil"/>
-          <w:left w:space="0" w:sz="0" w:val="nil"/>
-          <w:bottom w:space="0" w:sz="0" w:val="nil"/>
-          <w:right w:space="0" w:sz="0" w:val="nil"/>
-          <w:between w:space="0" w:sz="0" w:val="nil"/>
-        </w:pBdr>
-        <w:shd w:fill="auto" w:val="clear"/>
-        <w:spacing w:line="275.9999942779541" w:lineRule="auto"/>
-        <w:ind w:left="1200" w:hanging="360"/>
-      </w:pPr>
-      <w:r>
-        <w:rPr>
-          <w:rFonts w:ascii="Google Sans" w:cs="Google Sans" w:eastAsia="Google Sans" w:hAnsi="Google Sans"/>
-          <w:b w:val="1"/>
-          <w:bCs w:val="1"/>
-          <w:rtl w:val="0"/>
-        </w:rPr>
-        <w:t xml:space="preserve">Descrizione del Problema:</w:t>
-      </w:r>
-      <w:r>
-        <w:rPr>
-          <w:rFonts w:ascii="Google Sans" w:cs="Google Sans" w:eastAsia="Google Sans" w:hAnsi="Google Sans"/>
-          <w:rtl w:val="0"/>
-        </w:rPr>
-        <w:t xml:space="preserve"> Ammutinamento e insubordinazione della piramide IT: un surreale e paralizzante conflitto filosofico che spaccava l'ecosistema. Mentre il nodo apicale sovrano (Device Controller) intimava convinto ai monitor che il bancale fosse saldamente ancorato in seno alla pancia del mastodonte (Gru), l'anima plebea e strisciante del PLC di basso livello del nastro lo sfotteva affermando allegramente come transitato e sdoganato alla valle in deflusso, impedendo di estirpare l'uno a favore dell'altro.</w:t>
-      </w:r>
-    </w:p>
-    <w:p>
-      <w:pPr>
-        <w:numPr>
-          <w:ilvl w:val="1"/>
-          <w:numId w:val="43"/>
-        </w:numPr>
-        <w:pBdr>
-          <w:top w:space="0" w:sz="0" w:val="nil"/>
-          <w:left w:space="0" w:sz="0" w:val="nil"/>
-          <w:bottom w:space="0" w:sz="0" w:val="nil"/>
-          <w:right w:space="0" w:sz="0" w:val="nil"/>
-          <w:between w:space="0" w:sz="0" w:val="nil"/>
-        </w:pBdr>
-        <w:shd w:fill="auto" w:val="clear"/>
-        <w:spacing w:line="275.9999942779541" w:lineRule="auto"/>
-        <w:ind w:left="1200" w:hanging="360"/>
-      </w:pPr>
-      <w:r>
-        <w:rPr>
-          <w:rFonts w:ascii="Google Sans" w:cs="Google Sans" w:eastAsia="Google Sans" w:hAnsi="Google Sans"/>
-          <w:b w:val="1"/>
-          <w:bCs w:val="1"/>
-          <w:rtl w:val="0"/>
-        </w:rPr>
-        <w:t xml:space="preserve">Causa Radice:</w:t>
-      </w:r>
-      <w:r>
-        <w:rPr>
-          <w:rFonts w:ascii="Google Sans" w:cs="Google Sans" w:eastAsia="Google Sans" w:hAnsi="Google Sans"/>
-          <w:rtl w:val="0"/>
-        </w:rPr>
-        <w:t xml:space="preserve"> Spettro maligno dettato dalle pure leggi latenti (Packet Delay della viabilità nel networking fisico di fabbrica) che ha inesorabilmente maciullato, insabbiato e non spinto fino in sommità ai recapiti e recettori sovrani del Device Controller la sacrosanta e fondamentale dichiarazione di fine evento (il pacchetto finale del TCP/IP incartato a "Task Finished").</w:t>
-      </w:r>
-    </w:p>
-    <w:p>
-      <w:pPr>
-        <w:numPr>
-          <w:ilvl w:val="1"/>
-          <w:numId w:val="43"/>
-        </w:numPr>
-        <w:pBdr>
-          <w:top w:space="0" w:sz="0" w:val="nil"/>
-          <w:left w:space="0" w:sz="0" w:val="nil"/>
-          <w:bottom w:space="0" w:sz="0" w:val="nil"/>
-          <w:right w:space="0" w:sz="0" w:val="nil"/>
-          <w:between w:space="0" w:sz="0" w:val="nil"/>
-        </w:pBdr>
-        <w:shd w:fill="auto" w:val="clear"/>
-        <w:spacing w:line="275.9999942779541" w:lineRule="auto"/>
-        <w:ind w:left="1200" w:hanging="360"/>
-      </w:pPr>
-      <w:r>
-        <w:rPr>
-          <w:rFonts w:ascii="Google Sans" w:cs="Google Sans" w:eastAsia="Google Sans" w:hAnsi="Google Sans"/>
-          <w:b w:val="1"/>
-          <w:bCs w:val="1"/>
-          <w:rtl w:val="0"/>
-        </w:rPr>
-        <w:t xml:space="preserve">Soluzione o Workaround:</w:t>
-      </w:r>
-      <w:r>
-        <w:rPr>
-          <w:rFonts w:ascii="Google Sans" w:cs="Google Sans" w:eastAsia="Google Sans" w:hAnsi="Google Sans"/>
-          <w:rtl w:val="0"/>
-        </w:rPr>
-        <w:t xml:space="preserve"> Superato il muro massimo dell'estenuante attesa, i sistemisti dovettero farsi strada coi comandi profondi di spurgo. Un segnale imposto per reset logico coatto di status che, cancellando e negando le attivazioni incantate residue sui fotodiodi allocati per le forche forzava in ginocchio la gru disorientata obbligandola al rifacimento ricalcolato di puro e totale "nuovo inventario esplorativo operativo a zero".</w:t>
-      </w:r>
-      <w:r>
-        <w:rPr>
-          <w:rtl w:val="0"/>
-        </w:rPr>
-      </w:r>
-    </w:p>
-    <w:p>
-      <w:pPr>
-        <w:numPr>
-          <w:ilvl w:val="0"/>
-          <w:numId w:val="1"/>
-        </w:numPr>
-        <w:pBdr>
-          <w:top w:space="0" w:sz="0" w:val="nil"/>
-          <w:left w:space="0" w:sz="0" w:val="nil"/>
-          <w:bottom w:space="0" w:sz="0" w:val="nil"/>
-          <w:right w:space="0" w:sz="0" w:val="nil"/>
-          <w:between w:space="0" w:sz="0" w:val="nil"/>
-        </w:pBdr>
-        <w:shd w:fill="auto" w:val="clear"/>
-        <w:spacing w:line="275.9999942779541" w:lineRule="auto"/>
-        <w:ind w:left="600" w:hanging="360"/>
-      </w:pPr>
-      <w:r>
-        <w:rPr>
-          <w:rFonts w:ascii="Google Sans" w:cs="Google Sans" w:eastAsia="Google Sans" w:hAnsi="Google Sans"/>
-          <w:b w:val="1"/>
-          <w:bCs w:val="1"/>
-          <w:rtl w:val="0"/>
-        </w:rPr>
-        <w:t xml:space="preserve">Data:</w:t>
-      </w:r>
-      <w:r>
-        <w:rPr>
-          <w:rFonts w:ascii="Google Sans" w:cs="Google Sans" w:eastAsia="Google Sans" w:hAnsi="Google Sans"/>
-          <w:rtl w:val="0"/>
-        </w:rPr>
         <w:t xml:space="preserve"> 15/12/21</w:t>
       </w:r>
     </w:p>
@@ -9665,55 +9641,6 @@
         <w:rPr>
           <w:rtl w:val="0"/>
         </w:rPr>
-      </w:r>
-    </w:p>
-    <w:p>
-      <w:pPr>
-        <w:pStyle w:val="Heading4"/>
-        <w:pBdr>
-          <w:top w:space="0" w:sz="0" w:val="nil"/>
-          <w:left w:space="0" w:sz="0" w:val="nil"/>
-          <w:bottom w:space="0" w:sz="0" w:val="nil"/>
-          <w:right w:space="0" w:sz="0" w:val="nil"/>
-          <w:between w:space="0" w:sz="0" w:val="nil"/>
-        </w:pBdr>
-        <w:shd w:fill="auto" w:val="clear"/>
-        <w:rPr>
-          <w:rFonts w:ascii="Google Sans" w:cs="Google Sans" w:eastAsia="Google Sans" w:hAnsi="Google Sans"/>
-        </w:rPr>
-      </w:pPr>
-      <w:r>
-        <w:rPr>
-          <w:rFonts w:ascii="Google Sans" w:cs="Google Sans" w:eastAsia="Google Sans" w:hAnsi="Google Sans"/>
-          <w:rtl w:val="0"/>
-        </w:rPr>
-        <w:t xml:space="preserve">Bibliografia</w:t>
-      </w:r>
-    </w:p>
-    <w:p>
-      <w:pPr>
-        <w:numPr>
-          <w:ilvl w:val="0"/>
-          <w:numId w:val="45"/>
-        </w:numPr>
-        <w:pBdr>
-          <w:top w:space="0" w:sz="0" w:val="nil"/>
-          <w:left w:space="0" w:sz="0" w:val="nil"/>
-          <w:bottom w:space="0" w:sz="0" w:val="nil"/>
-          <w:right w:space="0" w:sz="0" w:val="nil"/>
-          <w:between w:space="0" w:sz="0" w:val="nil"/>
-        </w:pBdr>
-        <w:shd w:fill="auto" w:val="clear"/>
-        <w:ind w:left="600" w:hanging="360"/>
-      </w:pPr>
-      <w:r>
-        <w:rPr>
-          <w:rFonts w:ascii="Google Sans" w:cs="Google Sans" w:eastAsia="Google Sans" w:hAnsi="Google Sans"/>
-          <w:sz w:val="24"/>
-          <w:szCs w:val="24"/>
-          <w:rtl w:val="0"/>
-        </w:rPr>
-        <w:t xml:space="preserve">2021.txt</w:t>
       </w:r>
     </w:p>
     <w:sectPr>
@@ -19322,8 +19249,8 @@
   <w:abstractNum w:abstractNumId="45">
     <w:lvl w:ilvl="0">
       <w:start w:val="1"/>
-      <w:numFmt w:val="decimal"/>
-      <w:lvlText w:val="%1."/>
+      <w:numFmt w:val="bullet"/>
+      <w:lvlText w:val="●"/>
       <w:lvlJc w:val="left"/>
       <w:pPr>
         <w:ind w:left="600" w:hanging="360"/>
@@ -19350,7 +19277,7 @@
       <w:lvlText w:val="○"/>
       <w:lvlJc w:val="left"/>
       <w:pPr>
-        <w:ind w:left="1440" w:hanging="360"/>
+        <w:ind w:left="1200" w:hanging="360"/>
       </w:pPr>
       <w:rPr>
         <w:rFonts w:ascii="Arial" w:cs="Arial" w:eastAsia="Arial" w:hAnsi="Arial"/>
@@ -21718,224 +21645,6 @@
     </w:lvl>
   </w:abstractNum>
   <w:abstractNum w:abstractNumId="56">
-    <w:lvl w:ilvl="0">
-      <w:start w:val="1"/>
-      <w:numFmt w:val="bullet"/>
-      <w:lvlText w:val="●"/>
-      <w:lvlJc w:val="left"/>
-      <w:pPr>
-        <w:ind w:left="600" w:hanging="360"/>
-      </w:pPr>
-      <w:rPr>
-        <w:rFonts w:ascii="Arial" w:cs="Arial" w:eastAsia="Arial" w:hAnsi="Arial"/>
-        <w:b w:val="0"/>
-        <w:bCs w:val="0"/>
-        <w:i w:val="0"/>
-        <w:iCs w:val="0"/>
-        <w:smallCaps w:val="0"/>
-        <w:strike w:val="0"/>
-        <w:color w:val="000000"/>
-        <w:sz w:val="22"/>
-        <w:szCs w:val="22"/>
-        <w:u w:val="none"/>
-        <w:shd w:fill="auto" w:val="clear"/>
-        <w:vertAlign w:val="baseline"/>
-      </w:rPr>
-    </w:lvl>
-    <w:lvl w:ilvl="1">
-      <w:start w:val="1"/>
-      <w:numFmt w:val="bullet"/>
-      <w:lvlText w:val="○"/>
-      <w:lvlJc w:val="left"/>
-      <w:pPr>
-        <w:ind w:left="1200" w:hanging="360"/>
-      </w:pPr>
-      <w:rPr>
-        <w:rFonts w:ascii="Arial" w:cs="Arial" w:eastAsia="Arial" w:hAnsi="Arial"/>
-        <w:b w:val="0"/>
-        <w:bCs w:val="0"/>
-        <w:i w:val="0"/>
-        <w:iCs w:val="0"/>
-        <w:smallCaps w:val="0"/>
-        <w:strike w:val="0"/>
-        <w:color w:val="000000"/>
-        <w:sz w:val="22"/>
-        <w:szCs w:val="22"/>
-        <w:u w:val="none"/>
-        <w:shd w:fill="auto" w:val="clear"/>
-        <w:vertAlign w:val="baseline"/>
-      </w:rPr>
-    </w:lvl>
-    <w:lvl w:ilvl="2">
-      <w:start w:val="1"/>
-      <w:numFmt w:val="bullet"/>
-      <w:lvlText w:val="■"/>
-      <w:lvlJc w:val="left"/>
-      <w:pPr>
-        <w:ind w:left="2160" w:hanging="360"/>
-      </w:pPr>
-      <w:rPr>
-        <w:rFonts w:ascii="Arial" w:cs="Arial" w:eastAsia="Arial" w:hAnsi="Arial"/>
-        <w:b w:val="0"/>
-        <w:bCs w:val="0"/>
-        <w:i w:val="0"/>
-        <w:iCs w:val="0"/>
-        <w:smallCaps w:val="0"/>
-        <w:strike w:val="0"/>
-        <w:color w:val="000000"/>
-        <w:sz w:val="22"/>
-        <w:szCs w:val="22"/>
-        <w:u w:val="none"/>
-        <w:shd w:fill="auto" w:val="clear"/>
-        <w:vertAlign w:val="baseline"/>
-      </w:rPr>
-    </w:lvl>
-    <w:lvl w:ilvl="3">
-      <w:start w:val="1"/>
-      <w:numFmt w:val="bullet"/>
-      <w:lvlText w:val="■"/>
-      <w:lvlJc w:val="left"/>
-      <w:pPr>
-        <w:ind w:left="2880" w:hanging="360"/>
-      </w:pPr>
-      <w:rPr>
-        <w:rFonts w:ascii="Arial" w:cs="Arial" w:eastAsia="Arial" w:hAnsi="Arial"/>
-        <w:b w:val="0"/>
-        <w:bCs w:val="0"/>
-        <w:i w:val="0"/>
-        <w:iCs w:val="0"/>
-        <w:smallCaps w:val="0"/>
-        <w:strike w:val="0"/>
-        <w:color w:val="000000"/>
-        <w:sz w:val="22"/>
-        <w:szCs w:val="22"/>
-        <w:u w:val="none"/>
-        <w:shd w:fill="auto" w:val="clear"/>
-        <w:vertAlign w:val="baseline"/>
-      </w:rPr>
-    </w:lvl>
-    <w:lvl w:ilvl="4">
-      <w:start w:val="1"/>
-      <w:numFmt w:val="bullet"/>
-      <w:lvlText w:val="■"/>
-      <w:lvlJc w:val="left"/>
-      <w:pPr>
-        <w:ind w:left="3600" w:hanging="360"/>
-      </w:pPr>
-      <w:rPr>
-        <w:rFonts w:ascii="Arial" w:cs="Arial" w:eastAsia="Arial" w:hAnsi="Arial"/>
-        <w:b w:val="0"/>
-        <w:bCs w:val="0"/>
-        <w:i w:val="0"/>
-        <w:iCs w:val="0"/>
-        <w:smallCaps w:val="0"/>
-        <w:strike w:val="0"/>
-        <w:color w:val="000000"/>
-        <w:sz w:val="22"/>
-        <w:szCs w:val="22"/>
-        <w:u w:val="none"/>
-        <w:shd w:fill="auto" w:val="clear"/>
-        <w:vertAlign w:val="baseline"/>
-      </w:rPr>
-    </w:lvl>
-    <w:lvl w:ilvl="5">
-      <w:start w:val="1"/>
-      <w:numFmt w:val="bullet"/>
-      <w:lvlText w:val="■"/>
-      <w:lvlJc w:val="left"/>
-      <w:pPr>
-        <w:ind w:left="4320" w:hanging="360"/>
-      </w:pPr>
-      <w:rPr>
-        <w:rFonts w:ascii="Arial" w:cs="Arial" w:eastAsia="Arial" w:hAnsi="Arial"/>
-        <w:b w:val="0"/>
-        <w:bCs w:val="0"/>
-        <w:i w:val="0"/>
-        <w:iCs w:val="0"/>
-        <w:smallCaps w:val="0"/>
-        <w:strike w:val="0"/>
-        <w:color w:val="000000"/>
-        <w:sz w:val="22"/>
-        <w:szCs w:val="22"/>
-        <w:u w:val="none"/>
-        <w:shd w:fill="auto" w:val="clear"/>
-        <w:vertAlign w:val="baseline"/>
-      </w:rPr>
-    </w:lvl>
-    <w:lvl w:ilvl="6">
-      <w:start w:val="1"/>
-      <w:numFmt w:val="bullet"/>
-      <w:lvlText w:val="■"/>
-      <w:lvlJc w:val="left"/>
-      <w:pPr>
-        <w:ind w:left="5040" w:hanging="360"/>
-      </w:pPr>
-      <w:rPr>
-        <w:rFonts w:ascii="Arial" w:cs="Arial" w:eastAsia="Arial" w:hAnsi="Arial"/>
-        <w:b w:val="0"/>
-        <w:bCs w:val="0"/>
-        <w:i w:val="0"/>
-        <w:iCs w:val="0"/>
-        <w:smallCaps w:val="0"/>
-        <w:strike w:val="0"/>
-        <w:color w:val="000000"/>
-        <w:sz w:val="22"/>
-        <w:szCs w:val="22"/>
-        <w:u w:val="none"/>
-        <w:shd w:fill="auto" w:val="clear"/>
-        <w:vertAlign w:val="baseline"/>
-      </w:rPr>
-    </w:lvl>
-    <w:lvl w:ilvl="7">
-      <w:start w:val="1"/>
-      <w:numFmt w:val="bullet"/>
-      <w:lvlText w:val="■"/>
-      <w:lvlJc w:val="left"/>
-      <w:pPr>
-        <w:ind w:left="5760" w:hanging="360"/>
-      </w:pPr>
-      <w:rPr>
-        <w:rFonts w:ascii="Arial" w:cs="Arial" w:eastAsia="Arial" w:hAnsi="Arial"/>
-        <w:b w:val="0"/>
-        <w:bCs w:val="0"/>
-        <w:i w:val="0"/>
-        <w:iCs w:val="0"/>
-        <w:smallCaps w:val="0"/>
-        <w:strike w:val="0"/>
-        <w:color w:val="000000"/>
-        <w:sz w:val="22"/>
-        <w:szCs w:val="22"/>
-        <w:u w:val="none"/>
-        <w:shd w:fill="auto" w:val="clear"/>
-        <w:vertAlign w:val="baseline"/>
-      </w:rPr>
-    </w:lvl>
-    <w:lvl w:ilvl="8">
-      <w:start w:val="1"/>
-      <w:numFmt w:val="bullet"/>
-      <w:lvlText w:val="■"/>
-      <w:lvlJc w:val="left"/>
-      <w:pPr>
-        <w:ind w:left="6480" w:hanging="360"/>
-      </w:pPr>
-      <w:rPr>
-        <w:rFonts w:ascii="Arial" w:cs="Arial" w:eastAsia="Arial" w:hAnsi="Arial"/>
-        <w:b w:val="0"/>
-        <w:bCs w:val="0"/>
-        <w:i w:val="0"/>
-        <w:iCs w:val="0"/>
-        <w:smallCaps w:val="0"/>
-        <w:strike w:val="0"/>
-        <w:color w:val="000000"/>
-        <w:sz w:val="22"/>
-        <w:szCs w:val="22"/>
-        <w:u w:val="none"/>
-        <w:shd w:fill="auto" w:val="clear"/>
-        <w:vertAlign w:val="baseline"/>
-      </w:rPr>
-    </w:lvl>
-  </w:abstractNum>
-  <w:abstractNum w:abstractNumId="57">
     <w:lvl w:ilvl="0">
       <w:start w:val="1"/>
       <w:numFmt w:val="bullet"/>
@@ -22320,9 +22029,6 @@
   </w:num>
   <w:num w:numId="56">
     <w:abstractNumId w:val="56"/>
-  </w:num>
-  <w:num w:numId="57">
-    <w:abstractNumId w:val="57"/>
   </w:num>
 </w:numbering>
 </file>
